--- a/Präsentation.docx
+++ b/Präsentation.docx
@@ -46,8 +46,9 @@
           <w:sz w:val="40"/>
           <w:szCs w:val="40"/>
         </w:rPr>
-        <w:t xml:space="preserve">Mental Map </w:t>
-      </w:r>
+        <w:t xml:space="preserve">Mental </w:t>
+      </w:r>
+      <w:proofErr w:type="spellStart"/>
       <w:r>
         <w:rPr>
           <w:rFonts w:ascii="Verdana" w:hAnsi="Verdana"/>
@@ -57,6 +58,29 @@
           <w:sz w:val="40"/>
           <w:szCs w:val="40"/>
         </w:rPr>
+        <w:t>Map</w:t>
+      </w:r>
+      <w:proofErr w:type="spellEnd"/>
+      <w:r>
+        <w:rPr>
+          <w:rFonts w:ascii="Verdana" w:hAnsi="Verdana"/>
+          <w:b/>
+          <w:bCs/>
+          <w:color w:val="153D63" w:themeColor="text2" w:themeTint="E6"/>
+          <w:sz w:val="40"/>
+          <w:szCs w:val="40"/>
+        </w:rPr>
+        <w:t xml:space="preserve"> </w:t>
+      </w:r>
+      <w:r>
+        <w:rPr>
+          <w:rFonts w:ascii="Verdana" w:hAnsi="Verdana"/>
+          <w:b/>
+          <w:bCs/>
+          <w:color w:val="153D63" w:themeColor="text2" w:themeTint="E6"/>
+          <w:sz w:val="40"/>
+          <w:szCs w:val="40"/>
+        </w:rPr>
         <w:t>VR</w:t>
       </w:r>
     </w:p>
@@ -79,11 +103,928 @@
         <w:rPr>
           <w:rFonts w:ascii="Verdana" w:hAnsi="Verdana"/>
           <w:color w:val="153D63" w:themeColor="text2" w:themeTint="E6"/>
-          <w:sz w:val="32"/>
-          <w:szCs w:val="32"/>
-        </w:rPr>
-      </w:pPr>
-      <w:r>
+          <w:sz w:val="36"/>
+          <w:szCs w:val="36"/>
+        </w:rPr>
+      </w:pPr>
+      <w:r>
+        <w:rPr>
+          <w:rFonts w:ascii="Verdana" w:hAnsi="Verdana"/>
+          <w:b/>
+          <w:bCs/>
+          <w:color w:val="153D63" w:themeColor="text2" w:themeTint="E6"/>
+          <w:sz w:val="36"/>
+          <w:szCs w:val="36"/>
+        </w:rPr>
+        <w:t>Gliederung</w:t>
+      </w:r>
+    </w:p>
+    <w:p>
+      <w:pPr>
+        <w:spacing w:line="360" w:lineRule="auto"/>
+        <w:jc w:val="both"/>
+        <w:rPr>
+          <w:rFonts w:ascii="Verdana" w:hAnsi="Verdana"/>
+          <w:color w:val="000000" w:themeColor="text1"/>
+          <w:sz w:val="22"/>
+          <w:szCs w:val="22"/>
+        </w:rPr>
+      </w:pPr>
+    </w:p>
+    <w:p>
+      <w:pPr>
+        <w:pStyle w:val="Listenabsatz"/>
+        <w:numPr>
+          <w:ilvl w:val="0"/>
+          <w:numId w:val="1"/>
+        </w:numPr>
+        <w:spacing w:line="360" w:lineRule="auto"/>
+        <w:jc w:val="both"/>
+        <w:rPr>
+          <w:rFonts w:ascii="Verdana" w:hAnsi="Verdana"/>
+          <w:color w:val="000000" w:themeColor="text1"/>
+          <w:sz w:val="22"/>
+          <w:szCs w:val="22"/>
+        </w:rPr>
+      </w:pPr>
+      <w:r>
+        <w:rPr>
+          <w:rFonts w:ascii="Verdana" w:hAnsi="Verdana"/>
+          <w:color w:val="000000" w:themeColor="text1"/>
+          <w:sz w:val="22"/>
+          <w:szCs w:val="22"/>
+        </w:rPr>
+        <w:t>Einleitung</w:t>
+      </w:r>
+    </w:p>
+    <w:p>
+      <w:pPr>
+        <w:pStyle w:val="Listenabsatz"/>
+        <w:numPr>
+          <w:ilvl w:val="1"/>
+          <w:numId w:val="1"/>
+        </w:numPr>
+        <w:spacing w:line="360" w:lineRule="auto"/>
+        <w:jc w:val="both"/>
+        <w:rPr>
+          <w:rFonts w:ascii="Verdana" w:hAnsi="Verdana"/>
+          <w:color w:val="000000" w:themeColor="text1"/>
+          <w:sz w:val="22"/>
+          <w:szCs w:val="22"/>
+        </w:rPr>
+      </w:pPr>
+      <w:r>
+        <w:rPr>
+          <w:rFonts w:ascii="Verdana" w:hAnsi="Verdana"/>
+          <w:color w:val="000000" w:themeColor="text1"/>
+          <w:sz w:val="22"/>
+          <w:szCs w:val="22"/>
+        </w:rPr>
+        <w:t>Projektvorstellung</w:t>
+      </w:r>
+    </w:p>
+    <w:p>
+      <w:pPr>
+        <w:pStyle w:val="Listenabsatz"/>
+        <w:numPr>
+          <w:ilvl w:val="1"/>
+          <w:numId w:val="1"/>
+        </w:numPr>
+        <w:spacing w:line="360" w:lineRule="auto"/>
+        <w:jc w:val="both"/>
+        <w:rPr>
+          <w:rFonts w:ascii="Verdana" w:hAnsi="Verdana"/>
+          <w:color w:val="000000" w:themeColor="text1"/>
+          <w:sz w:val="22"/>
+          <w:szCs w:val="22"/>
+        </w:rPr>
+      </w:pPr>
+      <w:r>
+        <w:rPr>
+          <w:rFonts w:ascii="Verdana" w:hAnsi="Verdana"/>
+          <w:color w:val="000000" w:themeColor="text1"/>
+          <w:sz w:val="22"/>
+          <w:szCs w:val="22"/>
+        </w:rPr>
+        <w:t>Ziel</w:t>
+      </w:r>
+    </w:p>
+    <w:p>
+      <w:pPr>
+        <w:pStyle w:val="Listenabsatz"/>
+        <w:numPr>
+          <w:ilvl w:val="1"/>
+          <w:numId w:val="1"/>
+        </w:numPr>
+        <w:spacing w:line="360" w:lineRule="auto"/>
+        <w:jc w:val="both"/>
+        <w:rPr>
+          <w:rFonts w:ascii="Verdana" w:hAnsi="Verdana"/>
+          <w:color w:val="000000" w:themeColor="text1"/>
+          <w:sz w:val="22"/>
+          <w:szCs w:val="22"/>
+        </w:rPr>
+      </w:pPr>
+      <w:r>
+        <w:rPr>
+          <w:rFonts w:ascii="Verdana" w:hAnsi="Verdana"/>
+          <w:color w:val="000000" w:themeColor="text1"/>
+          <w:sz w:val="22"/>
+          <w:szCs w:val="22"/>
+        </w:rPr>
+        <w:t>Team</w:t>
+      </w:r>
+    </w:p>
+    <w:p>
+      <w:pPr>
+        <w:pStyle w:val="Listenabsatz"/>
+        <w:numPr>
+          <w:ilvl w:val="0"/>
+          <w:numId w:val="1"/>
+        </w:numPr>
+        <w:spacing w:line="360" w:lineRule="auto"/>
+        <w:jc w:val="both"/>
+        <w:rPr>
+          <w:rFonts w:ascii="Verdana" w:hAnsi="Verdana"/>
+          <w:color w:val="000000" w:themeColor="text1"/>
+          <w:sz w:val="22"/>
+          <w:szCs w:val="22"/>
+        </w:rPr>
+      </w:pPr>
+      <w:r>
+        <w:rPr>
+          <w:rFonts w:ascii="Verdana" w:hAnsi="Verdana"/>
+          <w:color w:val="000000" w:themeColor="text1"/>
+          <w:sz w:val="22"/>
+          <w:szCs w:val="22"/>
+        </w:rPr>
+        <w:t>Core-Game-Loop</w:t>
+      </w:r>
+    </w:p>
+    <w:p>
+      <w:pPr>
+        <w:pStyle w:val="Listenabsatz"/>
+        <w:numPr>
+          <w:ilvl w:val="0"/>
+          <w:numId w:val="1"/>
+        </w:numPr>
+        <w:spacing w:line="360" w:lineRule="auto"/>
+        <w:jc w:val="both"/>
+        <w:rPr>
+          <w:rFonts w:ascii="Verdana" w:hAnsi="Verdana"/>
+          <w:color w:val="000000" w:themeColor="text1"/>
+          <w:sz w:val="22"/>
+          <w:szCs w:val="22"/>
+        </w:rPr>
+      </w:pPr>
+      <w:r>
+        <w:rPr>
+          <w:rFonts w:ascii="Verdana" w:hAnsi="Verdana"/>
+          <w:color w:val="000000" w:themeColor="text1"/>
+          <w:sz w:val="22"/>
+          <w:szCs w:val="22"/>
+        </w:rPr>
+        <w:t>Projektarbeit</w:t>
+      </w:r>
+    </w:p>
+    <w:p>
+      <w:pPr>
+        <w:pStyle w:val="Listenabsatz"/>
+        <w:numPr>
+          <w:ilvl w:val="1"/>
+          <w:numId w:val="1"/>
+        </w:numPr>
+        <w:spacing w:line="360" w:lineRule="auto"/>
+        <w:jc w:val="both"/>
+        <w:rPr>
+          <w:rFonts w:ascii="Verdana" w:hAnsi="Verdana"/>
+          <w:color w:val="000000" w:themeColor="text1"/>
+          <w:sz w:val="22"/>
+          <w:szCs w:val="22"/>
+        </w:rPr>
+      </w:pPr>
+      <w:r>
+        <w:rPr>
+          <w:rFonts w:ascii="Verdana" w:hAnsi="Verdana"/>
+          <w:color w:val="000000" w:themeColor="text1"/>
+          <w:sz w:val="22"/>
+          <w:szCs w:val="22"/>
+        </w:rPr>
+        <w:t>Benutzeroberfläche</w:t>
+      </w:r>
+    </w:p>
+    <w:p>
+      <w:pPr>
+        <w:pStyle w:val="Listenabsatz"/>
+        <w:numPr>
+          <w:ilvl w:val="1"/>
+          <w:numId w:val="1"/>
+        </w:numPr>
+        <w:spacing w:line="360" w:lineRule="auto"/>
+        <w:jc w:val="both"/>
+        <w:rPr>
+          <w:rFonts w:ascii="Verdana" w:hAnsi="Verdana"/>
+          <w:color w:val="000000" w:themeColor="text1"/>
+          <w:sz w:val="22"/>
+          <w:szCs w:val="22"/>
+        </w:rPr>
+      </w:pPr>
+      <w:r>
+        <w:rPr>
+          <w:rFonts w:ascii="Verdana" w:hAnsi="Verdana"/>
+          <w:color w:val="000000" w:themeColor="text1"/>
+          <w:sz w:val="22"/>
+          <w:szCs w:val="22"/>
+        </w:rPr>
+        <w:t>Bewegungsmechanik</w:t>
+      </w:r>
+      <w:r>
+        <w:rPr>
+          <w:rFonts w:ascii="Verdana" w:hAnsi="Verdana"/>
+          <w:color w:val="000000" w:themeColor="text1"/>
+          <w:sz w:val="22"/>
+          <w:szCs w:val="22"/>
+        </w:rPr>
+        <w:t xml:space="preserve"> + Navigation</w:t>
+      </w:r>
+    </w:p>
+    <w:p>
+      <w:pPr>
+        <w:pStyle w:val="Listenabsatz"/>
+        <w:numPr>
+          <w:ilvl w:val="1"/>
+          <w:numId w:val="1"/>
+        </w:numPr>
+        <w:spacing w:line="360" w:lineRule="auto"/>
+        <w:jc w:val="both"/>
+        <w:rPr>
+          <w:rFonts w:ascii="Verdana" w:hAnsi="Verdana"/>
+          <w:color w:val="000000" w:themeColor="text1"/>
+          <w:sz w:val="22"/>
+          <w:szCs w:val="22"/>
+        </w:rPr>
+      </w:pPr>
+      <w:r>
+        <w:rPr>
+          <w:rFonts w:ascii="Verdana" w:hAnsi="Verdana"/>
+          <w:color w:val="000000" w:themeColor="text1"/>
+          <w:sz w:val="22"/>
+          <w:szCs w:val="22"/>
+        </w:rPr>
+        <w:t xml:space="preserve">Texturierung und </w:t>
+      </w:r>
+      <w:proofErr w:type="spellStart"/>
+      <w:r>
+        <w:rPr>
+          <w:rFonts w:ascii="Verdana" w:hAnsi="Verdana"/>
+          <w:color w:val="000000" w:themeColor="text1"/>
+          <w:sz w:val="22"/>
+          <w:szCs w:val="22"/>
+        </w:rPr>
+        <w:t>Gaussian</w:t>
+      </w:r>
+      <w:proofErr w:type="spellEnd"/>
+      <w:r>
+        <w:rPr>
+          <w:rFonts w:ascii="Verdana" w:hAnsi="Verdana"/>
+          <w:color w:val="000000" w:themeColor="text1"/>
+          <w:sz w:val="22"/>
+          <w:szCs w:val="22"/>
+        </w:rPr>
+        <w:t xml:space="preserve"> </w:t>
+      </w:r>
+      <w:proofErr w:type="spellStart"/>
+      <w:r>
+        <w:rPr>
+          <w:rFonts w:ascii="Verdana" w:hAnsi="Verdana"/>
+          <w:color w:val="000000" w:themeColor="text1"/>
+          <w:sz w:val="22"/>
+          <w:szCs w:val="22"/>
+        </w:rPr>
+        <w:t>Splatting</w:t>
+      </w:r>
+      <w:proofErr w:type="spellEnd"/>
+    </w:p>
+    <w:p>
+      <w:pPr>
+        <w:pStyle w:val="Listenabsatz"/>
+        <w:numPr>
+          <w:ilvl w:val="2"/>
+          <w:numId w:val="1"/>
+        </w:numPr>
+        <w:spacing w:line="360" w:lineRule="auto"/>
+        <w:jc w:val="both"/>
+        <w:rPr>
+          <w:rFonts w:ascii="Verdana" w:hAnsi="Verdana"/>
+          <w:color w:val="000000" w:themeColor="text1"/>
+          <w:sz w:val="22"/>
+          <w:szCs w:val="22"/>
+        </w:rPr>
+      </w:pPr>
+      <w:r>
+        <w:rPr>
+          <w:rFonts w:ascii="Verdana" w:hAnsi="Verdana"/>
+          <w:color w:val="000000" w:themeColor="text1"/>
+          <w:sz w:val="22"/>
+          <w:szCs w:val="22"/>
+        </w:rPr>
+        <w:t>Vorgehen</w:t>
+      </w:r>
+    </w:p>
+    <w:p>
+      <w:pPr>
+        <w:pStyle w:val="Listenabsatz"/>
+        <w:numPr>
+          <w:ilvl w:val="2"/>
+          <w:numId w:val="1"/>
+        </w:numPr>
+        <w:spacing w:line="360" w:lineRule="auto"/>
+        <w:jc w:val="both"/>
+        <w:rPr>
+          <w:rFonts w:ascii="Verdana" w:hAnsi="Verdana"/>
+          <w:color w:val="000000" w:themeColor="text1"/>
+          <w:sz w:val="22"/>
+          <w:szCs w:val="22"/>
+        </w:rPr>
+      </w:pPr>
+      <w:r>
+        <w:rPr>
+          <w:rFonts w:ascii="Verdana" w:hAnsi="Verdana"/>
+          <w:color w:val="000000" w:themeColor="text1"/>
+          <w:sz w:val="22"/>
+          <w:szCs w:val="22"/>
+        </w:rPr>
+        <w:t>Umsetzung</w:t>
+      </w:r>
+    </w:p>
+    <w:p>
+      <w:pPr>
+        <w:pStyle w:val="Listenabsatz"/>
+        <w:numPr>
+          <w:ilvl w:val="2"/>
+          <w:numId w:val="1"/>
+        </w:numPr>
+        <w:spacing w:line="360" w:lineRule="auto"/>
+        <w:jc w:val="both"/>
+        <w:rPr>
+          <w:rFonts w:ascii="Verdana" w:hAnsi="Verdana"/>
+          <w:color w:val="000000" w:themeColor="text1"/>
+          <w:sz w:val="22"/>
+          <w:szCs w:val="22"/>
+        </w:rPr>
+      </w:pPr>
+      <w:r>
+        <w:rPr>
+          <w:rFonts w:ascii="Verdana" w:hAnsi="Verdana"/>
+          <w:color w:val="000000" w:themeColor="text1"/>
+          <w:sz w:val="22"/>
+          <w:szCs w:val="22"/>
+        </w:rPr>
+        <w:t>Resultate</w:t>
+      </w:r>
+    </w:p>
+    <w:p>
+      <w:pPr>
+        <w:pStyle w:val="Listenabsatz"/>
+        <w:numPr>
+          <w:ilvl w:val="1"/>
+          <w:numId w:val="1"/>
+        </w:numPr>
+        <w:spacing w:line="360" w:lineRule="auto"/>
+        <w:jc w:val="both"/>
+        <w:rPr>
+          <w:rFonts w:ascii="Verdana" w:hAnsi="Verdana"/>
+          <w:color w:val="000000" w:themeColor="text1"/>
+          <w:sz w:val="22"/>
+          <w:szCs w:val="22"/>
+        </w:rPr>
+      </w:pPr>
+      <w:r>
+        <w:rPr>
+          <w:rFonts w:ascii="Verdana" w:hAnsi="Verdana"/>
+          <w:color w:val="000000" w:themeColor="text1"/>
+          <w:sz w:val="22"/>
+          <w:szCs w:val="22"/>
+        </w:rPr>
+        <w:t>Interaktionen</w:t>
+      </w:r>
+      <w:r>
+        <w:rPr>
+          <w:rFonts w:ascii="Verdana" w:hAnsi="Verdana"/>
+          <w:color w:val="000000" w:themeColor="text1"/>
+          <w:sz w:val="22"/>
+          <w:szCs w:val="22"/>
+        </w:rPr>
+        <w:t xml:space="preserve"> + Demonstration (gerendertes Video oder </w:t>
+      </w:r>
+      <w:r>
+        <w:rPr>
+          <w:rFonts w:ascii="Verdana" w:hAnsi="Verdana"/>
+          <w:color w:val="000000" w:themeColor="text1"/>
+          <w:sz w:val="22"/>
+          <w:szCs w:val="22"/>
+        </w:rPr>
+        <w:t>Live-Demo</w:t>
+      </w:r>
+      <w:r>
+        <w:rPr>
+          <w:rFonts w:ascii="Verdana" w:hAnsi="Verdana"/>
+          <w:color w:val="000000" w:themeColor="text1"/>
+          <w:sz w:val="22"/>
+          <w:szCs w:val="22"/>
+        </w:rPr>
+        <w:t>)</w:t>
+      </w:r>
+    </w:p>
+    <w:p>
+      <w:pPr>
+        <w:pStyle w:val="Listenabsatz"/>
+        <w:numPr>
+          <w:ilvl w:val="2"/>
+          <w:numId w:val="1"/>
+        </w:numPr>
+        <w:spacing w:line="360" w:lineRule="auto"/>
+        <w:jc w:val="both"/>
+        <w:rPr>
+          <w:rFonts w:ascii="Verdana" w:hAnsi="Verdana"/>
+          <w:color w:val="000000" w:themeColor="text1"/>
+          <w:sz w:val="22"/>
+          <w:szCs w:val="22"/>
+        </w:rPr>
+      </w:pPr>
+      <w:proofErr w:type="spellStart"/>
+      <w:r>
+        <w:rPr>
+          <w:rFonts w:ascii="Verdana" w:hAnsi="Verdana"/>
+          <w:color w:val="000000" w:themeColor="text1"/>
+          <w:sz w:val="22"/>
+          <w:szCs w:val="22"/>
+        </w:rPr>
+        <w:t>Titlescreen</w:t>
+      </w:r>
+      <w:proofErr w:type="spellEnd"/>
+    </w:p>
+    <w:p>
+      <w:pPr>
+        <w:pStyle w:val="Listenabsatz"/>
+        <w:numPr>
+          <w:ilvl w:val="2"/>
+          <w:numId w:val="1"/>
+        </w:numPr>
+        <w:spacing w:line="360" w:lineRule="auto"/>
+        <w:jc w:val="both"/>
+        <w:rPr>
+          <w:rFonts w:ascii="Verdana" w:hAnsi="Verdana"/>
+          <w:color w:val="000000" w:themeColor="text1"/>
+          <w:sz w:val="22"/>
+          <w:szCs w:val="22"/>
+        </w:rPr>
+      </w:pPr>
+      <w:r>
+        <w:rPr>
+          <w:rFonts w:ascii="Verdana" w:hAnsi="Verdana"/>
+          <w:color w:val="000000" w:themeColor="text1"/>
+          <w:sz w:val="22"/>
+          <w:szCs w:val="22"/>
+        </w:rPr>
+        <w:t>Menü</w:t>
+      </w:r>
+      <w:r>
+        <w:rPr>
+          <w:rFonts w:ascii="Verdana" w:hAnsi="Verdana"/>
+          <w:color w:val="000000" w:themeColor="text1"/>
+          <w:sz w:val="22"/>
+          <w:szCs w:val="22"/>
+        </w:rPr>
+        <w:t xml:space="preserve"> (inkl. Optionen)</w:t>
+      </w:r>
+    </w:p>
+    <w:p>
+      <w:pPr>
+        <w:pStyle w:val="Listenabsatz"/>
+        <w:numPr>
+          <w:ilvl w:val="2"/>
+          <w:numId w:val="1"/>
+        </w:numPr>
+        <w:spacing w:line="360" w:lineRule="auto"/>
+        <w:jc w:val="both"/>
+        <w:rPr>
+          <w:rFonts w:ascii="Verdana" w:hAnsi="Verdana"/>
+          <w:color w:val="000000" w:themeColor="text1"/>
+          <w:sz w:val="22"/>
+          <w:szCs w:val="22"/>
+        </w:rPr>
+      </w:pPr>
+      <w:r>
+        <w:rPr>
+          <w:rFonts w:ascii="Verdana" w:hAnsi="Verdana"/>
+          <w:color w:val="000000" w:themeColor="text1"/>
+          <w:sz w:val="22"/>
+          <w:szCs w:val="22"/>
+        </w:rPr>
+        <w:t>Hinsetzen-Mechanik</w:t>
+      </w:r>
+    </w:p>
+    <w:p>
+      <w:pPr>
+        <w:pStyle w:val="Listenabsatz"/>
+        <w:numPr>
+          <w:ilvl w:val="2"/>
+          <w:numId w:val="1"/>
+        </w:numPr>
+        <w:spacing w:line="360" w:lineRule="auto"/>
+        <w:jc w:val="both"/>
+        <w:rPr>
+          <w:rFonts w:ascii="Verdana" w:hAnsi="Verdana"/>
+          <w:color w:val="000000" w:themeColor="text1"/>
+          <w:sz w:val="22"/>
+          <w:szCs w:val="22"/>
+        </w:rPr>
+      </w:pPr>
+      <w:r>
+        <w:rPr>
+          <w:rFonts w:ascii="Verdana" w:hAnsi="Verdana"/>
+          <w:color w:val="000000" w:themeColor="text1"/>
+          <w:sz w:val="22"/>
+          <w:szCs w:val="22"/>
+        </w:rPr>
+        <w:t>Monitor</w:t>
+      </w:r>
+    </w:p>
+    <w:p>
+      <w:pPr>
+        <w:pStyle w:val="Listenabsatz"/>
+        <w:numPr>
+          <w:ilvl w:val="2"/>
+          <w:numId w:val="1"/>
+        </w:numPr>
+        <w:spacing w:line="360" w:lineRule="auto"/>
+        <w:jc w:val="both"/>
+        <w:rPr>
+          <w:rFonts w:ascii="Verdana" w:hAnsi="Verdana"/>
+          <w:color w:val="000000" w:themeColor="text1"/>
+          <w:sz w:val="22"/>
+          <w:szCs w:val="22"/>
+        </w:rPr>
+      </w:pPr>
+      <w:r>
+        <w:rPr>
+          <w:rFonts w:ascii="Verdana" w:hAnsi="Verdana"/>
+          <w:color w:val="000000" w:themeColor="text1"/>
+          <w:sz w:val="22"/>
+          <w:szCs w:val="22"/>
+        </w:rPr>
+        <w:t>VR-Brille</w:t>
+      </w:r>
+    </w:p>
+    <w:p>
+      <w:pPr>
+        <w:pStyle w:val="Listenabsatz"/>
+        <w:numPr>
+          <w:ilvl w:val="2"/>
+          <w:numId w:val="1"/>
+        </w:numPr>
+        <w:spacing w:line="360" w:lineRule="auto"/>
+        <w:jc w:val="both"/>
+        <w:rPr>
+          <w:rFonts w:ascii="Verdana" w:hAnsi="Verdana"/>
+          <w:color w:val="000000" w:themeColor="text1"/>
+          <w:sz w:val="22"/>
+          <w:szCs w:val="22"/>
+        </w:rPr>
+      </w:pPr>
+      <w:r>
+        <w:rPr>
+          <w:rFonts w:ascii="Verdana" w:hAnsi="Verdana"/>
+          <w:color w:val="000000" w:themeColor="text1"/>
+          <w:sz w:val="22"/>
+          <w:szCs w:val="22"/>
+        </w:rPr>
+        <w:t>Quiz</w:t>
+      </w:r>
+    </w:p>
+    <w:p>
+      <w:pPr>
+        <w:pStyle w:val="Listenabsatz"/>
+        <w:numPr>
+          <w:ilvl w:val="2"/>
+          <w:numId w:val="1"/>
+        </w:numPr>
+        <w:spacing w:line="360" w:lineRule="auto"/>
+        <w:jc w:val="both"/>
+        <w:rPr>
+          <w:rFonts w:ascii="Verdana" w:hAnsi="Verdana"/>
+          <w:color w:val="000000" w:themeColor="text1"/>
+          <w:sz w:val="22"/>
+          <w:szCs w:val="22"/>
+        </w:rPr>
+      </w:pPr>
+      <w:r>
+        <w:rPr>
+          <w:rFonts w:ascii="Verdana" w:hAnsi="Verdana"/>
+          <w:color w:val="000000" w:themeColor="text1"/>
+          <w:sz w:val="22"/>
+          <w:szCs w:val="22"/>
+        </w:rPr>
+        <w:t>Abzeichen</w:t>
+      </w:r>
+    </w:p>
+    <w:p>
+      <w:pPr>
+        <w:pStyle w:val="Listenabsatz"/>
+        <w:numPr>
+          <w:ilvl w:val="2"/>
+          <w:numId w:val="1"/>
+        </w:numPr>
+        <w:spacing w:line="360" w:lineRule="auto"/>
+        <w:jc w:val="both"/>
+        <w:rPr>
+          <w:rFonts w:ascii="Verdana" w:hAnsi="Verdana"/>
+          <w:color w:val="000000" w:themeColor="text1"/>
+          <w:sz w:val="22"/>
+          <w:szCs w:val="22"/>
+        </w:rPr>
+      </w:pPr>
+      <w:r>
+        <w:rPr>
+          <w:rFonts w:ascii="Verdana" w:hAnsi="Verdana"/>
+          <w:color w:val="000000" w:themeColor="text1"/>
+          <w:sz w:val="22"/>
+          <w:szCs w:val="22"/>
+        </w:rPr>
+        <w:t>Position</w:t>
+      </w:r>
+      <w:r>
+        <w:rPr>
+          <w:rFonts w:ascii="Verdana" w:hAnsi="Verdana"/>
+          <w:color w:val="000000" w:themeColor="text1"/>
+          <w:sz w:val="22"/>
+          <w:szCs w:val="22"/>
+        </w:rPr>
+        <w:t>s</w:t>
+      </w:r>
+      <w:r>
+        <w:rPr>
+          <w:rFonts w:ascii="Verdana" w:hAnsi="Verdana"/>
+          <w:color w:val="000000" w:themeColor="text1"/>
+          <w:sz w:val="22"/>
+          <w:szCs w:val="22"/>
+        </w:rPr>
+        <w:t>-Karte</w:t>
+      </w:r>
+    </w:p>
+    <w:p>
+      <w:pPr>
+        <w:pStyle w:val="Listenabsatz"/>
+        <w:numPr>
+          <w:ilvl w:val="2"/>
+          <w:numId w:val="1"/>
+        </w:numPr>
+        <w:spacing w:line="360" w:lineRule="auto"/>
+        <w:jc w:val="both"/>
+        <w:rPr>
+          <w:rFonts w:ascii="Verdana" w:hAnsi="Verdana"/>
+          <w:color w:val="000000" w:themeColor="text1"/>
+          <w:sz w:val="22"/>
+          <w:szCs w:val="22"/>
+        </w:rPr>
+      </w:pPr>
+      <w:r>
+        <w:rPr>
+          <w:rFonts w:ascii="Verdana" w:hAnsi="Verdana"/>
+          <w:color w:val="000000" w:themeColor="text1"/>
+          <w:sz w:val="22"/>
+          <w:szCs w:val="22"/>
+        </w:rPr>
+        <w:t>Teleportation</w:t>
+      </w:r>
+    </w:p>
+    <w:p>
+      <w:pPr>
+        <w:pStyle w:val="Listenabsatz"/>
+        <w:numPr>
+          <w:ilvl w:val="2"/>
+          <w:numId w:val="1"/>
+        </w:numPr>
+        <w:spacing w:line="360" w:lineRule="auto"/>
+        <w:jc w:val="both"/>
+        <w:rPr>
+          <w:rFonts w:ascii="Verdana" w:hAnsi="Verdana"/>
+          <w:color w:val="000000" w:themeColor="text1"/>
+          <w:sz w:val="22"/>
+          <w:szCs w:val="22"/>
+        </w:rPr>
+      </w:pPr>
+      <w:r>
+        <w:rPr>
+          <w:rFonts w:ascii="Verdana" w:hAnsi="Verdana"/>
+          <w:color w:val="000000" w:themeColor="text1"/>
+          <w:sz w:val="22"/>
+          <w:szCs w:val="22"/>
+        </w:rPr>
+        <w:t>Animation</w:t>
+      </w:r>
+    </w:p>
+    <w:p>
+      <w:pPr>
+        <w:pStyle w:val="Listenabsatz"/>
+        <w:numPr>
+          <w:ilvl w:val="2"/>
+          <w:numId w:val="1"/>
+        </w:numPr>
+        <w:spacing w:line="360" w:lineRule="auto"/>
+        <w:jc w:val="both"/>
+        <w:rPr>
+          <w:rFonts w:ascii="Verdana" w:hAnsi="Verdana"/>
+          <w:color w:val="000000" w:themeColor="text1"/>
+          <w:sz w:val="22"/>
+          <w:szCs w:val="22"/>
+        </w:rPr>
+      </w:pPr>
+      <w:r>
+        <w:rPr>
+          <w:rFonts w:ascii="Verdana" w:hAnsi="Verdana"/>
+          <w:color w:val="000000" w:themeColor="text1"/>
+          <w:sz w:val="22"/>
+          <w:szCs w:val="22"/>
+        </w:rPr>
+        <w:t>Mensa-Automat</w:t>
+      </w:r>
+    </w:p>
+    <w:p>
+      <w:pPr>
+        <w:pStyle w:val="Listenabsatz"/>
+        <w:numPr>
+          <w:ilvl w:val="2"/>
+          <w:numId w:val="1"/>
+        </w:numPr>
+        <w:spacing w:line="360" w:lineRule="auto"/>
+        <w:jc w:val="both"/>
+        <w:rPr>
+          <w:rFonts w:ascii="Verdana" w:hAnsi="Verdana"/>
+          <w:color w:val="000000" w:themeColor="text1"/>
+          <w:sz w:val="22"/>
+          <w:szCs w:val="22"/>
+        </w:rPr>
+      </w:pPr>
+      <w:r>
+        <w:rPr>
+          <w:rFonts w:ascii="Verdana" w:hAnsi="Verdana"/>
+          <w:color w:val="000000" w:themeColor="text1"/>
+          <w:sz w:val="22"/>
+          <w:szCs w:val="22"/>
+        </w:rPr>
+        <w:t>Endscreen</w:t>
+      </w:r>
+    </w:p>
+    <w:p>
+      <w:pPr>
+        <w:pStyle w:val="Listenabsatz"/>
+        <w:numPr>
+          <w:ilvl w:val="1"/>
+          <w:numId w:val="1"/>
+        </w:numPr>
+        <w:spacing w:line="360" w:lineRule="auto"/>
+        <w:jc w:val="both"/>
+        <w:rPr>
+          <w:rFonts w:ascii="Verdana" w:hAnsi="Verdana"/>
+          <w:color w:val="000000" w:themeColor="text1"/>
+          <w:sz w:val="22"/>
+          <w:szCs w:val="22"/>
+        </w:rPr>
+      </w:pPr>
+      <w:r>
+        <w:rPr>
+          <w:rFonts w:ascii="Verdana" w:hAnsi="Verdana"/>
+          <w:color w:val="000000" w:themeColor="text1"/>
+          <w:sz w:val="22"/>
+          <w:szCs w:val="22"/>
+        </w:rPr>
+        <w:t>Sounddesign</w:t>
+      </w:r>
+    </w:p>
+    <w:p>
+      <w:pPr>
+        <w:pStyle w:val="Listenabsatz"/>
+        <w:numPr>
+          <w:ilvl w:val="0"/>
+          <w:numId w:val="1"/>
+        </w:numPr>
+        <w:spacing w:line="360" w:lineRule="auto"/>
+        <w:jc w:val="both"/>
+        <w:rPr>
+          <w:rFonts w:ascii="Verdana" w:hAnsi="Verdana"/>
+          <w:color w:val="000000" w:themeColor="text1"/>
+          <w:sz w:val="22"/>
+          <w:szCs w:val="22"/>
+        </w:rPr>
+      </w:pPr>
+      <w:r>
+        <w:rPr>
+          <w:rFonts w:ascii="Verdana" w:hAnsi="Verdana"/>
+          <w:color w:val="000000" w:themeColor="text1"/>
+          <w:sz w:val="22"/>
+          <w:szCs w:val="22"/>
+        </w:rPr>
+        <w:t xml:space="preserve">Gantt-Diagramm Auswertung </w:t>
+      </w:r>
+      <w:r>
+        <w:rPr>
+          <w:rFonts w:ascii="Verdana" w:hAnsi="Verdana"/>
+          <w:color w:val="000000" w:themeColor="text1"/>
+          <w:sz w:val="22"/>
+          <w:szCs w:val="22"/>
+        </w:rPr>
+        <w:t>(Arbeitsaufteilung, zeitlicher Verlauf, usw.)</w:t>
+      </w:r>
+    </w:p>
+    <w:p>
+      <w:pPr>
+        <w:pStyle w:val="Listenabsatz"/>
+        <w:numPr>
+          <w:ilvl w:val="0"/>
+          <w:numId w:val="1"/>
+        </w:numPr>
+        <w:spacing w:line="360" w:lineRule="auto"/>
+        <w:jc w:val="both"/>
+        <w:rPr>
+          <w:rFonts w:ascii="Verdana" w:hAnsi="Verdana"/>
+          <w:color w:val="000000" w:themeColor="text1"/>
+          <w:sz w:val="22"/>
+          <w:szCs w:val="22"/>
+        </w:rPr>
+      </w:pPr>
+      <w:r>
+        <w:rPr>
+          <w:rFonts w:ascii="Verdana" w:hAnsi="Verdana"/>
+          <w:color w:val="000000" w:themeColor="text1"/>
+          <w:sz w:val="22"/>
+          <w:szCs w:val="22"/>
+        </w:rPr>
+        <w:t>Zukunftsaussichten</w:t>
+      </w:r>
+    </w:p>
+    <w:p>
+      <w:pPr>
+        <w:pStyle w:val="Listenabsatz"/>
+        <w:numPr>
+          <w:ilvl w:val="0"/>
+          <w:numId w:val="1"/>
+        </w:numPr>
+        <w:spacing w:line="360" w:lineRule="auto"/>
+        <w:jc w:val="both"/>
+        <w:rPr>
+          <w:rFonts w:ascii="Verdana" w:hAnsi="Verdana"/>
+          <w:color w:val="000000" w:themeColor="text1"/>
+          <w:sz w:val="22"/>
+          <w:szCs w:val="22"/>
+        </w:rPr>
+      </w:pPr>
+      <w:r>
+        <w:rPr>
+          <w:rFonts w:ascii="Verdana" w:hAnsi="Verdana"/>
+          <w:color w:val="000000" w:themeColor="text1"/>
+          <w:sz w:val="22"/>
+          <w:szCs w:val="22"/>
+        </w:rPr>
+        <w:t>Lernerfahrungen</w:t>
+      </w:r>
+    </w:p>
+    <w:p>
+      <w:pPr>
+        <w:pStyle w:val="Listenabsatz"/>
+        <w:numPr>
+          <w:ilvl w:val="0"/>
+          <w:numId w:val="1"/>
+        </w:numPr>
+        <w:spacing w:line="360" w:lineRule="auto"/>
+        <w:jc w:val="both"/>
+        <w:rPr>
+          <w:rFonts w:ascii="Verdana" w:hAnsi="Verdana"/>
+          <w:color w:val="000000" w:themeColor="text1"/>
+          <w:sz w:val="22"/>
+          <w:szCs w:val="22"/>
+        </w:rPr>
+      </w:pPr>
+      <w:r>
+        <w:rPr>
+          <w:rFonts w:ascii="Verdana" w:hAnsi="Verdana"/>
+          <w:color w:val="000000" w:themeColor="text1"/>
+          <w:sz w:val="22"/>
+          <w:szCs w:val="22"/>
+        </w:rPr>
+        <w:t>Quellen</w:t>
+      </w:r>
+    </w:p>
+    <w:p>
+      <w:pPr>
+        <w:pStyle w:val="Listenabsatz"/>
+        <w:numPr>
+          <w:ilvl w:val="0"/>
+          <w:numId w:val="2"/>
+        </w:numPr>
+        <w:spacing w:line="360" w:lineRule="auto"/>
+        <w:jc w:val="both"/>
         <w:rPr>
           <w:rFonts w:ascii="Verdana" w:hAnsi="Verdana"/>
           <w:b/>
@@ -92,45 +1033,245 @@
           <w:sz w:val="32"/>
           <w:szCs w:val="32"/>
         </w:rPr>
-        <w:t>Gliederung</w:t>
-      </w:r>
-    </w:p>
-    <w:p>
-      <w:pPr>
-        <w:spacing w:line="360" w:lineRule="auto"/>
-        <w:jc w:val="both"/>
-        <w:rPr>
-          <w:rFonts w:ascii="Verdana" w:hAnsi="Verdana"/>
-          <w:color w:val="000000" w:themeColor="text1"/>
-          <w:sz w:val="22"/>
-          <w:szCs w:val="22"/>
-        </w:rPr>
-      </w:pPr>
+      </w:pPr>
+      <w:r>
+        <w:rPr>
+          <w:rFonts w:ascii="Verdana" w:hAnsi="Verdana"/>
+          <w:b/>
+          <w:bCs/>
+          <w:color w:val="153D63" w:themeColor="text2" w:themeTint="E6"/>
+          <w:sz w:val="32"/>
+          <w:szCs w:val="32"/>
+        </w:rPr>
+        <w:lastRenderedPageBreak/>
+        <w:t>Einleitung</w:t>
+      </w:r>
+    </w:p>
+    <w:p>
+      <w:pPr>
+        <w:spacing w:line="360" w:lineRule="auto"/>
+        <w:jc w:val="both"/>
+        <w:rPr>
+          <w:rFonts w:ascii="Verdana" w:hAnsi="Verdana"/>
+          <w:color w:val="153D63" w:themeColor="text2" w:themeTint="E6"/>
+          <w:sz w:val="28"/>
+          <w:szCs w:val="28"/>
+        </w:rPr>
+      </w:pPr>
+    </w:p>
+    <w:p>
+      <w:pPr>
+        <w:spacing w:line="360" w:lineRule="auto"/>
+        <w:jc w:val="both"/>
+        <w:rPr>
+          <w:rFonts w:ascii="Verdana" w:hAnsi="Verdana"/>
+          <w:b/>
+          <w:bCs/>
+          <w:color w:val="153D63" w:themeColor="text2" w:themeTint="E6"/>
+          <w:sz w:val="28"/>
+          <w:szCs w:val="28"/>
+        </w:rPr>
+      </w:pPr>
+      <w:r>
+        <w:rPr>
+          <w:rFonts w:ascii="Verdana" w:hAnsi="Verdana"/>
+          <w:b/>
+          <w:bCs/>
+          <w:color w:val="153D63" w:themeColor="text2" w:themeTint="E6"/>
+          <w:sz w:val="28"/>
+          <w:szCs w:val="28"/>
+        </w:rPr>
+        <w:t>Projektvorstellung</w:t>
+      </w:r>
     </w:p>
     <w:p>
       <w:pPr>
         <w:pStyle w:val="Listenabsatz"/>
         <w:numPr>
           <w:ilvl w:val="0"/>
-          <w:numId w:val="1"/>
+          <w:numId w:val="4"/>
         </w:numPr>
-        <w:spacing w:line="360" w:lineRule="auto"/>
-        <w:jc w:val="both"/>
-        <w:rPr>
-          <w:rFonts w:ascii="Verdana" w:hAnsi="Verdana"/>
-          <w:color w:val="000000" w:themeColor="text1"/>
-          <w:sz w:val="22"/>
-          <w:szCs w:val="22"/>
-        </w:rPr>
-      </w:pPr>
-      <w:r>
-        <w:rPr>
-          <w:rFonts w:ascii="Verdana" w:hAnsi="Verdana"/>
-          <w:color w:val="000000" w:themeColor="text1"/>
-          <w:sz w:val="22"/>
-          <w:szCs w:val="22"/>
-        </w:rPr>
-        <w:t>Einleitung</w:t>
+        <w:spacing w:before="100" w:beforeAutospacing="1" w:after="100" w:afterAutospacing="1" w:line="360" w:lineRule="auto"/>
+        <w:jc w:val="both"/>
+        <w:rPr>
+          <w:rFonts w:ascii="Verdana" w:eastAsia="Times New Roman" w:hAnsi="Verdana" w:cs="Times New Roman"/>
+          <w:kern w:val="0"/>
+          <w:sz w:val="22"/>
+          <w:szCs w:val="22"/>
+          <w:lang w:eastAsia="de-DE"/>
+          <w14:ligatures w14:val="none"/>
+        </w:rPr>
+      </w:pPr>
+      <w:r>
+        <w:rPr>
+          <w:rFonts w:ascii="Verdana" w:eastAsia="Times New Roman" w:hAnsi="Verdana" w:cs="Times New Roman"/>
+          <w:kern w:val="0"/>
+          <w:sz w:val="22"/>
+          <w:szCs w:val="22"/>
+          <w:lang w:eastAsia="de-DE"/>
+          <w14:ligatures w14:val="none"/>
+        </w:rPr>
+        <w:t xml:space="preserve">VR-Anwendung / VR-Game zur virtuellen Erkundung des HTWK-Campus  </w:t>
+      </w:r>
+    </w:p>
+    <w:p>
+      <w:pPr>
+        <w:pStyle w:val="Listenabsatz"/>
+        <w:numPr>
+          <w:ilvl w:val="0"/>
+          <w:numId w:val="4"/>
+        </w:numPr>
+        <w:spacing w:before="100" w:beforeAutospacing="1" w:after="100" w:afterAutospacing="1" w:line="360" w:lineRule="auto"/>
+        <w:jc w:val="both"/>
+        <w:rPr>
+          <w:rFonts w:ascii="Verdana" w:eastAsia="Times New Roman" w:hAnsi="Verdana" w:cs="Times New Roman"/>
+          <w:kern w:val="0"/>
+          <w:sz w:val="22"/>
+          <w:szCs w:val="22"/>
+          <w:lang w:eastAsia="de-DE"/>
+          <w14:ligatures w14:val="none"/>
+        </w:rPr>
+      </w:pPr>
+      <w:r>
+        <w:rPr>
+          <w:rFonts w:ascii="Verdana" w:eastAsia="Times New Roman" w:hAnsi="Verdana" w:cs="Times New Roman"/>
+          <w:kern w:val="0"/>
+          <w:sz w:val="22"/>
+          <w:szCs w:val="22"/>
+          <w:lang w:eastAsia="de-DE"/>
+          <w14:ligatures w14:val="none"/>
+        </w:rPr>
+        <w:t xml:space="preserve">Fokus auf interaktive Schnitzeljagd durch reale Hochschulräume (z. B. Mensa, Bibliothek, VR-Labor)  </w:t>
+      </w:r>
+    </w:p>
+    <w:p>
+      <w:pPr>
+        <w:pStyle w:val="Listenabsatz"/>
+        <w:numPr>
+          <w:ilvl w:val="0"/>
+          <w:numId w:val="4"/>
+        </w:numPr>
+        <w:spacing w:before="100" w:beforeAutospacing="1" w:after="100" w:afterAutospacing="1" w:line="360" w:lineRule="auto"/>
+        <w:jc w:val="both"/>
+        <w:rPr>
+          <w:rFonts w:ascii="Verdana" w:eastAsia="Times New Roman" w:hAnsi="Verdana" w:cs="Times New Roman"/>
+          <w:kern w:val="0"/>
+          <w:sz w:val="22"/>
+          <w:szCs w:val="22"/>
+          <w:lang w:eastAsia="de-DE"/>
+          <w14:ligatures w14:val="none"/>
+        </w:rPr>
+      </w:pPr>
+      <w:r>
+        <w:rPr>
+          <w:rFonts w:ascii="Verdana" w:eastAsia="Times New Roman" w:hAnsi="Verdana" w:cs="Times New Roman"/>
+          <w:kern w:val="0"/>
+          <w:sz w:val="22"/>
+          <w:szCs w:val="22"/>
+          <w:lang w:eastAsia="de-DE"/>
+          <w14:ligatures w14:val="none"/>
+        </w:rPr>
+        <w:t xml:space="preserve">Nutzung von 3D </w:t>
+      </w:r>
+      <w:proofErr w:type="spellStart"/>
+      <w:r>
+        <w:rPr>
+          <w:rFonts w:ascii="Verdana" w:eastAsia="Times New Roman" w:hAnsi="Verdana" w:cs="Times New Roman"/>
+          <w:kern w:val="0"/>
+          <w:sz w:val="22"/>
+          <w:szCs w:val="22"/>
+          <w:lang w:eastAsia="de-DE"/>
+          <w14:ligatures w14:val="none"/>
+        </w:rPr>
+        <w:t>Gaussian</w:t>
+      </w:r>
+      <w:proofErr w:type="spellEnd"/>
+      <w:r>
+        <w:rPr>
+          <w:rFonts w:ascii="Verdana" w:eastAsia="Times New Roman" w:hAnsi="Verdana" w:cs="Times New Roman"/>
+          <w:kern w:val="0"/>
+          <w:sz w:val="22"/>
+          <w:szCs w:val="22"/>
+          <w:lang w:eastAsia="de-DE"/>
+          <w14:ligatures w14:val="none"/>
+        </w:rPr>
+        <w:t xml:space="preserve"> </w:t>
+      </w:r>
+      <w:proofErr w:type="spellStart"/>
+      <w:r>
+        <w:rPr>
+          <w:rFonts w:ascii="Verdana" w:eastAsia="Times New Roman" w:hAnsi="Verdana" w:cs="Times New Roman"/>
+          <w:kern w:val="0"/>
+          <w:sz w:val="22"/>
+          <w:szCs w:val="22"/>
+          <w:lang w:eastAsia="de-DE"/>
+          <w14:ligatures w14:val="none"/>
+        </w:rPr>
+        <w:t>Splatting</w:t>
+      </w:r>
+      <w:proofErr w:type="spellEnd"/>
+      <w:r>
+        <w:rPr>
+          <w:rFonts w:ascii="Verdana" w:eastAsia="Times New Roman" w:hAnsi="Verdana" w:cs="Times New Roman"/>
+          <w:kern w:val="0"/>
+          <w:sz w:val="22"/>
+          <w:szCs w:val="22"/>
+          <w:lang w:eastAsia="de-DE"/>
+          <w14:ligatures w14:val="none"/>
+        </w:rPr>
+        <w:t xml:space="preserve"> für fotorealistischen 1:1-Nachbau der </w:t>
+      </w:r>
+      <w:r>
+        <w:rPr>
+          <w:rFonts w:ascii="Verdana" w:eastAsia="Times New Roman" w:hAnsi="Verdana" w:cs="Times New Roman"/>
+          <w:kern w:val="0"/>
+          <w:sz w:val="22"/>
+          <w:szCs w:val="22"/>
+          <w:lang w:eastAsia="de-DE"/>
+          <w14:ligatures w14:val="none"/>
+        </w:rPr>
+        <w:t>Umgebung /</w:t>
+      </w:r>
+      <w:r>
+        <w:rPr>
+          <w:rFonts w:ascii="Verdana" w:eastAsia="Times New Roman" w:hAnsi="Verdana" w:cs="Times New Roman"/>
+          <w:kern w:val="0"/>
+          <w:sz w:val="22"/>
+          <w:szCs w:val="22"/>
+          <w:lang w:eastAsia="de-DE"/>
+          <w14:ligatures w14:val="none"/>
+        </w:rPr>
+        <w:t xml:space="preserve"> Räume</w:t>
+      </w:r>
+    </w:p>
+    <w:p>
+      <w:pPr>
+        <w:pStyle w:val="Listenabsatz"/>
+        <w:numPr>
+          <w:ilvl w:val="0"/>
+          <w:numId w:val="4"/>
+        </w:numPr>
+        <w:spacing w:before="100" w:beforeAutospacing="1" w:after="100" w:afterAutospacing="1" w:line="360" w:lineRule="auto"/>
+        <w:jc w:val="both"/>
+        <w:rPr>
+          <w:rFonts w:ascii="Verdana" w:eastAsia="Times New Roman" w:hAnsi="Verdana" w:cs="Times New Roman"/>
+          <w:kern w:val="0"/>
+          <w:sz w:val="22"/>
+          <w:szCs w:val="22"/>
+          <w:lang w:eastAsia="de-DE"/>
+          <w14:ligatures w14:val="none"/>
+        </w:rPr>
+      </w:pPr>
+      <w:r>
+        <w:rPr>
+          <w:rFonts w:ascii="Verdana" w:eastAsia="Times New Roman" w:hAnsi="Verdana" w:cs="Times New Roman"/>
+          <w:kern w:val="0"/>
+          <w:sz w:val="22"/>
+          <w:szCs w:val="22"/>
+          <w:lang w:eastAsia="de-DE"/>
+          <w14:ligatures w14:val="none"/>
+        </w:rPr>
+        <w:t>Kombination aus:</w:t>
       </w:r>
     </w:p>
     <w:p>
@@ -138,25 +1279,29 @@
         <w:pStyle w:val="Listenabsatz"/>
         <w:numPr>
           <w:ilvl w:val="1"/>
-          <w:numId w:val="1"/>
+          <w:numId w:val="4"/>
         </w:numPr>
-        <w:spacing w:line="360" w:lineRule="auto"/>
-        <w:jc w:val="both"/>
-        <w:rPr>
-          <w:rFonts w:ascii="Verdana" w:hAnsi="Verdana"/>
-          <w:color w:val="000000" w:themeColor="text1"/>
-          <w:sz w:val="22"/>
-          <w:szCs w:val="22"/>
-        </w:rPr>
-      </w:pPr>
-      <w:r>
-        <w:rPr>
-          <w:rFonts w:ascii="Verdana" w:hAnsi="Verdana"/>
-          <w:color w:val="000000" w:themeColor="text1"/>
-          <w:sz w:val="22"/>
-          <w:szCs w:val="22"/>
-        </w:rPr>
-        <w:t>Projektvorstellung</w:t>
+        <w:spacing w:before="100" w:beforeAutospacing="1" w:after="100" w:afterAutospacing="1" w:line="360" w:lineRule="auto"/>
+        <w:jc w:val="both"/>
+        <w:rPr>
+          <w:rFonts w:ascii="Verdana" w:eastAsia="Times New Roman" w:hAnsi="Verdana" w:cs="Times New Roman"/>
+          <w:kern w:val="0"/>
+          <w:sz w:val="22"/>
+          <w:szCs w:val="22"/>
+          <w:lang w:eastAsia="de-DE"/>
+          <w14:ligatures w14:val="none"/>
+        </w:rPr>
+      </w:pPr>
+      <w:r>
+        <w:rPr>
+          <w:rFonts w:ascii="Verdana" w:eastAsia="Times New Roman" w:hAnsi="Verdana" w:cs="Times New Roman"/>
+          <w:kern w:val="0"/>
+          <w:sz w:val="22"/>
+          <w:szCs w:val="22"/>
+          <w:lang w:eastAsia="de-DE"/>
+          <w14:ligatures w14:val="none"/>
+        </w:rPr>
+        <w:t>VR-Interaktionen (Trigger, Objekte)</w:t>
       </w:r>
     </w:p>
     <w:p>
@@ -164,25 +1309,542 @@
         <w:pStyle w:val="Listenabsatz"/>
         <w:numPr>
           <w:ilvl w:val="1"/>
-          <w:numId w:val="1"/>
+          <w:numId w:val="4"/>
         </w:numPr>
-        <w:spacing w:line="360" w:lineRule="auto"/>
-        <w:jc w:val="both"/>
-        <w:rPr>
-          <w:rFonts w:ascii="Verdana" w:hAnsi="Verdana"/>
-          <w:color w:val="000000" w:themeColor="text1"/>
-          <w:sz w:val="22"/>
-          <w:szCs w:val="22"/>
-        </w:rPr>
-      </w:pPr>
-      <w:r>
-        <w:rPr>
-          <w:rFonts w:ascii="Verdana" w:hAnsi="Verdana"/>
-          <w:color w:val="000000" w:themeColor="text1"/>
-          <w:sz w:val="22"/>
-          <w:szCs w:val="22"/>
+        <w:spacing w:before="100" w:beforeAutospacing="1" w:after="100" w:afterAutospacing="1" w:line="360" w:lineRule="auto"/>
+        <w:jc w:val="both"/>
+        <w:rPr>
+          <w:rFonts w:ascii="Verdana" w:eastAsia="Times New Roman" w:hAnsi="Verdana" w:cs="Times New Roman"/>
+          <w:kern w:val="0"/>
+          <w:sz w:val="22"/>
+          <w:szCs w:val="22"/>
+          <w:lang w:eastAsia="de-DE"/>
+          <w14:ligatures w14:val="none"/>
+        </w:rPr>
+      </w:pPr>
+      <w:r>
+        <w:rPr>
+          <w:rFonts w:ascii="Verdana" w:eastAsia="Times New Roman" w:hAnsi="Verdana" w:cs="Times New Roman"/>
+          <w:kern w:val="0"/>
+          <w:sz w:val="22"/>
+          <w:szCs w:val="22"/>
+          <w:lang w:eastAsia="de-DE"/>
+          <w14:ligatures w14:val="none"/>
+        </w:rPr>
+        <w:t>Räumlichem 3D-Audio</w:t>
+      </w:r>
+    </w:p>
+    <w:p>
+      <w:pPr>
+        <w:pStyle w:val="Listenabsatz"/>
+        <w:numPr>
+          <w:ilvl w:val="0"/>
+          <w:numId w:val="4"/>
+        </w:numPr>
+        <w:spacing w:before="100" w:beforeAutospacing="1" w:after="100" w:afterAutospacing="1" w:line="360" w:lineRule="auto"/>
+        <w:jc w:val="both"/>
+        <w:rPr>
+          <w:rFonts w:ascii="Verdana" w:eastAsia="Times New Roman" w:hAnsi="Verdana" w:cs="Times New Roman"/>
+          <w:kern w:val="0"/>
+          <w:sz w:val="22"/>
+          <w:szCs w:val="22"/>
+          <w:lang w:eastAsia="de-DE"/>
+          <w14:ligatures w14:val="none"/>
+        </w:rPr>
+      </w:pPr>
+      <w:r>
+        <w:rPr>
+          <w:rFonts w:ascii="Verdana" w:eastAsia="Times New Roman" w:hAnsi="Verdana" w:cs="Times New Roman"/>
+          <w:kern w:val="0"/>
+          <w:sz w:val="22"/>
+          <w:szCs w:val="22"/>
+          <w:lang w:eastAsia="de-DE"/>
+          <w14:ligatures w14:val="none"/>
+        </w:rPr>
+        <w:t>Spieler bewegt sich in First-Person durch reale Räume</w:t>
+      </w:r>
+    </w:p>
+    <w:p>
+      <w:pPr>
+        <w:pStyle w:val="Listenabsatz"/>
+        <w:numPr>
+          <w:ilvl w:val="0"/>
+          <w:numId w:val="4"/>
+        </w:numPr>
+        <w:spacing w:before="100" w:beforeAutospacing="1" w:after="100" w:afterAutospacing="1" w:line="360" w:lineRule="auto"/>
+        <w:jc w:val="both"/>
+        <w:rPr>
+          <w:rFonts w:ascii="Verdana" w:eastAsia="Times New Roman" w:hAnsi="Verdana" w:cs="Times New Roman"/>
+          <w:kern w:val="0"/>
+          <w:sz w:val="22"/>
+          <w:szCs w:val="22"/>
+          <w:lang w:eastAsia="de-DE"/>
+          <w14:ligatures w14:val="none"/>
+        </w:rPr>
+      </w:pPr>
+      <w:r>
+        <w:rPr>
+          <w:rFonts w:ascii="Verdana" w:eastAsia="Times New Roman" w:hAnsi="Verdana" w:cs="Times New Roman"/>
+          <w:kern w:val="0"/>
+          <w:sz w:val="22"/>
+          <w:szCs w:val="22"/>
+          <w:lang w:eastAsia="de-DE"/>
+          <w14:ligatures w14:val="none"/>
+        </w:rPr>
+        <w:t>Quest-basiertes Gameplay (Rätsel, Aufgaben, Exploration)</w:t>
+      </w:r>
+    </w:p>
+    <w:p>
+      <w:pPr>
+        <w:pStyle w:val="Listenabsatz"/>
+        <w:numPr>
+          <w:ilvl w:val="0"/>
+          <w:numId w:val="4"/>
+        </w:numPr>
+        <w:spacing w:before="100" w:beforeAutospacing="1" w:after="100" w:afterAutospacing="1" w:line="360" w:lineRule="auto"/>
+        <w:jc w:val="both"/>
+        <w:rPr>
+          <w:rFonts w:ascii="Verdana" w:eastAsia="Times New Roman" w:hAnsi="Verdana" w:cs="Times New Roman"/>
+          <w:kern w:val="0"/>
+          <w:sz w:val="22"/>
+          <w:szCs w:val="22"/>
+          <w:lang w:eastAsia="de-DE"/>
+          <w14:ligatures w14:val="none"/>
+        </w:rPr>
+      </w:pPr>
+      <w:r>
+        <w:rPr>
+          <w:rFonts w:ascii="Verdana" w:eastAsia="Times New Roman" w:hAnsi="Verdana" w:cs="Times New Roman"/>
+          <w:kern w:val="0"/>
+          <w:sz w:val="22"/>
+          <w:szCs w:val="22"/>
+          <w:lang w:eastAsia="de-DE"/>
+          <w14:ligatures w14:val="none"/>
+        </w:rPr>
+        <w:t xml:space="preserve">Vermittlung von Wissen durch spielerisches Lernen („Learning </w:t>
+      </w:r>
+      <w:proofErr w:type="spellStart"/>
+      <w:r>
+        <w:rPr>
+          <w:rFonts w:ascii="Verdana" w:eastAsia="Times New Roman" w:hAnsi="Verdana" w:cs="Times New Roman"/>
+          <w:kern w:val="0"/>
+          <w:sz w:val="22"/>
+          <w:szCs w:val="22"/>
+          <w:lang w:eastAsia="de-DE"/>
+          <w14:ligatures w14:val="none"/>
+        </w:rPr>
+        <w:t>by</w:t>
+      </w:r>
+      <w:proofErr w:type="spellEnd"/>
+      <w:r>
+        <w:rPr>
+          <w:rFonts w:ascii="Verdana" w:eastAsia="Times New Roman" w:hAnsi="Verdana" w:cs="Times New Roman"/>
+          <w:kern w:val="0"/>
+          <w:sz w:val="22"/>
+          <w:szCs w:val="22"/>
+          <w:lang w:eastAsia="de-DE"/>
+          <w14:ligatures w14:val="none"/>
+        </w:rPr>
+        <w:t xml:space="preserve"> </w:t>
+      </w:r>
+      <w:proofErr w:type="spellStart"/>
+      <w:r>
+        <w:rPr>
+          <w:rFonts w:ascii="Verdana" w:eastAsia="Times New Roman" w:hAnsi="Verdana" w:cs="Times New Roman"/>
+          <w:kern w:val="0"/>
+          <w:sz w:val="22"/>
+          <w:szCs w:val="22"/>
+          <w:lang w:eastAsia="de-DE"/>
+          <w14:ligatures w14:val="none"/>
+        </w:rPr>
+        <w:t>Doing</w:t>
+      </w:r>
+      <w:proofErr w:type="spellEnd"/>
+      <w:r>
+        <w:rPr>
+          <w:rFonts w:ascii="Verdana" w:eastAsia="Times New Roman" w:hAnsi="Verdana" w:cs="Times New Roman"/>
+          <w:kern w:val="0"/>
+          <w:sz w:val="22"/>
+          <w:szCs w:val="22"/>
+          <w:lang w:eastAsia="de-DE"/>
+          <w14:ligatures w14:val="none"/>
+        </w:rPr>
+        <w:t>“</w:t>
+      </w:r>
+      <w:r>
+        <w:rPr>
+          <w:rFonts w:ascii="Verdana" w:eastAsia="Times New Roman" w:hAnsi="Verdana" w:cs="Times New Roman"/>
+          <w:kern w:val="0"/>
+          <w:sz w:val="22"/>
+          <w:szCs w:val="22"/>
+          <w:lang w:eastAsia="de-DE"/>
+          <w14:ligatures w14:val="none"/>
+        </w:rPr>
+        <w:t>, Absolvieren von Quiz</w:t>
+      </w:r>
+      <w:r>
+        <w:rPr>
+          <w:rFonts w:ascii="Verdana" w:eastAsia="Times New Roman" w:hAnsi="Verdana" w:cs="Times New Roman"/>
+          <w:kern w:val="0"/>
+          <w:sz w:val="22"/>
+          <w:szCs w:val="22"/>
+          <w:lang w:eastAsia="de-DE"/>
+          <w14:ligatures w14:val="none"/>
+        </w:rPr>
+        <w:t>)</w:t>
+      </w:r>
+    </w:p>
+    <w:p>
+      <w:pPr>
+        <w:pStyle w:val="Listenabsatz"/>
+        <w:numPr>
+          <w:ilvl w:val="0"/>
+          <w:numId w:val="4"/>
+        </w:numPr>
+        <w:spacing w:before="100" w:beforeAutospacing="1" w:after="100" w:afterAutospacing="1" w:line="360" w:lineRule="auto"/>
+        <w:jc w:val="both"/>
+        <w:rPr>
+          <w:rFonts w:ascii="Verdana" w:eastAsia="Times New Roman" w:hAnsi="Verdana" w:cs="Times New Roman"/>
+          <w:kern w:val="0"/>
+          <w:sz w:val="22"/>
+          <w:szCs w:val="22"/>
+          <w:lang w:eastAsia="de-DE"/>
+          <w14:ligatures w14:val="none"/>
+        </w:rPr>
+      </w:pPr>
+      <w:r>
+        <w:rPr>
+          <w:rFonts w:ascii="Verdana" w:eastAsia="Times New Roman" w:hAnsi="Verdana" w:cs="Times New Roman"/>
+          <w:kern w:val="0"/>
+          <w:sz w:val="22"/>
+          <w:szCs w:val="22"/>
+          <w:lang w:eastAsia="de-DE"/>
+          <w14:ligatures w14:val="none"/>
+        </w:rPr>
+        <w:t xml:space="preserve">Plattform: </w:t>
+      </w:r>
+      <w:proofErr w:type="spellStart"/>
+      <w:r>
+        <w:rPr>
+          <w:rFonts w:ascii="Verdana" w:eastAsia="Times New Roman" w:hAnsi="Verdana" w:cs="Times New Roman"/>
+          <w:kern w:val="0"/>
+          <w:sz w:val="22"/>
+          <w:szCs w:val="22"/>
+          <w:lang w:eastAsia="de-DE"/>
+          <w14:ligatures w14:val="none"/>
+        </w:rPr>
+        <w:t>Meta</w:t>
+      </w:r>
+      <w:proofErr w:type="spellEnd"/>
+      <w:r>
+        <w:rPr>
+          <w:rFonts w:ascii="Verdana" w:eastAsia="Times New Roman" w:hAnsi="Verdana" w:cs="Times New Roman"/>
+          <w:kern w:val="0"/>
+          <w:sz w:val="22"/>
+          <w:szCs w:val="22"/>
+          <w:lang w:eastAsia="de-DE"/>
+          <w14:ligatures w14:val="none"/>
+        </w:rPr>
+        <w:t xml:space="preserve"> Quest </w:t>
+      </w:r>
+      <w:r>
+        <w:rPr>
+          <w:rFonts w:ascii="Verdana" w:eastAsia="Times New Roman" w:hAnsi="Verdana" w:cs="Times New Roman"/>
+          <w:kern w:val="0"/>
+          <w:sz w:val="22"/>
+          <w:szCs w:val="22"/>
+          <w:lang w:eastAsia="de-DE"/>
+          <w14:ligatures w14:val="none"/>
+        </w:rPr>
+        <w:t xml:space="preserve">3S </w:t>
+      </w:r>
+      <w:r>
+        <w:rPr>
+          <w:rFonts w:ascii="Verdana" w:eastAsia="Times New Roman" w:hAnsi="Verdana" w:cs="Times New Roman"/>
+          <w:kern w:val="0"/>
+          <w:sz w:val="22"/>
+          <w:szCs w:val="22"/>
+          <w:lang w:eastAsia="de-DE"/>
+          <w14:ligatures w14:val="none"/>
+        </w:rPr>
+        <w:t>(</w:t>
+      </w:r>
+      <w:proofErr w:type="spellStart"/>
+      <w:r>
+        <w:rPr>
+          <w:rFonts w:ascii="Verdana" w:eastAsia="Times New Roman" w:hAnsi="Verdana" w:cs="Times New Roman"/>
+          <w:kern w:val="0"/>
+          <w:sz w:val="22"/>
+          <w:szCs w:val="22"/>
+          <w:lang w:eastAsia="de-DE"/>
+          <w14:ligatures w14:val="none"/>
+        </w:rPr>
+        <w:t>Standalone</w:t>
+      </w:r>
+      <w:proofErr w:type="spellEnd"/>
+      <w:r>
+        <w:rPr>
+          <w:rFonts w:ascii="Verdana" w:eastAsia="Times New Roman" w:hAnsi="Verdana" w:cs="Times New Roman"/>
+          <w:kern w:val="0"/>
+          <w:sz w:val="22"/>
+          <w:szCs w:val="22"/>
+          <w:lang w:eastAsia="de-DE"/>
+          <w14:ligatures w14:val="none"/>
+        </w:rPr>
+        <w:t xml:space="preserve"> VR)</w:t>
+      </w:r>
+    </w:p>
+    <w:p>
+      <w:pPr>
+        <w:pStyle w:val="Listenabsatz"/>
+        <w:numPr>
+          <w:ilvl w:val="0"/>
+          <w:numId w:val="4"/>
+        </w:numPr>
+        <w:spacing w:before="100" w:beforeAutospacing="1" w:after="100" w:afterAutospacing="1" w:line="360" w:lineRule="auto"/>
+        <w:jc w:val="both"/>
+        <w:rPr>
+          <w:rFonts w:ascii="Verdana" w:eastAsia="Times New Roman" w:hAnsi="Verdana" w:cs="Times New Roman"/>
+          <w:kern w:val="0"/>
+          <w:sz w:val="22"/>
+          <w:szCs w:val="22"/>
+          <w:lang w:eastAsia="de-DE"/>
+          <w14:ligatures w14:val="none"/>
+        </w:rPr>
+      </w:pPr>
+      <w:r>
+        <w:rPr>
+          <w:rFonts w:ascii="Verdana" w:eastAsia="Times New Roman" w:hAnsi="Verdana" w:cs="Times New Roman"/>
+          <w:kern w:val="0"/>
+          <w:sz w:val="22"/>
+          <w:szCs w:val="22"/>
+          <w:lang w:eastAsia="de-DE"/>
+          <w14:ligatures w14:val="none"/>
+        </w:rPr>
+        <w:t>Entwicklungsplattform: Unity Engine</w:t>
+      </w:r>
+    </w:p>
+    <w:p>
+      <w:pPr>
+        <w:spacing w:line="360" w:lineRule="auto"/>
+        <w:jc w:val="both"/>
+        <w:rPr>
+          <w:rFonts w:ascii="Verdana" w:hAnsi="Verdana"/>
+          <w:b/>
+          <w:bCs/>
+          <w:color w:val="153D63" w:themeColor="text2" w:themeTint="E6"/>
+          <w:sz w:val="28"/>
+          <w:szCs w:val="28"/>
+        </w:rPr>
+      </w:pPr>
+      <w:r>
+        <w:rPr>
+          <w:rFonts w:ascii="Verdana" w:hAnsi="Verdana"/>
+          <w:b/>
+          <w:bCs/>
+          <w:color w:val="153D63" w:themeColor="text2" w:themeTint="E6"/>
+          <w:sz w:val="28"/>
+          <w:szCs w:val="28"/>
         </w:rPr>
         <w:t>Ziel</w:t>
+      </w:r>
+    </w:p>
+    <w:p>
+      <w:pPr>
+        <w:pStyle w:val="Listenabsatz"/>
+        <w:numPr>
+          <w:ilvl w:val="0"/>
+          <w:numId w:val="6"/>
+        </w:numPr>
+        <w:spacing w:before="100" w:beforeAutospacing="1" w:after="100" w:afterAutospacing="1" w:line="360" w:lineRule="auto"/>
+        <w:jc w:val="both"/>
+        <w:rPr>
+          <w:rFonts w:ascii="Verdana" w:eastAsia="Times New Roman" w:hAnsi="Verdana" w:cs="Times New Roman"/>
+          <w:kern w:val="0"/>
+          <w:sz w:val="22"/>
+          <w:szCs w:val="22"/>
+          <w:lang w:eastAsia="de-DE"/>
+          <w14:ligatures w14:val="none"/>
+        </w:rPr>
+      </w:pPr>
+      <w:r>
+        <w:rPr>
+          <w:rFonts w:ascii="Verdana" w:eastAsia="Times New Roman" w:hAnsi="Verdana" w:cs="Times New Roman"/>
+          <w:kern w:val="0"/>
+          <w:sz w:val="22"/>
+          <w:szCs w:val="22"/>
+          <w:lang w:eastAsia="de-DE"/>
+          <w14:ligatures w14:val="none"/>
+        </w:rPr>
+        <w:t xml:space="preserve">Aufbau einer mentalen Karte des Campus bei Studierenden  </w:t>
+      </w:r>
+    </w:p>
+    <w:p>
+      <w:pPr>
+        <w:pStyle w:val="Listenabsatz"/>
+        <w:numPr>
+          <w:ilvl w:val="0"/>
+          <w:numId w:val="6"/>
+        </w:numPr>
+        <w:spacing w:before="100" w:beforeAutospacing="1" w:after="100" w:afterAutospacing="1" w:line="360" w:lineRule="auto"/>
+        <w:jc w:val="both"/>
+        <w:rPr>
+          <w:rFonts w:ascii="Verdana" w:eastAsia="Times New Roman" w:hAnsi="Verdana" w:cs="Times New Roman"/>
+          <w:kern w:val="0"/>
+          <w:sz w:val="22"/>
+          <w:szCs w:val="22"/>
+          <w:lang w:eastAsia="de-DE"/>
+          <w14:ligatures w14:val="none"/>
+        </w:rPr>
+      </w:pPr>
+      <w:r>
+        <w:rPr>
+          <w:rFonts w:ascii="Verdana" w:eastAsia="Times New Roman" w:hAnsi="Verdana" w:cs="Times New Roman"/>
+          <w:kern w:val="0"/>
+          <w:sz w:val="22"/>
+          <w:szCs w:val="22"/>
+          <w:lang w:eastAsia="de-DE"/>
+          <w14:ligatures w14:val="none"/>
+        </w:rPr>
+        <w:t>Verbesserung der Orientierung (räumlich + infrastrukturell)</w:t>
+      </w:r>
+    </w:p>
+    <w:p>
+      <w:pPr>
+        <w:pStyle w:val="Listenabsatz"/>
+        <w:numPr>
+          <w:ilvl w:val="0"/>
+          <w:numId w:val="6"/>
+        </w:numPr>
+        <w:spacing w:before="100" w:beforeAutospacing="1" w:after="100" w:afterAutospacing="1" w:line="360" w:lineRule="auto"/>
+        <w:jc w:val="both"/>
+        <w:rPr>
+          <w:rFonts w:ascii="Verdana" w:eastAsia="Times New Roman" w:hAnsi="Verdana" w:cs="Times New Roman"/>
+          <w:kern w:val="0"/>
+          <w:sz w:val="22"/>
+          <w:szCs w:val="22"/>
+          <w:lang w:eastAsia="de-DE"/>
+          <w14:ligatures w14:val="none"/>
+        </w:rPr>
+      </w:pPr>
+      <w:r>
+        <w:rPr>
+          <w:rFonts w:ascii="Verdana" w:eastAsia="Times New Roman" w:hAnsi="Verdana" w:cs="Times New Roman"/>
+          <w:kern w:val="0"/>
+          <w:sz w:val="22"/>
+          <w:szCs w:val="22"/>
+          <w:lang w:eastAsia="de-DE"/>
+          <w14:ligatures w14:val="none"/>
+        </w:rPr>
+        <w:t>Reduzierung von Unsicherheit bei Studienbeginn (Erstis)</w:t>
+      </w:r>
+    </w:p>
+    <w:p>
+      <w:pPr>
+        <w:pStyle w:val="Listenabsatz"/>
+        <w:numPr>
+          <w:ilvl w:val="0"/>
+          <w:numId w:val="6"/>
+        </w:numPr>
+        <w:spacing w:before="100" w:beforeAutospacing="1" w:after="100" w:afterAutospacing="1" w:line="360" w:lineRule="auto"/>
+        <w:jc w:val="both"/>
+        <w:rPr>
+          <w:rFonts w:ascii="Verdana" w:eastAsia="Times New Roman" w:hAnsi="Verdana" w:cs="Times New Roman"/>
+          <w:kern w:val="0"/>
+          <w:sz w:val="22"/>
+          <w:szCs w:val="22"/>
+          <w:lang w:eastAsia="de-DE"/>
+          <w14:ligatures w14:val="none"/>
+        </w:rPr>
+      </w:pPr>
+      <w:r>
+        <w:rPr>
+          <w:rFonts w:ascii="Verdana" w:eastAsia="Times New Roman" w:hAnsi="Verdana" w:cs="Times New Roman"/>
+          <w:kern w:val="0"/>
+          <w:sz w:val="22"/>
+          <w:szCs w:val="22"/>
+          <w:lang w:eastAsia="de-DE"/>
+          <w14:ligatures w14:val="none"/>
+        </w:rPr>
+        <w:t xml:space="preserve">Vermittlung von praktischem Wissen (z. B. Mensa-Nutzung, </w:t>
+      </w:r>
+      <w:proofErr w:type="spellStart"/>
+      <w:r>
+        <w:rPr>
+          <w:rFonts w:ascii="Verdana" w:eastAsia="Times New Roman" w:hAnsi="Verdana" w:cs="Times New Roman"/>
+          <w:kern w:val="0"/>
+          <w:sz w:val="22"/>
+          <w:szCs w:val="22"/>
+          <w:lang w:eastAsia="de-DE"/>
+          <w14:ligatures w14:val="none"/>
+        </w:rPr>
+        <w:t>MoCap</w:t>
+      </w:r>
+      <w:proofErr w:type="spellEnd"/>
+      <w:r>
+        <w:rPr>
+          <w:rFonts w:ascii="Verdana" w:eastAsia="Times New Roman" w:hAnsi="Verdana" w:cs="Times New Roman"/>
+          <w:kern w:val="0"/>
+          <w:sz w:val="22"/>
+          <w:szCs w:val="22"/>
+          <w:lang w:eastAsia="de-DE"/>
+          <w14:ligatures w14:val="none"/>
+        </w:rPr>
+        <w:t xml:space="preserve">-Labor </w:t>
+      </w:r>
+      <w:proofErr w:type="spellStart"/>
+      <w:r>
+        <w:rPr>
+          <w:rFonts w:ascii="Verdana" w:eastAsia="Times New Roman" w:hAnsi="Verdana" w:cs="Times New Roman"/>
+          <w:kern w:val="0"/>
+          <w:sz w:val="22"/>
+          <w:szCs w:val="22"/>
+          <w:lang w:eastAsia="de-DE"/>
+          <w14:ligatures w14:val="none"/>
+        </w:rPr>
+        <w:t>Nutung</w:t>
+      </w:r>
+      <w:proofErr w:type="spellEnd"/>
+      <w:r>
+        <w:rPr>
+          <w:rFonts w:ascii="Verdana" w:eastAsia="Times New Roman" w:hAnsi="Verdana" w:cs="Times New Roman"/>
+          <w:kern w:val="0"/>
+          <w:sz w:val="22"/>
+          <w:szCs w:val="22"/>
+          <w:lang w:eastAsia="de-DE"/>
+          <w14:ligatures w14:val="none"/>
+        </w:rPr>
+        <w:t>)</w:t>
+      </w:r>
+    </w:p>
+    <w:p>
+      <w:pPr>
+        <w:pStyle w:val="Listenabsatz"/>
+        <w:numPr>
+          <w:ilvl w:val="0"/>
+          <w:numId w:val="6"/>
+        </w:numPr>
+        <w:spacing w:before="100" w:beforeAutospacing="1" w:after="100" w:afterAutospacing="1" w:line="360" w:lineRule="auto"/>
+        <w:jc w:val="both"/>
+        <w:rPr>
+          <w:rFonts w:ascii="Verdana" w:eastAsia="Times New Roman" w:hAnsi="Verdana" w:cs="Times New Roman"/>
+          <w:kern w:val="0"/>
+          <w:sz w:val="22"/>
+          <w:szCs w:val="22"/>
+          <w:lang w:eastAsia="de-DE"/>
+          <w14:ligatures w14:val="none"/>
+        </w:rPr>
+      </w:pPr>
+      <w:r>
+        <w:rPr>
+          <w:rFonts w:ascii="Verdana" w:eastAsia="Times New Roman" w:hAnsi="Verdana" w:cs="Times New Roman"/>
+          <w:kern w:val="0"/>
+          <w:sz w:val="22"/>
+          <w:szCs w:val="22"/>
+          <w:lang w:eastAsia="de-DE"/>
+          <w14:ligatures w14:val="none"/>
+        </w:rPr>
+        <w:t>Förderung von:</w:t>
       </w:r>
     </w:p>
     <w:p>
@@ -190,25 +1852,89 @@
         <w:pStyle w:val="Listenabsatz"/>
         <w:numPr>
           <w:ilvl w:val="1"/>
-          <w:numId w:val="1"/>
+          <w:numId w:val="6"/>
         </w:numPr>
-        <w:spacing w:line="360" w:lineRule="auto"/>
-        <w:jc w:val="both"/>
-        <w:rPr>
-          <w:rFonts w:ascii="Verdana" w:hAnsi="Verdana"/>
-          <w:color w:val="000000" w:themeColor="text1"/>
-          <w:sz w:val="22"/>
-          <w:szCs w:val="22"/>
-        </w:rPr>
-      </w:pPr>
-      <w:r>
-        <w:rPr>
-          <w:rFonts w:ascii="Verdana" w:hAnsi="Verdana"/>
-          <w:color w:val="000000" w:themeColor="text1"/>
-          <w:sz w:val="22"/>
-          <w:szCs w:val="22"/>
-        </w:rPr>
-        <w:t>Team</w:t>
+        <w:spacing w:before="100" w:beforeAutospacing="1" w:after="100" w:afterAutospacing="1" w:line="360" w:lineRule="auto"/>
+        <w:jc w:val="both"/>
+        <w:rPr>
+          <w:rFonts w:ascii="Verdana" w:eastAsia="Times New Roman" w:hAnsi="Verdana" w:cs="Times New Roman"/>
+          <w:kern w:val="0"/>
+          <w:sz w:val="22"/>
+          <w:szCs w:val="22"/>
+          <w:lang w:eastAsia="de-DE"/>
+          <w14:ligatures w14:val="none"/>
+        </w:rPr>
+      </w:pPr>
+      <w:r>
+        <w:rPr>
+          <w:rFonts w:ascii="Verdana" w:eastAsia="Times New Roman" w:hAnsi="Verdana" w:cs="Times New Roman"/>
+          <w:kern w:val="0"/>
+          <w:sz w:val="22"/>
+          <w:szCs w:val="22"/>
+          <w:lang w:eastAsia="de-DE"/>
+          <w14:ligatures w14:val="none"/>
+        </w:rPr>
+        <w:t>Immersion</w:t>
+      </w:r>
+    </w:p>
+    <w:p>
+      <w:pPr>
+        <w:pStyle w:val="Listenabsatz"/>
+        <w:numPr>
+          <w:ilvl w:val="1"/>
+          <w:numId w:val="6"/>
+        </w:numPr>
+        <w:spacing w:before="100" w:beforeAutospacing="1" w:after="100" w:afterAutospacing="1" w:line="360" w:lineRule="auto"/>
+        <w:jc w:val="both"/>
+        <w:rPr>
+          <w:rFonts w:ascii="Verdana" w:eastAsia="Times New Roman" w:hAnsi="Verdana" w:cs="Times New Roman"/>
+          <w:kern w:val="0"/>
+          <w:sz w:val="22"/>
+          <w:szCs w:val="22"/>
+          <w:lang w:eastAsia="de-DE"/>
+          <w14:ligatures w14:val="none"/>
+        </w:rPr>
+      </w:pPr>
+      <w:r>
+        <w:rPr>
+          <w:rFonts w:ascii="Verdana" w:eastAsia="Times New Roman" w:hAnsi="Verdana" w:cs="Times New Roman"/>
+          <w:kern w:val="0"/>
+          <w:sz w:val="22"/>
+          <w:szCs w:val="22"/>
+          <w:lang w:eastAsia="de-DE"/>
+          <w14:ligatures w14:val="none"/>
+        </w:rPr>
+        <w:t>Lernmotivation</w:t>
+      </w:r>
+    </w:p>
+    <w:p>
+      <w:pPr>
+        <w:pStyle w:val="Listenabsatz"/>
+        <w:numPr>
+          <w:ilvl w:val="1"/>
+          <w:numId w:val="6"/>
+        </w:numPr>
+        <w:spacing w:before="100" w:beforeAutospacing="1" w:after="100" w:afterAutospacing="1" w:line="360" w:lineRule="auto"/>
+        <w:jc w:val="both"/>
+        <w:rPr>
+          <w:rFonts w:ascii="Verdana" w:eastAsia="Times New Roman" w:hAnsi="Verdana" w:cs="Times New Roman"/>
+          <w:kern w:val="0"/>
+          <w:sz w:val="22"/>
+          <w:szCs w:val="22"/>
+          <w:lang w:eastAsia="de-DE"/>
+          <w14:ligatures w14:val="none"/>
+        </w:rPr>
+      </w:pPr>
+      <w:r>
+        <w:rPr>
+          <w:rFonts w:ascii="Verdana" w:eastAsia="Times New Roman" w:hAnsi="Verdana" w:cs="Times New Roman"/>
+          <w:kern w:val="0"/>
+          <w:sz w:val="22"/>
+          <w:szCs w:val="22"/>
+          <w:lang w:eastAsia="de-DE"/>
+          <w14:ligatures w14:val="none"/>
+        </w:rPr>
+        <w:t>räumlichem Verständnis</w:t>
       </w:r>
     </w:p>
     <w:p>
@@ -216,721 +1942,2930 @@
         <w:pStyle w:val="Listenabsatz"/>
         <w:numPr>
           <w:ilvl w:val="0"/>
-          <w:numId w:val="1"/>
+          <w:numId w:val="6"/>
         </w:numPr>
-        <w:spacing w:line="360" w:lineRule="auto"/>
-        <w:jc w:val="both"/>
-        <w:rPr>
-          <w:rFonts w:ascii="Verdana" w:hAnsi="Verdana"/>
-          <w:color w:val="000000" w:themeColor="text1"/>
-          <w:sz w:val="22"/>
-          <w:szCs w:val="22"/>
-        </w:rPr>
-      </w:pPr>
-      <w:r>
-        <w:rPr>
-          <w:rFonts w:ascii="Verdana" w:hAnsi="Verdana"/>
-          <w:color w:val="000000" w:themeColor="text1"/>
-          <w:sz w:val="22"/>
-          <w:szCs w:val="22"/>
-        </w:rPr>
-        <w:t>Core-Game-Loop</w:t>
-      </w:r>
+        <w:spacing w:before="100" w:beforeAutospacing="1" w:after="100" w:afterAutospacing="1" w:line="360" w:lineRule="auto"/>
+        <w:jc w:val="both"/>
+        <w:rPr>
+          <w:rFonts w:ascii="Verdana" w:eastAsia="Times New Roman" w:hAnsi="Verdana" w:cs="Times New Roman"/>
+          <w:kern w:val="0"/>
+          <w:sz w:val="22"/>
+          <w:szCs w:val="22"/>
+          <w:lang w:eastAsia="de-DE"/>
+          <w14:ligatures w14:val="none"/>
+        </w:rPr>
+      </w:pPr>
+      <w:r>
+        <w:rPr>
+          <w:rFonts w:ascii="Verdana" w:eastAsia="Times New Roman" w:hAnsi="Verdana" w:cs="Times New Roman"/>
+          <w:kern w:val="0"/>
+          <w:sz w:val="22"/>
+          <w:szCs w:val="22"/>
+          <w:lang w:eastAsia="de-DE"/>
+          <w14:ligatures w14:val="none"/>
+        </w:rPr>
+        <w:t>Technologisches Ziel:</w:t>
+      </w:r>
+    </w:p>
+    <w:p>
+      <w:pPr>
+        <w:pStyle w:val="Listenabsatz"/>
+        <w:numPr>
+          <w:ilvl w:val="1"/>
+          <w:numId w:val="6"/>
+        </w:numPr>
+        <w:spacing w:before="100" w:beforeAutospacing="1" w:after="100" w:afterAutospacing="1" w:line="360" w:lineRule="auto"/>
+        <w:jc w:val="both"/>
+        <w:rPr>
+          <w:rFonts w:ascii="Verdana" w:eastAsia="Times New Roman" w:hAnsi="Verdana" w:cs="Times New Roman"/>
+          <w:kern w:val="0"/>
+          <w:sz w:val="22"/>
+          <w:szCs w:val="22"/>
+          <w:lang w:eastAsia="de-DE"/>
+          <w14:ligatures w14:val="none"/>
+        </w:rPr>
+      </w:pPr>
+      <w:r>
+        <w:rPr>
+          <w:rFonts w:ascii="Verdana" w:eastAsia="Times New Roman" w:hAnsi="Verdana" w:cs="Times New Roman"/>
+          <w:kern w:val="0"/>
+          <w:sz w:val="22"/>
+          <w:szCs w:val="22"/>
+          <w:lang w:eastAsia="de-DE"/>
+          <w14:ligatures w14:val="none"/>
+        </w:rPr>
+        <w:t xml:space="preserve">Einsatz von </w:t>
+      </w:r>
+      <w:proofErr w:type="spellStart"/>
+      <w:r>
+        <w:rPr>
+          <w:rFonts w:ascii="Verdana" w:eastAsia="Times New Roman" w:hAnsi="Verdana" w:cs="Times New Roman"/>
+          <w:kern w:val="0"/>
+          <w:sz w:val="22"/>
+          <w:szCs w:val="22"/>
+          <w:lang w:eastAsia="de-DE"/>
+          <w14:ligatures w14:val="none"/>
+        </w:rPr>
+        <w:t>Gaussian</w:t>
+      </w:r>
+      <w:proofErr w:type="spellEnd"/>
+      <w:r>
+        <w:rPr>
+          <w:rFonts w:ascii="Verdana" w:eastAsia="Times New Roman" w:hAnsi="Verdana" w:cs="Times New Roman"/>
+          <w:kern w:val="0"/>
+          <w:sz w:val="22"/>
+          <w:szCs w:val="22"/>
+          <w:lang w:eastAsia="de-DE"/>
+          <w14:ligatures w14:val="none"/>
+        </w:rPr>
+        <w:t xml:space="preserve"> </w:t>
+      </w:r>
+      <w:proofErr w:type="spellStart"/>
+      <w:r>
+        <w:rPr>
+          <w:rFonts w:ascii="Verdana" w:eastAsia="Times New Roman" w:hAnsi="Verdana" w:cs="Times New Roman"/>
+          <w:kern w:val="0"/>
+          <w:sz w:val="22"/>
+          <w:szCs w:val="22"/>
+          <w:lang w:eastAsia="de-DE"/>
+          <w14:ligatures w14:val="none"/>
+        </w:rPr>
+        <w:t>Splatting</w:t>
+      </w:r>
+      <w:proofErr w:type="spellEnd"/>
+      <w:r>
+        <w:rPr>
+          <w:rFonts w:ascii="Verdana" w:eastAsia="Times New Roman" w:hAnsi="Verdana" w:cs="Times New Roman"/>
+          <w:kern w:val="0"/>
+          <w:sz w:val="22"/>
+          <w:szCs w:val="22"/>
+          <w:lang w:eastAsia="de-DE"/>
+          <w14:ligatures w14:val="none"/>
+        </w:rPr>
+        <w:t xml:space="preserve"> in VR als Proof </w:t>
+      </w:r>
+      <w:proofErr w:type="spellStart"/>
+      <w:r>
+        <w:rPr>
+          <w:rFonts w:ascii="Verdana" w:eastAsia="Times New Roman" w:hAnsi="Verdana" w:cs="Times New Roman"/>
+          <w:kern w:val="0"/>
+          <w:sz w:val="22"/>
+          <w:szCs w:val="22"/>
+          <w:lang w:eastAsia="de-DE"/>
+          <w14:ligatures w14:val="none"/>
+        </w:rPr>
+        <w:t>of</w:t>
+      </w:r>
+      <w:proofErr w:type="spellEnd"/>
+      <w:r>
+        <w:rPr>
+          <w:rFonts w:ascii="Verdana" w:eastAsia="Times New Roman" w:hAnsi="Verdana" w:cs="Times New Roman"/>
+          <w:kern w:val="0"/>
+          <w:sz w:val="22"/>
+          <w:szCs w:val="22"/>
+          <w:lang w:eastAsia="de-DE"/>
+          <w14:ligatures w14:val="none"/>
+        </w:rPr>
+        <w:t xml:space="preserve"> Concept</w:t>
+      </w:r>
+    </w:p>
+    <w:p>
+      <w:pPr>
+        <w:pStyle w:val="Listenabsatz"/>
+        <w:numPr>
+          <w:ilvl w:val="1"/>
+          <w:numId w:val="6"/>
+        </w:numPr>
+        <w:spacing w:before="100" w:beforeAutospacing="1" w:after="100" w:afterAutospacing="1" w:line="360" w:lineRule="auto"/>
+        <w:jc w:val="both"/>
+        <w:rPr>
+          <w:rFonts w:ascii="Verdana" w:eastAsia="Times New Roman" w:hAnsi="Verdana" w:cs="Times New Roman"/>
+          <w:kern w:val="0"/>
+          <w:sz w:val="22"/>
+          <w:szCs w:val="22"/>
+          <w:lang w:eastAsia="de-DE"/>
+          <w14:ligatures w14:val="none"/>
+        </w:rPr>
+      </w:pPr>
+      <w:r>
+        <w:rPr>
+          <w:rFonts w:ascii="Verdana" w:eastAsia="Times New Roman" w:hAnsi="Verdana" w:cs="Times New Roman"/>
+          <w:kern w:val="0"/>
+          <w:sz w:val="22"/>
+          <w:szCs w:val="22"/>
+          <w:lang w:eastAsia="de-DE"/>
+          <w14:ligatures w14:val="none"/>
+        </w:rPr>
+        <w:t>stabile Performance und realistische Darstellung</w:t>
+      </w:r>
+    </w:p>
+    <w:p>
+      <w:pPr>
+        <w:spacing w:line="360" w:lineRule="auto"/>
+        <w:jc w:val="both"/>
+        <w:rPr>
+          <w:rFonts w:ascii="Verdana" w:hAnsi="Verdana"/>
+          <w:b/>
+          <w:bCs/>
+          <w:color w:val="153D63" w:themeColor="text2" w:themeTint="E6"/>
+          <w:sz w:val="28"/>
+          <w:szCs w:val="28"/>
+        </w:rPr>
+      </w:pPr>
+    </w:p>
+    <w:p>
+      <w:pPr>
+        <w:spacing w:line="360" w:lineRule="auto"/>
+        <w:jc w:val="both"/>
+        <w:rPr>
+          <w:rFonts w:ascii="Verdana" w:hAnsi="Verdana"/>
+          <w:b/>
+          <w:bCs/>
+          <w:color w:val="153D63" w:themeColor="text2" w:themeTint="E6"/>
+          <w:sz w:val="28"/>
+          <w:szCs w:val="28"/>
+        </w:rPr>
+      </w:pPr>
+      <w:r>
+        <w:rPr>
+          <w:rFonts w:ascii="Verdana" w:hAnsi="Verdana"/>
+          <w:b/>
+          <w:bCs/>
+          <w:color w:val="153D63" w:themeColor="text2" w:themeTint="E6"/>
+          <w:sz w:val="28"/>
+          <w:szCs w:val="28"/>
+        </w:rPr>
+        <w:lastRenderedPageBreak/>
+        <w:t>Team</w:t>
+      </w:r>
+    </w:p>
+    <w:p>
+      <w:pPr>
+        <w:spacing w:line="360" w:lineRule="auto"/>
+        <w:jc w:val="both"/>
+        <w:rPr>
+          <w:rFonts w:ascii="Verdana" w:hAnsi="Verdana"/>
+          <w:b/>
+          <w:bCs/>
+          <w:color w:val="153D63" w:themeColor="text2" w:themeTint="E6"/>
+          <w:sz w:val="28"/>
+          <w:szCs w:val="28"/>
+        </w:rPr>
+      </w:pPr>
+    </w:p>
+    <w:tbl>
+      <w:tblPr>
+        <w:tblStyle w:val="Tabellenraster"/>
+        <w:tblW w:w="0" w:type="auto"/>
+        <w:tblLook w:val="04A0" w:firstRow="1" w:lastRow="0" w:firstColumn="1" w:lastColumn="0" w:noHBand="0" w:noVBand="1"/>
+      </w:tblPr>
+      <w:tblGrid>
+        <w:gridCol w:w="4531"/>
+        <w:gridCol w:w="4531"/>
+      </w:tblGrid>
+      <w:tr>
+        <w:tc>
+          <w:tcPr>
+            <w:tcW w:w="4531" w:type="dxa"/>
+          </w:tcPr>
+          <w:p>
+            <w:pPr>
+              <w:spacing w:line="360" w:lineRule="auto"/>
+              <w:jc w:val="center"/>
+              <w:rPr>
+                <w:rFonts w:ascii="Verdana" w:hAnsi="Verdana"/>
+                <w:color w:val="000000" w:themeColor="text1"/>
+                <w:sz w:val="22"/>
+                <w:szCs w:val="22"/>
+              </w:rPr>
+            </w:pPr>
+          </w:p>
+          <w:p>
+            <w:pPr>
+              <w:spacing w:line="360" w:lineRule="auto"/>
+              <w:jc w:val="center"/>
+              <w:rPr>
+                <w:rFonts w:ascii="Verdana" w:hAnsi="Verdana"/>
+                <w:color w:val="000000" w:themeColor="text1"/>
+                <w:sz w:val="22"/>
+                <w:szCs w:val="22"/>
+              </w:rPr>
+            </w:pPr>
+            <w:r>
+              <w:rPr>
+                <w:rFonts w:ascii="Verdana" w:hAnsi="Verdana"/>
+                <w:color w:val="000000" w:themeColor="text1"/>
+                <w:sz w:val="22"/>
+                <w:szCs w:val="22"/>
+              </w:rPr>
+              <w:t xml:space="preserve">Maik </w:t>
+            </w:r>
+            <w:proofErr w:type="spellStart"/>
+            <w:r>
+              <w:rPr>
+                <w:rFonts w:ascii="Verdana" w:hAnsi="Verdana"/>
+                <w:color w:val="000000" w:themeColor="text1"/>
+                <w:sz w:val="22"/>
+                <w:szCs w:val="22"/>
+              </w:rPr>
+              <w:t>Byrka</w:t>
+            </w:r>
+            <w:proofErr w:type="spellEnd"/>
+          </w:p>
+          <w:p>
+            <w:pPr>
+              <w:spacing w:line="360" w:lineRule="auto"/>
+              <w:jc w:val="center"/>
+              <w:rPr>
+                <w:rFonts w:ascii="Verdana" w:hAnsi="Verdana"/>
+                <w:color w:val="000000" w:themeColor="text1"/>
+                <w:sz w:val="22"/>
+                <w:szCs w:val="22"/>
+              </w:rPr>
+            </w:pPr>
+          </w:p>
+        </w:tc>
+        <w:tc>
+          <w:tcPr>
+            <w:tcW w:w="4531" w:type="dxa"/>
+          </w:tcPr>
+          <w:p>
+            <w:pPr>
+              <w:spacing w:line="360" w:lineRule="auto"/>
+              <w:jc w:val="center"/>
+              <w:rPr>
+                <w:rFonts w:ascii="Verdana" w:hAnsi="Verdana"/>
+                <w:color w:val="000000" w:themeColor="text1"/>
+                <w:sz w:val="22"/>
+                <w:szCs w:val="22"/>
+              </w:rPr>
+            </w:pPr>
+          </w:p>
+          <w:p>
+            <w:pPr>
+              <w:spacing w:line="360" w:lineRule="auto"/>
+              <w:jc w:val="center"/>
+              <w:rPr>
+                <w:rFonts w:ascii="Verdana" w:hAnsi="Verdana"/>
+                <w:color w:val="000000" w:themeColor="text1"/>
+                <w:sz w:val="22"/>
+                <w:szCs w:val="22"/>
+              </w:rPr>
+            </w:pPr>
+            <w:r>
+              <w:rPr>
+                <w:rFonts w:ascii="Verdana" w:hAnsi="Verdana"/>
+                <w:color w:val="000000" w:themeColor="text1"/>
+                <w:sz w:val="22"/>
+                <w:szCs w:val="22"/>
+              </w:rPr>
+              <w:t>Unity-Interaktionsentwicklung</w:t>
+            </w:r>
+            <w:r>
+              <w:rPr>
+                <w:rFonts w:ascii="Verdana" w:hAnsi="Verdana"/>
+                <w:color w:val="000000" w:themeColor="text1"/>
+                <w:sz w:val="22"/>
+                <w:szCs w:val="22"/>
+              </w:rPr>
+              <w:t>, Implementierung zentraler VR-Funktionen</w:t>
+            </w:r>
+          </w:p>
+        </w:tc>
+      </w:tr>
+      <w:tr>
+        <w:tc>
+          <w:tcPr>
+            <w:tcW w:w="4531" w:type="dxa"/>
+          </w:tcPr>
+          <w:p>
+            <w:pPr>
+              <w:spacing w:line="360" w:lineRule="auto"/>
+              <w:jc w:val="center"/>
+              <w:rPr>
+                <w:rFonts w:ascii="Verdana" w:hAnsi="Verdana"/>
+                <w:color w:val="000000" w:themeColor="text1"/>
+                <w:sz w:val="22"/>
+                <w:szCs w:val="22"/>
+              </w:rPr>
+            </w:pPr>
+          </w:p>
+          <w:p>
+            <w:pPr>
+              <w:spacing w:line="360" w:lineRule="auto"/>
+              <w:jc w:val="center"/>
+              <w:rPr>
+                <w:rFonts w:ascii="Verdana" w:hAnsi="Verdana"/>
+                <w:color w:val="000000" w:themeColor="text1"/>
+                <w:sz w:val="22"/>
+                <w:szCs w:val="22"/>
+              </w:rPr>
+            </w:pPr>
+            <w:r>
+              <w:rPr>
+                <w:rFonts w:ascii="Verdana" w:hAnsi="Verdana"/>
+                <w:color w:val="000000" w:themeColor="text1"/>
+                <w:sz w:val="22"/>
+                <w:szCs w:val="22"/>
+              </w:rPr>
+              <w:t xml:space="preserve">Nicolas </w:t>
+            </w:r>
+            <w:proofErr w:type="spellStart"/>
+            <w:r>
+              <w:rPr>
+                <w:rFonts w:ascii="Verdana" w:hAnsi="Verdana"/>
+                <w:color w:val="000000" w:themeColor="text1"/>
+                <w:sz w:val="22"/>
+                <w:szCs w:val="22"/>
+              </w:rPr>
+              <w:t>Grzywacz</w:t>
+            </w:r>
+            <w:proofErr w:type="spellEnd"/>
+          </w:p>
+          <w:p>
+            <w:pPr>
+              <w:spacing w:line="360" w:lineRule="auto"/>
+              <w:jc w:val="center"/>
+              <w:rPr>
+                <w:rFonts w:ascii="Verdana" w:hAnsi="Verdana"/>
+                <w:color w:val="000000" w:themeColor="text1"/>
+                <w:sz w:val="22"/>
+                <w:szCs w:val="22"/>
+              </w:rPr>
+            </w:pPr>
+          </w:p>
+        </w:tc>
+        <w:tc>
+          <w:tcPr>
+            <w:tcW w:w="4531" w:type="dxa"/>
+          </w:tcPr>
+          <w:p>
+            <w:pPr>
+              <w:spacing w:line="360" w:lineRule="auto"/>
+              <w:jc w:val="center"/>
+              <w:rPr>
+                <w:rFonts w:ascii="Verdana" w:hAnsi="Verdana"/>
+                <w:color w:val="000000" w:themeColor="text1"/>
+                <w:sz w:val="22"/>
+                <w:szCs w:val="22"/>
+              </w:rPr>
+            </w:pPr>
+          </w:p>
+          <w:p>
+            <w:pPr>
+              <w:spacing w:line="360" w:lineRule="auto"/>
+              <w:jc w:val="center"/>
+              <w:rPr>
+                <w:rFonts w:ascii="Verdana" w:hAnsi="Verdana"/>
+                <w:color w:val="000000" w:themeColor="text1"/>
+                <w:sz w:val="22"/>
+                <w:szCs w:val="22"/>
+              </w:rPr>
+            </w:pPr>
+            <w:r>
+              <w:rPr>
+                <w:rFonts w:ascii="Verdana" w:hAnsi="Verdana"/>
+                <w:color w:val="000000" w:themeColor="text1"/>
+                <w:sz w:val="22"/>
+                <w:szCs w:val="22"/>
+              </w:rPr>
+              <w:t>Unity-Interaktionsentwicklung</w:t>
+            </w:r>
+            <w:r>
+              <w:rPr>
+                <w:rFonts w:ascii="Verdana" w:hAnsi="Verdana"/>
+                <w:color w:val="000000" w:themeColor="text1"/>
+                <w:sz w:val="22"/>
+                <w:szCs w:val="22"/>
+              </w:rPr>
+              <w:t xml:space="preserve">, </w:t>
+            </w:r>
+            <w:proofErr w:type="spellStart"/>
+            <w:r>
+              <w:rPr>
+                <w:rFonts w:ascii="Verdana" w:hAnsi="Verdana"/>
+                <w:color w:val="000000" w:themeColor="text1"/>
+                <w:sz w:val="22"/>
+                <w:szCs w:val="22"/>
+              </w:rPr>
+              <w:t>Testing</w:t>
+            </w:r>
+            <w:proofErr w:type="spellEnd"/>
+            <w:r>
+              <w:rPr>
+                <w:rFonts w:ascii="Verdana" w:hAnsi="Verdana"/>
+                <w:color w:val="000000" w:themeColor="text1"/>
+                <w:sz w:val="22"/>
+                <w:szCs w:val="22"/>
+              </w:rPr>
+              <w:t xml:space="preserve">, </w:t>
+            </w:r>
+            <w:proofErr w:type="spellStart"/>
+            <w:r>
+              <w:rPr>
+                <w:rFonts w:ascii="Verdana" w:hAnsi="Verdana"/>
+                <w:color w:val="000000" w:themeColor="text1"/>
+                <w:sz w:val="22"/>
+                <w:szCs w:val="22"/>
+              </w:rPr>
+              <w:t>Gaussian</w:t>
+            </w:r>
+            <w:proofErr w:type="spellEnd"/>
+            <w:r>
+              <w:rPr>
+                <w:rFonts w:ascii="Verdana" w:hAnsi="Verdana"/>
+                <w:color w:val="000000" w:themeColor="text1"/>
+                <w:sz w:val="22"/>
+                <w:szCs w:val="22"/>
+              </w:rPr>
+              <w:t xml:space="preserve"> </w:t>
+            </w:r>
+            <w:proofErr w:type="spellStart"/>
+            <w:r>
+              <w:rPr>
+                <w:rFonts w:ascii="Verdana" w:hAnsi="Verdana"/>
+                <w:color w:val="000000" w:themeColor="text1"/>
+                <w:sz w:val="22"/>
+                <w:szCs w:val="22"/>
+              </w:rPr>
+              <w:t>Splat</w:t>
+            </w:r>
+            <w:proofErr w:type="spellEnd"/>
+            <w:r>
+              <w:rPr>
+                <w:rFonts w:ascii="Verdana" w:hAnsi="Verdana"/>
+                <w:color w:val="000000" w:themeColor="text1"/>
+                <w:sz w:val="22"/>
+                <w:szCs w:val="22"/>
+              </w:rPr>
+              <w:t xml:space="preserve"> Erstellung</w:t>
+            </w:r>
+          </w:p>
+        </w:tc>
+      </w:tr>
+      <w:tr>
+        <w:tc>
+          <w:tcPr>
+            <w:tcW w:w="4531" w:type="dxa"/>
+          </w:tcPr>
+          <w:p>
+            <w:pPr>
+              <w:spacing w:line="360" w:lineRule="auto"/>
+              <w:jc w:val="center"/>
+              <w:rPr>
+                <w:rFonts w:ascii="Verdana" w:hAnsi="Verdana"/>
+                <w:color w:val="000000" w:themeColor="text1"/>
+                <w:sz w:val="22"/>
+                <w:szCs w:val="22"/>
+              </w:rPr>
+            </w:pPr>
+          </w:p>
+          <w:p>
+            <w:pPr>
+              <w:spacing w:line="360" w:lineRule="auto"/>
+              <w:jc w:val="center"/>
+              <w:rPr>
+                <w:rFonts w:ascii="Verdana" w:hAnsi="Verdana"/>
+                <w:color w:val="000000" w:themeColor="text1"/>
+                <w:sz w:val="22"/>
+                <w:szCs w:val="22"/>
+              </w:rPr>
+            </w:pPr>
+            <w:r>
+              <w:rPr>
+                <w:rFonts w:ascii="Verdana" w:hAnsi="Verdana"/>
+                <w:color w:val="000000" w:themeColor="text1"/>
+                <w:sz w:val="22"/>
+                <w:szCs w:val="22"/>
+              </w:rPr>
+              <w:t>Anton Neumann</w:t>
+            </w:r>
+          </w:p>
+          <w:p>
+            <w:pPr>
+              <w:spacing w:line="360" w:lineRule="auto"/>
+              <w:jc w:val="center"/>
+              <w:rPr>
+                <w:rFonts w:ascii="Verdana" w:hAnsi="Verdana"/>
+                <w:color w:val="000000" w:themeColor="text1"/>
+                <w:sz w:val="22"/>
+                <w:szCs w:val="22"/>
+              </w:rPr>
+            </w:pPr>
+          </w:p>
+        </w:tc>
+        <w:tc>
+          <w:tcPr>
+            <w:tcW w:w="4531" w:type="dxa"/>
+          </w:tcPr>
+          <w:p>
+            <w:pPr>
+              <w:spacing w:line="360" w:lineRule="auto"/>
+              <w:jc w:val="center"/>
+              <w:rPr>
+                <w:rFonts w:ascii="Verdana" w:hAnsi="Verdana"/>
+                <w:color w:val="000000" w:themeColor="text1"/>
+                <w:sz w:val="22"/>
+                <w:szCs w:val="22"/>
+              </w:rPr>
+            </w:pPr>
+          </w:p>
+          <w:p>
+            <w:pPr>
+              <w:spacing w:line="360" w:lineRule="auto"/>
+              <w:jc w:val="center"/>
+              <w:rPr>
+                <w:rFonts w:ascii="Verdana" w:hAnsi="Verdana"/>
+                <w:color w:val="000000" w:themeColor="text1"/>
+                <w:sz w:val="22"/>
+                <w:szCs w:val="22"/>
+              </w:rPr>
+            </w:pPr>
+            <w:r>
+              <w:rPr>
+                <w:rFonts w:ascii="Verdana" w:hAnsi="Verdana"/>
+                <w:color w:val="000000" w:themeColor="text1"/>
+                <w:sz w:val="22"/>
+                <w:szCs w:val="22"/>
+              </w:rPr>
+              <w:t>Unity-</w:t>
+            </w:r>
+            <w:r>
+              <w:rPr>
+                <w:rFonts w:ascii="Verdana" w:hAnsi="Verdana"/>
+                <w:color w:val="000000" w:themeColor="text1"/>
+                <w:sz w:val="22"/>
+                <w:szCs w:val="22"/>
+              </w:rPr>
+              <w:t>Interaktionsentwicklung</w:t>
+            </w:r>
+            <w:r>
+              <w:rPr>
+                <w:rFonts w:ascii="Verdana" w:hAnsi="Verdana"/>
+                <w:color w:val="000000" w:themeColor="text1"/>
+                <w:sz w:val="22"/>
+                <w:szCs w:val="22"/>
+              </w:rPr>
+              <w:t>, Sounddesign</w:t>
+            </w:r>
+            <w:r>
+              <w:rPr>
+                <w:rFonts w:ascii="Verdana" w:hAnsi="Verdana"/>
+                <w:color w:val="000000" w:themeColor="text1"/>
+                <w:sz w:val="22"/>
+                <w:szCs w:val="22"/>
+              </w:rPr>
+              <w:t xml:space="preserve">, </w:t>
+            </w:r>
+            <w:proofErr w:type="spellStart"/>
+            <w:r>
+              <w:rPr>
+                <w:rFonts w:ascii="Verdana" w:hAnsi="Verdana"/>
+                <w:color w:val="000000" w:themeColor="text1"/>
+                <w:sz w:val="22"/>
+                <w:szCs w:val="22"/>
+              </w:rPr>
+              <w:t>Testing</w:t>
+            </w:r>
+            <w:proofErr w:type="spellEnd"/>
+          </w:p>
+        </w:tc>
+      </w:tr>
+      <w:tr>
+        <w:tc>
+          <w:tcPr>
+            <w:tcW w:w="4531" w:type="dxa"/>
+          </w:tcPr>
+          <w:p>
+            <w:pPr>
+              <w:spacing w:line="360" w:lineRule="auto"/>
+              <w:jc w:val="center"/>
+              <w:rPr>
+                <w:rFonts w:ascii="Verdana" w:hAnsi="Verdana"/>
+                <w:color w:val="000000" w:themeColor="text1"/>
+                <w:sz w:val="22"/>
+                <w:szCs w:val="22"/>
+              </w:rPr>
+            </w:pPr>
+          </w:p>
+          <w:p>
+            <w:pPr>
+              <w:spacing w:line="360" w:lineRule="auto"/>
+              <w:jc w:val="center"/>
+              <w:rPr>
+                <w:rFonts w:ascii="Verdana" w:hAnsi="Verdana"/>
+                <w:color w:val="000000" w:themeColor="text1"/>
+                <w:sz w:val="22"/>
+                <w:szCs w:val="22"/>
+              </w:rPr>
+            </w:pPr>
+            <w:r>
+              <w:rPr>
+                <w:rFonts w:ascii="Verdana" w:hAnsi="Verdana"/>
+                <w:color w:val="000000" w:themeColor="text1"/>
+                <w:sz w:val="22"/>
+                <w:szCs w:val="22"/>
+              </w:rPr>
+              <w:t>Moritz Zöllner</w:t>
+            </w:r>
+          </w:p>
+          <w:p>
+            <w:pPr>
+              <w:spacing w:line="360" w:lineRule="auto"/>
+              <w:jc w:val="center"/>
+              <w:rPr>
+                <w:rFonts w:ascii="Verdana" w:hAnsi="Verdana"/>
+                <w:color w:val="000000" w:themeColor="text1"/>
+                <w:sz w:val="22"/>
+                <w:szCs w:val="22"/>
+              </w:rPr>
+            </w:pPr>
+          </w:p>
+        </w:tc>
+        <w:tc>
+          <w:tcPr>
+            <w:tcW w:w="4531" w:type="dxa"/>
+          </w:tcPr>
+          <w:p>
+            <w:pPr>
+              <w:spacing w:line="360" w:lineRule="auto"/>
+              <w:jc w:val="center"/>
+              <w:rPr>
+                <w:rFonts w:ascii="Verdana" w:hAnsi="Verdana"/>
+                <w:color w:val="000000" w:themeColor="text1"/>
+                <w:sz w:val="22"/>
+                <w:szCs w:val="22"/>
+              </w:rPr>
+            </w:pPr>
+          </w:p>
+          <w:p>
+            <w:pPr>
+              <w:spacing w:line="360" w:lineRule="auto"/>
+              <w:jc w:val="center"/>
+              <w:rPr>
+                <w:rFonts w:ascii="Verdana" w:hAnsi="Verdana"/>
+                <w:color w:val="000000" w:themeColor="text1"/>
+                <w:sz w:val="22"/>
+                <w:szCs w:val="22"/>
+              </w:rPr>
+            </w:pPr>
+            <w:r>
+              <w:rPr>
+                <w:rFonts w:ascii="Verdana" w:hAnsi="Verdana"/>
+                <w:color w:val="000000" w:themeColor="text1"/>
+                <w:sz w:val="22"/>
+                <w:szCs w:val="22"/>
+              </w:rPr>
+              <w:t>Unity-Interaktionsentwicklung</w:t>
+            </w:r>
+            <w:r>
+              <w:rPr>
+                <w:rFonts w:ascii="Verdana" w:hAnsi="Verdana"/>
+                <w:color w:val="000000" w:themeColor="text1"/>
+                <w:sz w:val="22"/>
+                <w:szCs w:val="22"/>
+              </w:rPr>
+              <w:t>, didaktische Konzeption</w:t>
+            </w:r>
+          </w:p>
+        </w:tc>
+      </w:tr>
+      <w:tr>
+        <w:tc>
+          <w:tcPr>
+            <w:tcW w:w="4531" w:type="dxa"/>
+          </w:tcPr>
+          <w:p>
+            <w:pPr>
+              <w:spacing w:line="360" w:lineRule="auto"/>
+              <w:jc w:val="center"/>
+              <w:rPr>
+                <w:rFonts w:ascii="Verdana" w:hAnsi="Verdana"/>
+                <w:color w:val="000000" w:themeColor="text1"/>
+                <w:sz w:val="22"/>
+                <w:szCs w:val="22"/>
+              </w:rPr>
+            </w:pPr>
+          </w:p>
+          <w:p>
+            <w:pPr>
+              <w:spacing w:line="360" w:lineRule="auto"/>
+              <w:jc w:val="center"/>
+              <w:rPr>
+                <w:rFonts w:ascii="Verdana" w:hAnsi="Verdana"/>
+                <w:color w:val="000000" w:themeColor="text1"/>
+                <w:sz w:val="22"/>
+                <w:szCs w:val="22"/>
+              </w:rPr>
+            </w:pPr>
+          </w:p>
+          <w:p>
+            <w:pPr>
+              <w:spacing w:line="360" w:lineRule="auto"/>
+              <w:jc w:val="center"/>
+              <w:rPr>
+                <w:rFonts w:ascii="Verdana" w:hAnsi="Verdana"/>
+                <w:color w:val="000000" w:themeColor="text1"/>
+                <w:sz w:val="22"/>
+                <w:szCs w:val="22"/>
+              </w:rPr>
+            </w:pPr>
+            <w:r>
+              <w:rPr>
+                <w:rFonts w:ascii="Verdana" w:hAnsi="Verdana"/>
+                <w:color w:val="000000" w:themeColor="text1"/>
+                <w:sz w:val="22"/>
+                <w:szCs w:val="22"/>
+              </w:rPr>
+              <w:t>Franz Hielscher</w:t>
+            </w:r>
+          </w:p>
+          <w:p>
+            <w:pPr>
+              <w:spacing w:line="360" w:lineRule="auto"/>
+              <w:jc w:val="center"/>
+              <w:rPr>
+                <w:rFonts w:ascii="Verdana" w:hAnsi="Verdana"/>
+                <w:color w:val="000000" w:themeColor="text1"/>
+                <w:sz w:val="22"/>
+                <w:szCs w:val="22"/>
+              </w:rPr>
+            </w:pPr>
+          </w:p>
+        </w:tc>
+        <w:tc>
+          <w:tcPr>
+            <w:tcW w:w="4531" w:type="dxa"/>
+          </w:tcPr>
+          <w:p>
+            <w:pPr>
+              <w:spacing w:line="360" w:lineRule="auto"/>
+              <w:jc w:val="center"/>
+              <w:rPr>
+                <w:rFonts w:ascii="Verdana" w:hAnsi="Verdana"/>
+                <w:color w:val="000000" w:themeColor="text1"/>
+                <w:sz w:val="22"/>
+                <w:szCs w:val="22"/>
+              </w:rPr>
+            </w:pPr>
+          </w:p>
+          <w:p>
+            <w:pPr>
+              <w:spacing w:line="360" w:lineRule="auto"/>
+              <w:jc w:val="center"/>
+              <w:rPr>
+                <w:rFonts w:ascii="Verdana" w:hAnsi="Verdana"/>
+                <w:color w:val="000000" w:themeColor="text1"/>
+                <w:sz w:val="22"/>
+                <w:szCs w:val="22"/>
+              </w:rPr>
+            </w:pPr>
+            <w:r>
+              <w:rPr>
+                <w:rFonts w:ascii="Verdana" w:hAnsi="Verdana"/>
+                <w:color w:val="000000" w:themeColor="text1"/>
+                <w:sz w:val="22"/>
+                <w:szCs w:val="22"/>
+              </w:rPr>
+              <w:t xml:space="preserve">Projektmanagement, GitHub-Host, Unity-Interaktionsentwicklung, </w:t>
+            </w:r>
+            <w:r>
+              <w:rPr>
+                <w:rFonts w:ascii="Verdana" w:hAnsi="Verdana"/>
+                <w:color w:val="000000" w:themeColor="text1"/>
+                <w:sz w:val="22"/>
+                <w:szCs w:val="22"/>
+              </w:rPr>
+              <w:t xml:space="preserve">Sounddesign, </w:t>
+            </w:r>
+            <w:proofErr w:type="spellStart"/>
+            <w:r>
+              <w:rPr>
+                <w:rFonts w:ascii="Verdana" w:hAnsi="Verdana"/>
+                <w:color w:val="000000" w:themeColor="text1"/>
+                <w:sz w:val="22"/>
+                <w:szCs w:val="22"/>
+              </w:rPr>
+              <w:t>Gaussian</w:t>
+            </w:r>
+            <w:proofErr w:type="spellEnd"/>
+            <w:r>
+              <w:rPr>
+                <w:rFonts w:ascii="Verdana" w:hAnsi="Verdana"/>
+                <w:color w:val="000000" w:themeColor="text1"/>
+                <w:sz w:val="22"/>
+                <w:szCs w:val="22"/>
+              </w:rPr>
+              <w:t xml:space="preserve"> </w:t>
+            </w:r>
+            <w:proofErr w:type="spellStart"/>
+            <w:r>
+              <w:rPr>
+                <w:rFonts w:ascii="Verdana" w:hAnsi="Verdana"/>
+                <w:color w:val="000000" w:themeColor="text1"/>
+                <w:sz w:val="22"/>
+                <w:szCs w:val="22"/>
+              </w:rPr>
+              <w:t>Splatting</w:t>
+            </w:r>
+            <w:proofErr w:type="spellEnd"/>
+            <w:r>
+              <w:rPr>
+                <w:rFonts w:ascii="Verdana" w:hAnsi="Verdana"/>
+                <w:color w:val="000000" w:themeColor="text1"/>
+                <w:sz w:val="22"/>
+                <w:szCs w:val="22"/>
+              </w:rPr>
+              <w:t xml:space="preserve"> Einbindung / Erstellung</w:t>
+            </w:r>
+          </w:p>
+        </w:tc>
+      </w:tr>
+    </w:tbl>
+    <w:p>
+      <w:pPr>
+        <w:spacing w:line="360" w:lineRule="auto"/>
+        <w:jc w:val="both"/>
+        <w:rPr>
+          <w:rFonts w:ascii="Verdana" w:hAnsi="Verdana"/>
+          <w:b/>
+          <w:bCs/>
+          <w:color w:val="153D63" w:themeColor="text2" w:themeTint="E6"/>
+          <w:sz w:val="28"/>
+          <w:szCs w:val="28"/>
+        </w:rPr>
+      </w:pPr>
     </w:p>
     <w:p>
       <w:pPr>
         <w:pStyle w:val="Listenabsatz"/>
         <w:numPr>
           <w:ilvl w:val="0"/>
-          <w:numId w:val="1"/>
+          <w:numId w:val="2"/>
         </w:numPr>
         <w:spacing w:line="360" w:lineRule="auto"/>
         <w:jc w:val="both"/>
         <w:rPr>
           <w:rFonts w:ascii="Verdana" w:hAnsi="Verdana"/>
-          <w:color w:val="000000" w:themeColor="text1"/>
-          <w:sz w:val="22"/>
-          <w:szCs w:val="22"/>
-        </w:rPr>
-      </w:pPr>
-      <w:r>
-        <w:rPr>
-          <w:rFonts w:ascii="Verdana" w:hAnsi="Verdana"/>
-          <w:color w:val="000000" w:themeColor="text1"/>
-          <w:sz w:val="22"/>
-          <w:szCs w:val="22"/>
-        </w:rPr>
-        <w:t>Projektarbeit</w:t>
-      </w:r>
-    </w:p>
+          <w:b/>
+          <w:bCs/>
+          <w:color w:val="153D63" w:themeColor="text2" w:themeTint="E6"/>
+          <w:sz w:val="32"/>
+          <w:szCs w:val="32"/>
+        </w:rPr>
+      </w:pPr>
+      <w:r>
+        <w:rPr>
+          <w:rFonts w:ascii="Verdana" w:hAnsi="Verdana"/>
+          <w:b/>
+          <w:bCs/>
+          <w:color w:val="153D63" w:themeColor="text2" w:themeTint="E6"/>
+          <w:sz w:val="32"/>
+          <w:szCs w:val="32"/>
+        </w:rPr>
+        <w:t>Core-Game-Loop</w:t>
+      </w:r>
+    </w:p>
+    <w:p>
+      <w:pPr>
+        <w:spacing w:after="240"/>
+      </w:pPr>
+    </w:p>
+    <w:tbl>
+      <w:tblPr>
+        <w:tblStyle w:val="Tabellenraster"/>
+        <w:tblW w:w="0" w:type="auto"/>
+        <w:tblLayout w:type="fixed"/>
+        <w:tblLook w:val="04A0" w:firstRow="1" w:lastRow="0" w:firstColumn="1" w:lastColumn="0" w:noHBand="0" w:noVBand="1"/>
+      </w:tblPr>
+      <w:tblGrid>
+        <w:gridCol w:w="2830"/>
+        <w:gridCol w:w="3290"/>
+        <w:gridCol w:w="2942"/>
+      </w:tblGrid>
+      <w:tr>
+        <w:tc>
+          <w:tcPr>
+            <w:tcW w:w="2830" w:type="dxa"/>
+          </w:tcPr>
+          <w:p>
+            <w:pPr>
+              <w:spacing w:line="360" w:lineRule="auto"/>
+              <w:rPr>
+                <w:rFonts w:ascii="Verdana" w:hAnsi="Verdana"/>
+                <w:sz w:val="22"/>
+                <w:szCs w:val="22"/>
+              </w:rPr>
+            </w:pPr>
+            <w:r>
+              <w:rPr>
+                <w:rFonts w:ascii="Verdana" w:hAnsi="Verdana"/>
+                <w:sz w:val="22"/>
+                <w:szCs w:val="22"/>
+              </w:rPr>
+              <w:t>Phase</w:t>
+            </w:r>
+          </w:p>
+        </w:tc>
+        <w:tc>
+          <w:tcPr>
+            <w:tcW w:w="3290" w:type="dxa"/>
+          </w:tcPr>
+          <w:p>
+            <w:pPr>
+              <w:spacing w:after="240" w:line="360" w:lineRule="auto"/>
+              <w:rPr>
+                <w:rFonts w:ascii="Verdana" w:hAnsi="Verdana"/>
+                <w:sz w:val="22"/>
+                <w:szCs w:val="22"/>
+              </w:rPr>
+            </w:pPr>
+            <w:r>
+              <w:rPr>
+                <w:rFonts w:ascii="Verdana" w:hAnsi="Verdana"/>
+                <w:sz w:val="22"/>
+                <w:szCs w:val="22"/>
+              </w:rPr>
+              <w:t>Aktion/Verhalten des Spielers</w:t>
+            </w:r>
+          </w:p>
+        </w:tc>
+        <w:tc>
+          <w:tcPr>
+            <w:tcW w:w="2942" w:type="dxa"/>
+          </w:tcPr>
+          <w:p>
+            <w:pPr>
+              <w:spacing w:line="360" w:lineRule="auto"/>
+              <w:rPr>
+                <w:rFonts w:ascii="Verdana" w:hAnsi="Verdana"/>
+                <w:sz w:val="22"/>
+                <w:szCs w:val="22"/>
+              </w:rPr>
+            </w:pPr>
+            <w:r>
+              <w:rPr>
+                <w:rFonts w:ascii="Verdana" w:hAnsi="Verdana"/>
+                <w:sz w:val="22"/>
+                <w:szCs w:val="22"/>
+              </w:rPr>
+              <w:t>Belohnung/Ergebnis</w:t>
+            </w:r>
+          </w:p>
+        </w:tc>
+      </w:tr>
+      <w:tr>
+        <w:tc>
+          <w:tcPr>
+            <w:tcW w:w="2830" w:type="dxa"/>
+          </w:tcPr>
+          <w:p>
+            <w:pPr>
+              <w:spacing w:line="360" w:lineRule="auto"/>
+              <w:jc w:val="center"/>
+              <w:rPr>
+                <w:rFonts w:ascii="Verdana" w:hAnsi="Verdana"/>
+                <w:sz w:val="22"/>
+                <w:szCs w:val="22"/>
+              </w:rPr>
+            </w:pPr>
+          </w:p>
+          <w:p>
+            <w:pPr>
+              <w:spacing w:line="360" w:lineRule="auto"/>
+              <w:jc w:val="center"/>
+              <w:rPr>
+                <w:rFonts w:ascii="Verdana" w:hAnsi="Verdana"/>
+                <w:sz w:val="22"/>
+                <w:szCs w:val="22"/>
+              </w:rPr>
+            </w:pPr>
+            <w:r>
+              <w:rPr>
+                <w:rFonts w:ascii="Verdana" w:hAnsi="Verdana"/>
+                <w:sz w:val="22"/>
+                <w:szCs w:val="22"/>
+              </w:rPr>
+              <w:t>1. Entschlüsseln</w:t>
+            </w:r>
+          </w:p>
+        </w:tc>
+        <w:tc>
+          <w:tcPr>
+            <w:tcW w:w="3290" w:type="dxa"/>
+          </w:tcPr>
+          <w:p>
+            <w:pPr>
+              <w:spacing w:line="360" w:lineRule="auto"/>
+              <w:rPr>
+                <w:rFonts w:ascii="Verdana" w:hAnsi="Verdana"/>
+                <w:sz w:val="22"/>
+                <w:szCs w:val="22"/>
+              </w:rPr>
+            </w:pPr>
+            <w:r>
+              <w:rPr>
+                <w:rFonts w:ascii="Verdana" w:hAnsi="Verdana"/>
+                <w:sz w:val="22"/>
+                <w:szCs w:val="22"/>
+              </w:rPr>
+              <w:t xml:space="preserve">Der Spieler </w:t>
+            </w:r>
+            <w:r>
+              <w:rPr>
+                <w:rFonts w:ascii="Verdana" w:hAnsi="Verdana"/>
+                <w:sz w:val="22"/>
+                <w:szCs w:val="22"/>
+              </w:rPr>
+              <w:t>löst</w:t>
+            </w:r>
+            <w:r>
+              <w:rPr>
+                <w:rFonts w:ascii="Verdana" w:hAnsi="Verdana"/>
+                <w:sz w:val="22"/>
+                <w:szCs w:val="22"/>
+              </w:rPr>
+              <w:t xml:space="preserve"> ein Rätsel/</w:t>
+            </w:r>
+            <w:r>
+              <w:rPr>
+                <w:rFonts w:ascii="Verdana" w:hAnsi="Verdana"/>
+                <w:sz w:val="22"/>
+                <w:szCs w:val="22"/>
+              </w:rPr>
+              <w:t>Hinweis,</w:t>
+            </w:r>
+            <w:r>
+              <w:rPr>
+                <w:rFonts w:ascii="Verdana" w:hAnsi="Verdana"/>
+                <w:sz w:val="22"/>
+                <w:szCs w:val="22"/>
+              </w:rPr>
+              <w:t xml:space="preserve"> um die Quest zu interpretieren</w:t>
+            </w:r>
+          </w:p>
+        </w:tc>
+        <w:tc>
+          <w:tcPr>
+            <w:tcW w:w="2942" w:type="dxa"/>
+          </w:tcPr>
+          <w:p>
+            <w:pPr>
+              <w:spacing w:line="360" w:lineRule="auto"/>
+              <w:rPr>
+                <w:rFonts w:ascii="Verdana" w:hAnsi="Verdana"/>
+                <w:sz w:val="22"/>
+                <w:szCs w:val="22"/>
+              </w:rPr>
+            </w:pPr>
+            <w:r>
+              <w:rPr>
+                <w:rFonts w:ascii="Verdana" w:hAnsi="Verdana"/>
+                <w:sz w:val="22"/>
+                <w:szCs w:val="22"/>
+              </w:rPr>
+              <w:t>Verstehen der Quest, Richtung zum nächsten Ort</w:t>
+            </w:r>
+          </w:p>
+        </w:tc>
+      </w:tr>
+      <w:tr>
+        <w:tc>
+          <w:tcPr>
+            <w:tcW w:w="2830" w:type="dxa"/>
+          </w:tcPr>
+          <w:p>
+            <w:pPr>
+              <w:spacing w:line="360" w:lineRule="auto"/>
+              <w:jc w:val="center"/>
+              <w:rPr>
+                <w:rFonts w:ascii="Verdana" w:hAnsi="Verdana"/>
+                <w:sz w:val="22"/>
+                <w:szCs w:val="22"/>
+              </w:rPr>
+            </w:pPr>
+          </w:p>
+          <w:p>
+            <w:pPr>
+              <w:spacing w:line="360" w:lineRule="auto"/>
+              <w:jc w:val="center"/>
+              <w:rPr>
+                <w:rFonts w:ascii="Verdana" w:hAnsi="Verdana"/>
+                <w:sz w:val="22"/>
+                <w:szCs w:val="22"/>
+              </w:rPr>
+            </w:pPr>
+            <w:r>
+              <w:rPr>
+                <w:rFonts w:ascii="Verdana" w:hAnsi="Verdana"/>
+                <w:sz w:val="22"/>
+                <w:szCs w:val="22"/>
+              </w:rPr>
+              <w:t>2. Suchen &amp; Bewegen</w:t>
+            </w:r>
+          </w:p>
+        </w:tc>
+        <w:tc>
+          <w:tcPr>
+            <w:tcW w:w="3290" w:type="dxa"/>
+          </w:tcPr>
+          <w:p>
+            <w:pPr>
+              <w:spacing w:line="360" w:lineRule="auto"/>
+              <w:rPr>
+                <w:rFonts w:ascii="Verdana" w:hAnsi="Verdana"/>
+                <w:sz w:val="22"/>
+                <w:szCs w:val="22"/>
+              </w:rPr>
+            </w:pPr>
+            <w:r>
+              <w:rPr>
+                <w:rFonts w:ascii="Verdana" w:hAnsi="Verdana"/>
+                <w:sz w:val="22"/>
+                <w:szCs w:val="22"/>
+              </w:rPr>
+              <w:t xml:space="preserve">Der Spieler bewegt sich im Spiel zu den </w:t>
+            </w:r>
+            <w:r>
+              <w:rPr>
+                <w:rFonts w:ascii="Verdana" w:hAnsi="Verdana"/>
+                <w:sz w:val="22"/>
+                <w:szCs w:val="22"/>
+              </w:rPr>
+              <w:t>Ergebnissen,</w:t>
+            </w:r>
+            <w:r>
+              <w:rPr>
+                <w:rFonts w:ascii="Verdana" w:hAnsi="Verdana"/>
+                <w:sz w:val="22"/>
+                <w:szCs w:val="22"/>
+              </w:rPr>
+              <w:t xml:space="preserve"> die er vorher erlangt </w:t>
+            </w:r>
+            <w:proofErr w:type="gramStart"/>
+            <w:r>
+              <w:rPr>
+                <w:rFonts w:ascii="Verdana" w:hAnsi="Verdana"/>
+                <w:sz w:val="22"/>
+                <w:szCs w:val="22"/>
+              </w:rPr>
+              <w:t>hat</w:t>
+            </w:r>
+            <w:proofErr w:type="gramEnd"/>
+          </w:p>
+        </w:tc>
+        <w:tc>
+          <w:tcPr>
+            <w:tcW w:w="2942" w:type="dxa"/>
+          </w:tcPr>
+          <w:p>
+            <w:pPr>
+              <w:spacing w:line="360" w:lineRule="auto"/>
+              <w:rPr>
+                <w:rFonts w:ascii="Verdana" w:hAnsi="Verdana"/>
+                <w:sz w:val="22"/>
+                <w:szCs w:val="22"/>
+              </w:rPr>
+            </w:pPr>
+            <w:r>
+              <w:rPr>
+                <w:rFonts w:ascii="Verdana" w:hAnsi="Verdana"/>
+                <w:sz w:val="22"/>
+                <w:szCs w:val="22"/>
+              </w:rPr>
+              <w:t>Auffinden des gesuchten Objekts oder des nächsten Hinweises.</w:t>
+            </w:r>
+          </w:p>
+        </w:tc>
+      </w:tr>
+      <w:tr>
+        <w:tc>
+          <w:tcPr>
+            <w:tcW w:w="2830" w:type="dxa"/>
+          </w:tcPr>
+          <w:p>
+            <w:pPr>
+              <w:spacing w:line="360" w:lineRule="auto"/>
+              <w:jc w:val="center"/>
+              <w:rPr>
+                <w:rFonts w:ascii="Verdana" w:hAnsi="Verdana"/>
+                <w:sz w:val="22"/>
+                <w:szCs w:val="22"/>
+              </w:rPr>
+            </w:pPr>
+          </w:p>
+          <w:p>
+            <w:pPr>
+              <w:spacing w:line="360" w:lineRule="auto"/>
+              <w:jc w:val="center"/>
+              <w:rPr>
+                <w:rFonts w:ascii="Verdana" w:hAnsi="Verdana"/>
+                <w:sz w:val="22"/>
+                <w:szCs w:val="22"/>
+              </w:rPr>
+            </w:pPr>
+            <w:r>
+              <w:rPr>
+                <w:rFonts w:ascii="Verdana" w:hAnsi="Verdana"/>
+                <w:sz w:val="22"/>
+                <w:szCs w:val="22"/>
+              </w:rPr>
+              <w:t>3. Bestätigen/Sammeln</w:t>
+            </w:r>
+          </w:p>
+        </w:tc>
+        <w:tc>
+          <w:tcPr>
+            <w:tcW w:w="3290" w:type="dxa"/>
+          </w:tcPr>
+          <w:p>
+            <w:pPr>
+              <w:spacing w:line="360" w:lineRule="auto"/>
+              <w:rPr>
+                <w:rFonts w:ascii="Verdana" w:hAnsi="Verdana"/>
+                <w:sz w:val="22"/>
+                <w:szCs w:val="22"/>
+              </w:rPr>
+            </w:pPr>
+            <w:r>
+              <w:rPr>
+                <w:rFonts w:ascii="Verdana" w:hAnsi="Verdana"/>
+                <w:sz w:val="22"/>
+                <w:szCs w:val="22"/>
+              </w:rPr>
+              <w:t>Der Spieler führt am gefundenen Ort die Quest aus</w:t>
+            </w:r>
+          </w:p>
+        </w:tc>
+        <w:tc>
+          <w:tcPr>
+            <w:tcW w:w="2942" w:type="dxa"/>
+          </w:tcPr>
+          <w:p>
+            <w:pPr>
+              <w:spacing w:line="360" w:lineRule="auto"/>
+              <w:rPr>
+                <w:rFonts w:ascii="Verdana" w:hAnsi="Verdana"/>
+                <w:sz w:val="22"/>
+                <w:szCs w:val="22"/>
+              </w:rPr>
+            </w:pPr>
+            <w:r>
+              <w:rPr>
+                <w:rFonts w:ascii="Verdana" w:hAnsi="Verdana"/>
+                <w:sz w:val="22"/>
+                <w:szCs w:val="22"/>
+              </w:rPr>
+              <w:t>Freischalten für das nächste Level (Beginn Phase 1)</w:t>
+            </w:r>
+          </w:p>
+        </w:tc>
+      </w:tr>
+    </w:tbl>
+    <w:p/>
     <w:p>
       <w:pPr>
         <w:pStyle w:val="Listenabsatz"/>
-        <w:numPr>
-          <w:ilvl w:val="1"/>
-          <w:numId w:val="1"/>
-        </w:numPr>
-        <w:spacing w:line="360" w:lineRule="auto"/>
-        <w:jc w:val="both"/>
-        <w:rPr>
-          <w:rFonts w:ascii="Verdana" w:hAnsi="Verdana"/>
-          <w:color w:val="000000" w:themeColor="text1"/>
-          <w:sz w:val="22"/>
-          <w:szCs w:val="22"/>
-        </w:rPr>
-      </w:pPr>
-      <w:r>
-        <w:rPr>
-          <w:rFonts w:ascii="Verdana" w:hAnsi="Verdana"/>
-          <w:color w:val="000000" w:themeColor="text1"/>
-          <w:sz w:val="22"/>
-          <w:szCs w:val="22"/>
-        </w:rPr>
-        <w:t>Benutzeroberfläche</w:t>
-      </w:r>
-    </w:p>
-    <w:p>
-      <w:pPr>
-        <w:pStyle w:val="Listenabsatz"/>
-        <w:numPr>
-          <w:ilvl w:val="1"/>
-          <w:numId w:val="1"/>
-        </w:numPr>
-        <w:spacing w:line="360" w:lineRule="auto"/>
-        <w:jc w:val="both"/>
-        <w:rPr>
-          <w:rFonts w:ascii="Verdana" w:hAnsi="Verdana"/>
-          <w:color w:val="000000" w:themeColor="text1"/>
-          <w:sz w:val="22"/>
-          <w:szCs w:val="22"/>
-        </w:rPr>
-      </w:pPr>
-      <w:r>
-        <w:rPr>
-          <w:rFonts w:ascii="Verdana" w:hAnsi="Verdana"/>
-          <w:color w:val="000000" w:themeColor="text1"/>
-          <w:sz w:val="22"/>
-          <w:szCs w:val="22"/>
-        </w:rPr>
-        <w:t>Bewegungsmechanik</w:t>
-      </w:r>
-      <w:r>
-        <w:rPr>
-          <w:rFonts w:ascii="Verdana" w:hAnsi="Verdana"/>
-          <w:color w:val="000000" w:themeColor="text1"/>
-          <w:sz w:val="22"/>
-          <w:szCs w:val="22"/>
-        </w:rPr>
-        <w:t xml:space="preserve"> + Navigation</w:t>
-      </w:r>
-    </w:p>
-    <w:p>
-      <w:pPr>
-        <w:pStyle w:val="Listenabsatz"/>
-        <w:numPr>
-          <w:ilvl w:val="1"/>
-          <w:numId w:val="1"/>
-        </w:numPr>
-        <w:spacing w:line="360" w:lineRule="auto"/>
-        <w:jc w:val="both"/>
-        <w:rPr>
-          <w:rFonts w:ascii="Verdana" w:hAnsi="Verdana"/>
-          <w:color w:val="000000" w:themeColor="text1"/>
-          <w:sz w:val="22"/>
-          <w:szCs w:val="22"/>
-        </w:rPr>
-      </w:pPr>
-      <w:r>
-        <w:rPr>
-          <w:rFonts w:ascii="Verdana" w:hAnsi="Verdana"/>
-          <w:color w:val="000000" w:themeColor="text1"/>
-          <w:sz w:val="22"/>
-          <w:szCs w:val="22"/>
-        </w:rPr>
-        <w:t>Texturierung und Gaussian Splatting</w:t>
-      </w:r>
-    </w:p>
-    <w:p>
-      <w:pPr>
-        <w:pStyle w:val="Listenabsatz"/>
-        <w:numPr>
-          <w:ilvl w:val="2"/>
-          <w:numId w:val="1"/>
-        </w:numPr>
-        <w:spacing w:line="360" w:lineRule="auto"/>
-        <w:jc w:val="both"/>
-        <w:rPr>
-          <w:rFonts w:ascii="Verdana" w:hAnsi="Verdana"/>
-          <w:color w:val="000000" w:themeColor="text1"/>
-          <w:sz w:val="22"/>
-          <w:szCs w:val="22"/>
-        </w:rPr>
-      </w:pPr>
-      <w:r>
-        <w:rPr>
-          <w:rFonts w:ascii="Verdana" w:hAnsi="Verdana"/>
-          <w:color w:val="000000" w:themeColor="text1"/>
-          <w:sz w:val="22"/>
-          <w:szCs w:val="22"/>
-        </w:rPr>
-        <w:t>Vorgehen</w:t>
-      </w:r>
-    </w:p>
-    <w:p>
-      <w:pPr>
-        <w:pStyle w:val="Listenabsatz"/>
-        <w:numPr>
-          <w:ilvl w:val="2"/>
-          <w:numId w:val="1"/>
-        </w:numPr>
-        <w:spacing w:line="360" w:lineRule="auto"/>
-        <w:jc w:val="both"/>
-        <w:rPr>
-          <w:rFonts w:ascii="Verdana" w:hAnsi="Verdana"/>
-          <w:color w:val="000000" w:themeColor="text1"/>
-          <w:sz w:val="22"/>
-          <w:szCs w:val="22"/>
-        </w:rPr>
-      </w:pPr>
-      <w:r>
-        <w:rPr>
-          <w:rFonts w:ascii="Verdana" w:hAnsi="Verdana"/>
-          <w:color w:val="000000" w:themeColor="text1"/>
-          <w:sz w:val="22"/>
-          <w:szCs w:val="22"/>
-        </w:rPr>
-        <w:t>Umsetzung</w:t>
-      </w:r>
-    </w:p>
-    <w:p>
-      <w:pPr>
-        <w:pStyle w:val="Listenabsatz"/>
-        <w:numPr>
-          <w:ilvl w:val="2"/>
-          <w:numId w:val="1"/>
-        </w:numPr>
-        <w:spacing w:line="360" w:lineRule="auto"/>
-        <w:jc w:val="both"/>
-        <w:rPr>
-          <w:rFonts w:ascii="Verdana" w:hAnsi="Verdana"/>
-          <w:color w:val="000000" w:themeColor="text1"/>
-          <w:sz w:val="22"/>
-          <w:szCs w:val="22"/>
-        </w:rPr>
-      </w:pPr>
-      <w:r>
-        <w:rPr>
-          <w:rFonts w:ascii="Verdana" w:hAnsi="Verdana"/>
-          <w:color w:val="000000" w:themeColor="text1"/>
-          <w:sz w:val="22"/>
-          <w:szCs w:val="22"/>
-        </w:rPr>
-        <w:t>Resultate</w:t>
-      </w:r>
-    </w:p>
-    <w:p>
-      <w:pPr>
-        <w:pStyle w:val="Listenabsatz"/>
-        <w:numPr>
-          <w:ilvl w:val="1"/>
-          <w:numId w:val="1"/>
-        </w:numPr>
-        <w:spacing w:line="360" w:lineRule="auto"/>
-        <w:jc w:val="both"/>
-        <w:rPr>
-          <w:rFonts w:ascii="Verdana" w:hAnsi="Verdana"/>
-          <w:color w:val="000000" w:themeColor="text1"/>
-          <w:sz w:val="22"/>
-          <w:szCs w:val="22"/>
-        </w:rPr>
-      </w:pPr>
-      <w:r>
-        <w:rPr>
-          <w:rFonts w:ascii="Verdana" w:hAnsi="Verdana"/>
-          <w:color w:val="000000" w:themeColor="text1"/>
-          <w:sz w:val="22"/>
-          <w:szCs w:val="22"/>
-        </w:rPr>
-        <w:t>Interaktionen</w:t>
-      </w:r>
-      <w:r>
-        <w:rPr>
-          <w:rFonts w:ascii="Verdana" w:hAnsi="Verdana"/>
-          <w:color w:val="000000" w:themeColor="text1"/>
-          <w:sz w:val="22"/>
-          <w:szCs w:val="22"/>
-        </w:rPr>
-        <w:t xml:space="preserve"> + Demonstration (gerendertes Video oder </w:t>
-      </w:r>
-      <w:r>
-        <w:rPr>
-          <w:rFonts w:ascii="Verdana" w:hAnsi="Verdana"/>
-          <w:color w:val="000000" w:themeColor="text1"/>
-          <w:sz w:val="22"/>
-          <w:szCs w:val="22"/>
-        </w:rPr>
-        <w:t>Live-Demo</w:t>
-      </w:r>
-      <w:r>
-        <w:rPr>
-          <w:rFonts w:ascii="Verdana" w:hAnsi="Verdana"/>
-          <w:color w:val="000000" w:themeColor="text1"/>
-          <w:sz w:val="22"/>
-          <w:szCs w:val="22"/>
-        </w:rPr>
-        <w:t>)</w:t>
-      </w:r>
-    </w:p>
-    <w:p>
-      <w:pPr>
-        <w:pStyle w:val="Listenabsatz"/>
-        <w:numPr>
-          <w:ilvl w:val="2"/>
-          <w:numId w:val="1"/>
-        </w:numPr>
-        <w:spacing w:line="360" w:lineRule="auto"/>
-        <w:jc w:val="both"/>
-        <w:rPr>
-          <w:rFonts w:ascii="Verdana" w:hAnsi="Verdana"/>
-          <w:color w:val="000000" w:themeColor="text1"/>
-          <w:sz w:val="22"/>
-          <w:szCs w:val="22"/>
-        </w:rPr>
-      </w:pPr>
-      <w:r>
-        <w:rPr>
-          <w:rFonts w:ascii="Verdana" w:hAnsi="Verdana"/>
-          <w:color w:val="000000" w:themeColor="text1"/>
-          <w:sz w:val="22"/>
-          <w:szCs w:val="22"/>
-        </w:rPr>
-        <w:t>Titlescreen</w:t>
-      </w:r>
-    </w:p>
-    <w:p>
-      <w:pPr>
-        <w:pStyle w:val="Listenabsatz"/>
-        <w:numPr>
-          <w:ilvl w:val="2"/>
-          <w:numId w:val="1"/>
-        </w:numPr>
-        <w:spacing w:line="360" w:lineRule="auto"/>
-        <w:jc w:val="both"/>
-        <w:rPr>
-          <w:rFonts w:ascii="Verdana" w:hAnsi="Verdana"/>
-          <w:color w:val="000000" w:themeColor="text1"/>
-          <w:sz w:val="22"/>
-          <w:szCs w:val="22"/>
-        </w:rPr>
-      </w:pPr>
-      <w:r>
-        <w:rPr>
-          <w:rFonts w:ascii="Verdana" w:hAnsi="Verdana"/>
-          <w:color w:val="000000" w:themeColor="text1"/>
-          <w:sz w:val="22"/>
-          <w:szCs w:val="22"/>
-        </w:rPr>
-        <w:t>Menü</w:t>
-      </w:r>
-      <w:r>
-        <w:rPr>
-          <w:rFonts w:ascii="Verdana" w:hAnsi="Verdana"/>
-          <w:color w:val="000000" w:themeColor="text1"/>
-          <w:sz w:val="22"/>
-          <w:szCs w:val="22"/>
-        </w:rPr>
-        <w:t xml:space="preserve"> (inkl. Optionen)</w:t>
-      </w:r>
-    </w:p>
-    <w:p>
-      <w:pPr>
-        <w:pStyle w:val="Listenabsatz"/>
-        <w:numPr>
-          <w:ilvl w:val="2"/>
-          <w:numId w:val="1"/>
-        </w:numPr>
-        <w:spacing w:line="360" w:lineRule="auto"/>
-        <w:jc w:val="both"/>
-        <w:rPr>
-          <w:rFonts w:ascii="Verdana" w:hAnsi="Verdana"/>
-          <w:color w:val="000000" w:themeColor="text1"/>
-          <w:sz w:val="22"/>
-          <w:szCs w:val="22"/>
-        </w:rPr>
-      </w:pPr>
-      <w:r>
-        <w:rPr>
-          <w:rFonts w:ascii="Verdana" w:hAnsi="Verdana"/>
-          <w:color w:val="000000" w:themeColor="text1"/>
-          <w:sz w:val="22"/>
-          <w:szCs w:val="22"/>
-        </w:rPr>
-        <w:t>Hinsetzen-Mechanik</w:t>
-      </w:r>
-    </w:p>
-    <w:p>
-      <w:pPr>
-        <w:pStyle w:val="Listenabsatz"/>
-        <w:numPr>
-          <w:ilvl w:val="2"/>
-          <w:numId w:val="1"/>
-        </w:numPr>
-        <w:spacing w:line="360" w:lineRule="auto"/>
-        <w:jc w:val="both"/>
-        <w:rPr>
-          <w:rFonts w:ascii="Verdana" w:hAnsi="Verdana"/>
-          <w:color w:val="000000" w:themeColor="text1"/>
-          <w:sz w:val="22"/>
-          <w:szCs w:val="22"/>
-        </w:rPr>
-      </w:pPr>
-      <w:r>
-        <w:rPr>
-          <w:rFonts w:ascii="Verdana" w:hAnsi="Verdana"/>
-          <w:color w:val="000000" w:themeColor="text1"/>
-          <w:sz w:val="22"/>
-          <w:szCs w:val="22"/>
-        </w:rPr>
-        <w:t>Monitor</w:t>
-      </w:r>
-    </w:p>
-    <w:p>
-      <w:pPr>
-        <w:pStyle w:val="Listenabsatz"/>
-        <w:numPr>
-          <w:ilvl w:val="2"/>
-          <w:numId w:val="1"/>
-        </w:numPr>
-        <w:spacing w:line="360" w:lineRule="auto"/>
-        <w:jc w:val="both"/>
-        <w:rPr>
-          <w:rFonts w:ascii="Verdana" w:hAnsi="Verdana"/>
-          <w:color w:val="000000" w:themeColor="text1"/>
-          <w:sz w:val="22"/>
-          <w:szCs w:val="22"/>
-        </w:rPr>
-      </w:pPr>
-      <w:r>
-        <w:rPr>
-          <w:rFonts w:ascii="Verdana" w:hAnsi="Verdana"/>
-          <w:color w:val="000000" w:themeColor="text1"/>
-          <w:sz w:val="22"/>
-          <w:szCs w:val="22"/>
-        </w:rPr>
-        <w:t>VR-Brille</w:t>
-      </w:r>
-    </w:p>
-    <w:p>
-      <w:pPr>
-        <w:pStyle w:val="Listenabsatz"/>
-        <w:numPr>
-          <w:ilvl w:val="2"/>
-          <w:numId w:val="1"/>
-        </w:numPr>
-        <w:spacing w:line="360" w:lineRule="auto"/>
-        <w:jc w:val="both"/>
-        <w:rPr>
-          <w:rFonts w:ascii="Verdana" w:hAnsi="Verdana"/>
-          <w:color w:val="000000" w:themeColor="text1"/>
-          <w:sz w:val="22"/>
-          <w:szCs w:val="22"/>
-        </w:rPr>
-      </w:pPr>
-      <w:r>
-        <w:rPr>
-          <w:rFonts w:ascii="Verdana" w:hAnsi="Verdana"/>
-          <w:color w:val="000000" w:themeColor="text1"/>
-          <w:sz w:val="22"/>
-          <w:szCs w:val="22"/>
-        </w:rPr>
-        <w:t>Quiz</w:t>
-      </w:r>
-    </w:p>
-    <w:p>
-      <w:pPr>
-        <w:pStyle w:val="Listenabsatz"/>
-        <w:numPr>
-          <w:ilvl w:val="2"/>
-          <w:numId w:val="1"/>
-        </w:numPr>
-        <w:spacing w:line="360" w:lineRule="auto"/>
-        <w:jc w:val="both"/>
-        <w:rPr>
-          <w:rFonts w:ascii="Verdana" w:hAnsi="Verdana"/>
-          <w:color w:val="000000" w:themeColor="text1"/>
-          <w:sz w:val="22"/>
-          <w:szCs w:val="22"/>
-        </w:rPr>
-      </w:pPr>
-      <w:r>
-        <w:rPr>
-          <w:rFonts w:ascii="Verdana" w:hAnsi="Verdana"/>
-          <w:color w:val="000000" w:themeColor="text1"/>
-          <w:sz w:val="22"/>
-          <w:szCs w:val="22"/>
-        </w:rPr>
-        <w:t>Abzeichen</w:t>
-      </w:r>
-    </w:p>
-    <w:p>
-      <w:pPr>
-        <w:pStyle w:val="Listenabsatz"/>
-        <w:numPr>
-          <w:ilvl w:val="2"/>
-          <w:numId w:val="1"/>
-        </w:numPr>
-        <w:spacing w:line="360" w:lineRule="auto"/>
-        <w:jc w:val="both"/>
-        <w:rPr>
-          <w:rFonts w:ascii="Verdana" w:hAnsi="Verdana"/>
-          <w:color w:val="000000" w:themeColor="text1"/>
-          <w:sz w:val="22"/>
-          <w:szCs w:val="22"/>
-        </w:rPr>
-      </w:pPr>
-      <w:r>
-        <w:rPr>
-          <w:rFonts w:ascii="Verdana" w:hAnsi="Verdana"/>
-          <w:color w:val="000000" w:themeColor="text1"/>
-          <w:sz w:val="22"/>
-          <w:szCs w:val="22"/>
-        </w:rPr>
-        <w:t>Position</w:t>
-      </w:r>
-      <w:r>
-        <w:rPr>
-          <w:rFonts w:ascii="Verdana" w:hAnsi="Verdana"/>
-          <w:color w:val="000000" w:themeColor="text1"/>
-          <w:sz w:val="22"/>
-          <w:szCs w:val="22"/>
-        </w:rPr>
-        <w:t>s</w:t>
-      </w:r>
-      <w:r>
-        <w:rPr>
-          <w:rFonts w:ascii="Verdana" w:hAnsi="Verdana"/>
-          <w:color w:val="000000" w:themeColor="text1"/>
-          <w:sz w:val="22"/>
-          <w:szCs w:val="22"/>
-        </w:rPr>
-        <w:t>-Karte</w:t>
-      </w:r>
-    </w:p>
-    <w:p>
-      <w:pPr>
-        <w:pStyle w:val="Listenabsatz"/>
-        <w:numPr>
-          <w:ilvl w:val="2"/>
-          <w:numId w:val="1"/>
-        </w:numPr>
-        <w:spacing w:line="360" w:lineRule="auto"/>
-        <w:jc w:val="both"/>
-        <w:rPr>
-          <w:rFonts w:ascii="Verdana" w:hAnsi="Verdana"/>
-          <w:color w:val="000000" w:themeColor="text1"/>
-          <w:sz w:val="22"/>
-          <w:szCs w:val="22"/>
-        </w:rPr>
-      </w:pPr>
-      <w:r>
-        <w:rPr>
-          <w:rFonts w:ascii="Verdana" w:hAnsi="Verdana"/>
-          <w:color w:val="000000" w:themeColor="text1"/>
-          <w:sz w:val="22"/>
-          <w:szCs w:val="22"/>
-        </w:rPr>
-        <w:t>Teleportation</w:t>
-      </w:r>
-    </w:p>
-    <w:p>
-      <w:pPr>
-        <w:pStyle w:val="Listenabsatz"/>
-        <w:numPr>
-          <w:ilvl w:val="2"/>
-          <w:numId w:val="1"/>
-        </w:numPr>
-        <w:spacing w:line="360" w:lineRule="auto"/>
-        <w:jc w:val="both"/>
-        <w:rPr>
-          <w:rFonts w:ascii="Verdana" w:hAnsi="Verdana"/>
-          <w:color w:val="000000" w:themeColor="text1"/>
-          <w:sz w:val="22"/>
-          <w:szCs w:val="22"/>
-        </w:rPr>
-      </w:pPr>
-      <w:r>
-        <w:rPr>
-          <w:rFonts w:ascii="Verdana" w:hAnsi="Verdana"/>
-          <w:color w:val="000000" w:themeColor="text1"/>
-          <w:sz w:val="22"/>
-          <w:szCs w:val="22"/>
-        </w:rPr>
-        <w:t>Animation</w:t>
-      </w:r>
-    </w:p>
-    <w:p>
-      <w:pPr>
-        <w:pStyle w:val="Listenabsatz"/>
-        <w:numPr>
-          <w:ilvl w:val="2"/>
-          <w:numId w:val="1"/>
-        </w:numPr>
-        <w:spacing w:line="360" w:lineRule="auto"/>
-        <w:jc w:val="both"/>
-        <w:rPr>
-          <w:rFonts w:ascii="Verdana" w:hAnsi="Verdana"/>
-          <w:color w:val="000000" w:themeColor="text1"/>
-          <w:sz w:val="22"/>
-          <w:szCs w:val="22"/>
-        </w:rPr>
-      </w:pPr>
-      <w:r>
-        <w:rPr>
-          <w:rFonts w:ascii="Verdana" w:hAnsi="Verdana"/>
-          <w:color w:val="000000" w:themeColor="text1"/>
-          <w:sz w:val="22"/>
-          <w:szCs w:val="22"/>
-        </w:rPr>
-        <w:t>Mensa-Automat</w:t>
-      </w:r>
-    </w:p>
-    <w:p>
-      <w:pPr>
-        <w:pStyle w:val="Listenabsatz"/>
-        <w:numPr>
-          <w:ilvl w:val="2"/>
-          <w:numId w:val="1"/>
-        </w:numPr>
-        <w:spacing w:line="360" w:lineRule="auto"/>
-        <w:jc w:val="both"/>
-        <w:rPr>
-          <w:rFonts w:ascii="Verdana" w:hAnsi="Verdana"/>
-          <w:color w:val="000000" w:themeColor="text1"/>
-          <w:sz w:val="22"/>
-          <w:szCs w:val="22"/>
-        </w:rPr>
-      </w:pPr>
-      <w:r>
-        <w:rPr>
-          <w:rFonts w:ascii="Verdana" w:hAnsi="Verdana"/>
-          <w:color w:val="000000" w:themeColor="text1"/>
-          <w:sz w:val="22"/>
-          <w:szCs w:val="22"/>
-        </w:rPr>
-        <w:t>Endscreen</w:t>
-      </w:r>
-    </w:p>
-    <w:p>
-      <w:pPr>
-        <w:pStyle w:val="Listenabsatz"/>
-        <w:numPr>
-          <w:ilvl w:val="1"/>
-          <w:numId w:val="1"/>
-        </w:numPr>
-        <w:spacing w:line="360" w:lineRule="auto"/>
-        <w:jc w:val="both"/>
-        <w:rPr>
-          <w:rFonts w:ascii="Verdana" w:hAnsi="Verdana"/>
-          <w:color w:val="000000" w:themeColor="text1"/>
-          <w:sz w:val="22"/>
-          <w:szCs w:val="22"/>
-        </w:rPr>
-      </w:pPr>
-      <w:r>
-        <w:rPr>
-          <w:rFonts w:ascii="Verdana" w:hAnsi="Verdana"/>
-          <w:color w:val="000000" w:themeColor="text1"/>
-          <w:sz w:val="22"/>
-          <w:szCs w:val="22"/>
-        </w:rPr>
-        <w:t>Sounddesign</w:t>
-      </w:r>
+        <w:spacing w:line="360" w:lineRule="auto"/>
+        <w:ind w:left="360"/>
+        <w:jc w:val="both"/>
+        <w:rPr>
+          <w:rFonts w:ascii="Verdana" w:hAnsi="Verdana"/>
+          <w:b/>
+          <w:bCs/>
+          <w:color w:val="153D63" w:themeColor="text2" w:themeTint="E6"/>
+          <w:sz w:val="28"/>
+          <w:szCs w:val="28"/>
+        </w:rPr>
+      </w:pPr>
     </w:p>
     <w:p>
       <w:pPr>
         <w:pStyle w:val="Listenabsatz"/>
         <w:numPr>
           <w:ilvl w:val="0"/>
-          <w:numId w:val="1"/>
+          <w:numId w:val="2"/>
         </w:numPr>
         <w:spacing w:line="360" w:lineRule="auto"/>
         <w:jc w:val="both"/>
         <w:rPr>
           <w:rFonts w:ascii="Verdana" w:hAnsi="Verdana"/>
-          <w:color w:val="000000" w:themeColor="text1"/>
-          <w:sz w:val="22"/>
-          <w:szCs w:val="22"/>
-        </w:rPr>
-      </w:pPr>
-      <w:r>
-        <w:rPr>
-          <w:rFonts w:ascii="Verdana" w:hAnsi="Verdana"/>
-          <w:color w:val="000000" w:themeColor="text1"/>
-          <w:sz w:val="22"/>
-          <w:szCs w:val="22"/>
-        </w:rPr>
-        <w:t xml:space="preserve">Gantt-Diagramm Auswertung </w:t>
-      </w:r>
-      <w:r>
-        <w:rPr>
-          <w:rFonts w:ascii="Verdana" w:hAnsi="Verdana"/>
-          <w:color w:val="000000" w:themeColor="text1"/>
-          <w:sz w:val="22"/>
-          <w:szCs w:val="22"/>
-        </w:rPr>
-        <w:t>(Arbeitsaufteilung, zeitlicher Verlauf, usw.)</w:t>
-      </w:r>
+          <w:b/>
+          <w:bCs/>
+          <w:color w:val="153D63" w:themeColor="text2" w:themeTint="E6"/>
+          <w:sz w:val="32"/>
+          <w:szCs w:val="32"/>
+        </w:rPr>
+      </w:pPr>
+      <w:r>
+        <w:rPr>
+          <w:rFonts w:ascii="Verdana" w:hAnsi="Verdana"/>
+          <w:b/>
+          <w:bCs/>
+          <w:color w:val="153D63" w:themeColor="text2" w:themeTint="E6"/>
+          <w:sz w:val="32"/>
+          <w:szCs w:val="32"/>
+        </w:rPr>
+        <w:t>Projektarbeit</w:t>
+      </w:r>
+    </w:p>
+    <w:p>
+      <w:pPr>
+        <w:pStyle w:val="Listenabsatz"/>
+        <w:spacing w:line="360" w:lineRule="auto"/>
+        <w:ind w:left="360"/>
+        <w:jc w:val="both"/>
+        <w:rPr>
+          <w:rFonts w:ascii="Verdana" w:hAnsi="Verdana"/>
+          <w:b/>
+          <w:bCs/>
+          <w:color w:val="153D63" w:themeColor="text2" w:themeTint="E6"/>
+          <w:sz w:val="28"/>
+          <w:szCs w:val="28"/>
+        </w:rPr>
+      </w:pPr>
+    </w:p>
+    <w:p>
+      <w:pPr>
+        <w:pStyle w:val="Listenabsatz"/>
+        <w:spacing w:line="360" w:lineRule="auto"/>
+        <w:ind w:left="360"/>
+        <w:jc w:val="both"/>
+        <w:rPr>
+          <w:rFonts w:ascii="Verdana" w:hAnsi="Verdana"/>
+          <w:b/>
+          <w:bCs/>
+          <w:color w:val="153D63" w:themeColor="text2" w:themeTint="E6"/>
+          <w:sz w:val="28"/>
+          <w:szCs w:val="28"/>
+        </w:rPr>
+      </w:pPr>
+    </w:p>
+    <w:p>
+      <w:pPr>
+        <w:pStyle w:val="Listenabsatz"/>
+        <w:spacing w:line="360" w:lineRule="auto"/>
+        <w:ind w:left="360"/>
+        <w:jc w:val="both"/>
+        <w:rPr>
+          <w:rFonts w:ascii="Verdana" w:hAnsi="Verdana"/>
+          <w:b/>
+          <w:bCs/>
+          <w:color w:val="153D63" w:themeColor="text2" w:themeTint="E6"/>
+          <w:sz w:val="28"/>
+          <w:szCs w:val="28"/>
+        </w:rPr>
+      </w:pPr>
+    </w:p>
+    <w:p>
+      <w:pPr>
+        <w:spacing w:line="360" w:lineRule="auto"/>
+        <w:jc w:val="both"/>
+        <w:rPr>
+          <w:rFonts w:ascii="Verdana" w:hAnsi="Verdana"/>
+          <w:b/>
+          <w:bCs/>
+          <w:color w:val="153D63" w:themeColor="text2" w:themeTint="E6"/>
+          <w:sz w:val="28"/>
+          <w:szCs w:val="28"/>
+        </w:rPr>
+      </w:pPr>
+    </w:p>
+    <w:p>
+      <w:pPr>
+        <w:pStyle w:val="Listenabsatz"/>
+        <w:spacing w:line="360" w:lineRule="auto"/>
+        <w:ind w:left="360"/>
+        <w:jc w:val="both"/>
+        <w:rPr>
+          <w:rFonts w:ascii="Verdana" w:hAnsi="Verdana"/>
+          <w:b/>
+          <w:bCs/>
+          <w:color w:val="153D63" w:themeColor="text2" w:themeTint="E6"/>
+          <w:sz w:val="28"/>
+          <w:szCs w:val="28"/>
+        </w:rPr>
+      </w:pPr>
     </w:p>
     <w:p>
       <w:pPr>
         <w:pStyle w:val="Listenabsatz"/>
         <w:numPr>
           <w:ilvl w:val="0"/>
-          <w:numId w:val="1"/>
+          <w:numId w:val="2"/>
         </w:numPr>
         <w:spacing w:line="360" w:lineRule="auto"/>
         <w:jc w:val="both"/>
         <w:rPr>
           <w:rFonts w:ascii="Verdana" w:hAnsi="Verdana"/>
-          <w:color w:val="000000" w:themeColor="text1"/>
-          <w:sz w:val="22"/>
-          <w:szCs w:val="22"/>
-        </w:rPr>
-      </w:pPr>
-      <w:r>
-        <w:rPr>
-          <w:rFonts w:ascii="Verdana" w:hAnsi="Verdana"/>
-          <w:color w:val="000000" w:themeColor="text1"/>
-          <w:sz w:val="22"/>
-          <w:szCs w:val="22"/>
-        </w:rPr>
-        <w:t>Zukunftsaussichten</w:t>
-      </w:r>
+          <w:b/>
+          <w:bCs/>
+          <w:color w:val="153D63" w:themeColor="text2" w:themeTint="E6"/>
+          <w:sz w:val="32"/>
+          <w:szCs w:val="32"/>
+        </w:rPr>
+      </w:pPr>
+      <w:r>
+        <w:rPr>
+          <w:rFonts w:ascii="Verdana" w:hAnsi="Verdana"/>
+          <w:b/>
+          <w:bCs/>
+          <w:color w:val="153D63" w:themeColor="text2" w:themeTint="E6"/>
+          <w:sz w:val="32"/>
+          <w:szCs w:val="32"/>
+        </w:rPr>
+        <w:t>Gantt-Diagramm</w:t>
+      </w:r>
+    </w:p>
+    <w:p>
+      <w:pPr>
+        <w:spacing w:line="360" w:lineRule="auto"/>
+        <w:jc w:val="both"/>
+        <w:rPr>
+          <w:rFonts w:ascii="Verdana" w:hAnsi="Verdana"/>
+          <w:color w:val="000000" w:themeColor="text1"/>
+          <w:sz w:val="22"/>
+          <w:szCs w:val="22"/>
+        </w:rPr>
+      </w:pPr>
+      <w:r>
+        <w:rPr>
+          <w:rFonts w:ascii="Verdana" w:hAnsi="Verdana"/>
+          <w:noProof/>
+          <w:color w:val="0E2841" w:themeColor="text2"/>
+          <w:sz w:val="22"/>
+          <w:szCs w:val="22"/>
+        </w:rPr>
+        <w:drawing>
+          <wp:anchor distT="0" distB="0" distL="114300" distR="114300" simplePos="0" relativeHeight="251658240" behindDoc="0" locked="0" layoutInCell="1" allowOverlap="1" wp14:anchorId="45E57E77" wp14:editId="753DD2BD">
+            <wp:simplePos x="0" y="0"/>
+            <wp:positionH relativeFrom="column">
+              <wp:posOffset>-16510</wp:posOffset>
+            </wp:positionH>
+            <wp:positionV relativeFrom="paragraph">
+              <wp:posOffset>144878</wp:posOffset>
+            </wp:positionV>
+            <wp:extent cx="5908431" cy="3847775"/>
+            <wp:effectExtent l="0" t="0" r="0" b="635"/>
+            <wp:wrapNone/>
+            <wp:docPr id="288337159" name="Grafik 1"/>
+            <wp:cNvGraphicFramePr>
+              <a:graphicFrameLocks xmlns:a="http://schemas.openxmlformats.org/drawingml/2006/main" noChangeAspect="1"/>
+            </wp:cNvGraphicFramePr>
+            <a:graphic xmlns:a="http://schemas.openxmlformats.org/drawingml/2006/main">
+              <a:graphicData uri="http://schemas.openxmlformats.org/drawingml/2006/picture">
+                <pic:pic xmlns:pic="http://schemas.openxmlformats.org/drawingml/2006/picture">
+                  <pic:nvPicPr>
+                    <pic:cNvPr id="288337159" name="Grafik 288337159"/>
+                    <pic:cNvPicPr/>
+                  </pic:nvPicPr>
+                  <pic:blipFill>
+                    <a:blip r:embed="rId7" cstate="print">
+                      <a:extLst>
+                        <a:ext uri="{28A0092B-C50C-407E-A947-70E740481C1C}">
+                          <a14:useLocalDpi xmlns:a14="http://schemas.microsoft.com/office/drawing/2010/main" val="0"/>
+                        </a:ext>
+                      </a:extLst>
+                    </a:blip>
+                    <a:stretch>
+                      <a:fillRect/>
+                    </a:stretch>
+                  </pic:blipFill>
+                  <pic:spPr>
+                    <a:xfrm>
+                      <a:off x="0" y="0"/>
+                      <a:ext cx="5908431" cy="3847775"/>
+                    </a:xfrm>
+                    <a:prstGeom prst="rect">
+                      <a:avLst/>
+                    </a:prstGeom>
+                  </pic:spPr>
+                </pic:pic>
+              </a:graphicData>
+            </a:graphic>
+            <wp14:sizeRelH relativeFrom="page">
+              <wp14:pctWidth>0</wp14:pctWidth>
+            </wp14:sizeRelH>
+            <wp14:sizeRelV relativeFrom="page">
+              <wp14:pctHeight>0</wp14:pctHeight>
+            </wp14:sizeRelV>
+          </wp:anchor>
+        </w:drawing>
+      </w:r>
+    </w:p>
+    <w:p>
+      <w:pPr>
+        <w:spacing w:line="360" w:lineRule="auto"/>
+        <w:jc w:val="both"/>
+        <w:rPr>
+          <w:rFonts w:ascii="Verdana" w:hAnsi="Verdana"/>
+          <w:color w:val="153D63" w:themeColor="text2" w:themeTint="E6"/>
+          <w:sz w:val="22"/>
+          <w:szCs w:val="22"/>
+        </w:rPr>
+      </w:pPr>
+    </w:p>
+    <w:p>
+      <w:pPr>
+        <w:spacing w:line="360" w:lineRule="auto"/>
+        <w:jc w:val="both"/>
+        <w:rPr>
+          <w:rFonts w:ascii="Verdana" w:hAnsi="Verdana"/>
+          <w:color w:val="153D63" w:themeColor="text2" w:themeTint="E6"/>
+          <w:sz w:val="22"/>
+          <w:szCs w:val="22"/>
+        </w:rPr>
+      </w:pPr>
+    </w:p>
+    <w:p>
+      <w:pPr>
+        <w:spacing w:line="360" w:lineRule="auto"/>
+        <w:jc w:val="both"/>
+        <w:rPr>
+          <w:rFonts w:ascii="Verdana" w:hAnsi="Verdana"/>
+          <w:color w:val="153D63" w:themeColor="text2" w:themeTint="E6"/>
+          <w:sz w:val="22"/>
+          <w:szCs w:val="22"/>
+        </w:rPr>
+      </w:pPr>
+    </w:p>
+    <w:p>
+      <w:pPr>
+        <w:spacing w:line="360" w:lineRule="auto"/>
+        <w:jc w:val="both"/>
+        <w:rPr>
+          <w:rFonts w:ascii="Verdana" w:hAnsi="Verdana"/>
+          <w:color w:val="153D63" w:themeColor="text2" w:themeTint="E6"/>
+          <w:sz w:val="22"/>
+          <w:szCs w:val="22"/>
+        </w:rPr>
+      </w:pPr>
+    </w:p>
+    <w:p>
+      <w:pPr>
+        <w:spacing w:line="360" w:lineRule="auto"/>
+        <w:jc w:val="both"/>
+        <w:rPr>
+          <w:rFonts w:ascii="Verdana" w:hAnsi="Verdana"/>
+          <w:color w:val="153D63" w:themeColor="text2" w:themeTint="E6"/>
+          <w:sz w:val="22"/>
+          <w:szCs w:val="22"/>
+        </w:rPr>
+      </w:pPr>
+    </w:p>
+    <w:p>
+      <w:pPr>
+        <w:spacing w:line="360" w:lineRule="auto"/>
+        <w:jc w:val="both"/>
+        <w:rPr>
+          <w:rFonts w:ascii="Verdana" w:hAnsi="Verdana"/>
+          <w:color w:val="153D63" w:themeColor="text2" w:themeTint="E6"/>
+          <w:sz w:val="22"/>
+          <w:szCs w:val="22"/>
+        </w:rPr>
+      </w:pPr>
+    </w:p>
+    <w:p>
+      <w:pPr>
+        <w:spacing w:line="360" w:lineRule="auto"/>
+        <w:jc w:val="both"/>
+        <w:rPr>
+          <w:rFonts w:ascii="Verdana" w:hAnsi="Verdana"/>
+          <w:color w:val="153D63" w:themeColor="text2" w:themeTint="E6"/>
+          <w:sz w:val="22"/>
+          <w:szCs w:val="22"/>
+        </w:rPr>
+      </w:pPr>
+    </w:p>
+    <w:p>
+      <w:pPr>
+        <w:spacing w:line="360" w:lineRule="auto"/>
+        <w:jc w:val="both"/>
+        <w:rPr>
+          <w:rFonts w:ascii="Verdana" w:hAnsi="Verdana"/>
+          <w:color w:val="153D63" w:themeColor="text2" w:themeTint="E6"/>
+          <w:sz w:val="22"/>
+          <w:szCs w:val="22"/>
+        </w:rPr>
+      </w:pPr>
+    </w:p>
+    <w:p>
+      <w:pPr>
+        <w:spacing w:line="360" w:lineRule="auto"/>
+        <w:jc w:val="both"/>
+        <w:rPr>
+          <w:rFonts w:ascii="Verdana" w:hAnsi="Verdana"/>
+          <w:color w:val="153D63" w:themeColor="text2" w:themeTint="E6"/>
+          <w:sz w:val="22"/>
+          <w:szCs w:val="22"/>
+        </w:rPr>
+      </w:pPr>
+    </w:p>
+    <w:p>
+      <w:pPr>
+        <w:spacing w:line="360" w:lineRule="auto"/>
+        <w:jc w:val="both"/>
+        <w:rPr>
+          <w:rFonts w:ascii="Verdana" w:hAnsi="Verdana"/>
+          <w:color w:val="153D63" w:themeColor="text2" w:themeTint="E6"/>
+          <w:sz w:val="22"/>
+          <w:szCs w:val="22"/>
+        </w:rPr>
+      </w:pPr>
+    </w:p>
+    <w:p>
+      <w:pPr>
+        <w:spacing w:line="360" w:lineRule="auto"/>
+        <w:jc w:val="both"/>
+        <w:rPr>
+          <w:rFonts w:ascii="Verdana" w:hAnsi="Verdana"/>
+          <w:color w:val="153D63" w:themeColor="text2" w:themeTint="E6"/>
+          <w:sz w:val="22"/>
+          <w:szCs w:val="22"/>
+        </w:rPr>
+      </w:pPr>
+    </w:p>
+    <w:p>
+      <w:pPr>
+        <w:spacing w:line="360" w:lineRule="auto"/>
+        <w:jc w:val="both"/>
+        <w:rPr>
+          <w:rFonts w:ascii="Verdana" w:hAnsi="Verdana"/>
+          <w:color w:val="153D63" w:themeColor="text2" w:themeTint="E6"/>
+          <w:sz w:val="22"/>
+          <w:szCs w:val="22"/>
+        </w:rPr>
+      </w:pPr>
+    </w:p>
+    <w:p>
+      <w:pPr>
+        <w:spacing w:line="360" w:lineRule="auto"/>
+        <w:jc w:val="both"/>
+        <w:rPr>
+          <w:rFonts w:ascii="Verdana" w:hAnsi="Verdana"/>
+          <w:color w:val="153D63" w:themeColor="text2" w:themeTint="E6"/>
+          <w:sz w:val="22"/>
+          <w:szCs w:val="22"/>
+        </w:rPr>
+      </w:pPr>
+    </w:p>
+    <w:p>
+      <w:pPr>
+        <w:spacing w:line="360" w:lineRule="auto"/>
+        <w:jc w:val="both"/>
+        <w:rPr>
+          <w:rFonts w:ascii="Verdana" w:hAnsi="Verdana"/>
+          <w:color w:val="153D63" w:themeColor="text2" w:themeTint="E6"/>
+          <w:sz w:val="22"/>
+          <w:szCs w:val="22"/>
+        </w:rPr>
+      </w:pPr>
+    </w:p>
+    <w:p>
+      <w:pPr>
+        <w:spacing w:line="360" w:lineRule="auto"/>
+        <w:jc w:val="both"/>
+        <w:rPr>
+          <w:rFonts w:ascii="Verdana" w:hAnsi="Verdana"/>
+          <w:color w:val="153D63" w:themeColor="text2" w:themeTint="E6"/>
+          <w:sz w:val="22"/>
+          <w:szCs w:val="22"/>
+          <w:u w:val="single"/>
+        </w:rPr>
+      </w:pPr>
+    </w:p>
+    <w:p>
+      <w:pPr>
+        <w:spacing w:line="360" w:lineRule="auto"/>
+        <w:jc w:val="both"/>
+        <w:rPr>
+          <w:rFonts w:ascii="Verdana" w:hAnsi="Verdana"/>
+          <w:b/>
+          <w:bCs/>
+          <w:color w:val="153D63" w:themeColor="text2" w:themeTint="E6"/>
+          <w:sz w:val="22"/>
+          <w:szCs w:val="22"/>
+          <w:u w:val="single"/>
+        </w:rPr>
+      </w:pPr>
+    </w:p>
+    <w:p>
+      <w:pPr>
+        <w:spacing w:line="360" w:lineRule="auto"/>
+        <w:jc w:val="both"/>
+        <w:rPr>
+          <w:rFonts w:ascii="Verdana" w:hAnsi="Verdana"/>
+          <w:b/>
+          <w:bCs/>
+          <w:color w:val="153D63" w:themeColor="text2" w:themeTint="E6"/>
+          <w:sz w:val="22"/>
+          <w:szCs w:val="22"/>
+          <w:u w:val="single"/>
+        </w:rPr>
+      </w:pPr>
+      <w:r>
+        <w:rPr>
+          <w:rFonts w:ascii="Verdana" w:hAnsi="Verdana"/>
+          <w:b/>
+          <w:bCs/>
+          <w:color w:val="153D63" w:themeColor="text2" w:themeTint="E6"/>
+          <w:sz w:val="22"/>
+          <w:szCs w:val="22"/>
+          <w:u w:val="single"/>
+        </w:rPr>
+        <w:t>Erläuterung:</w:t>
+      </w:r>
+    </w:p>
+    <w:p>
+      <w:pPr>
+        <w:spacing w:line="360" w:lineRule="auto"/>
+        <w:jc w:val="both"/>
+        <w:rPr>
+          <w:rFonts w:ascii="Verdana" w:hAnsi="Verdana"/>
+          <w:color w:val="153D63" w:themeColor="text2" w:themeTint="E6"/>
+          <w:sz w:val="22"/>
+          <w:szCs w:val="22"/>
+        </w:rPr>
+      </w:pPr>
+    </w:p>
+    <w:p>
+      <w:pPr>
+        <w:pStyle w:val="p1"/>
+        <w:spacing w:line="360" w:lineRule="auto"/>
+        <w:jc w:val="both"/>
+        <w:rPr>
+          <w:rFonts w:ascii="Verdana" w:hAnsi="Verdana"/>
+          <w:b/>
+          <w:bCs/>
+          <w:color w:val="000000" w:themeColor="text1"/>
+          <w:sz w:val="22"/>
+          <w:szCs w:val="22"/>
+        </w:rPr>
+      </w:pPr>
+      <w:r>
+        <w:rPr>
+          <w:rFonts w:ascii="Verdana" w:hAnsi="Verdana"/>
+          <w:b/>
+          <w:bCs/>
+          <w:color w:val="000000" w:themeColor="text1"/>
+          <w:sz w:val="22"/>
+          <w:szCs w:val="22"/>
+        </w:rPr>
+        <w:t>AP1 – Projektorganisation, Design und Game-Design-</w:t>
+      </w:r>
+      <w:proofErr w:type="spellStart"/>
+      <w:r>
+        <w:rPr>
+          <w:rFonts w:ascii="Verdana" w:hAnsi="Verdana"/>
+          <w:b/>
+          <w:bCs/>
+          <w:color w:val="000000" w:themeColor="text1"/>
+          <w:sz w:val="22"/>
+          <w:szCs w:val="22"/>
+        </w:rPr>
+        <w:t>Document</w:t>
+      </w:r>
+      <w:proofErr w:type="spellEnd"/>
+    </w:p>
+    <w:p>
+      <w:pPr>
+        <w:pStyle w:val="p1"/>
+        <w:spacing w:line="360" w:lineRule="auto"/>
+        <w:jc w:val="both"/>
+        <w:rPr>
+          <w:rFonts w:ascii="Verdana" w:hAnsi="Verdana"/>
+          <w:color w:val="000000" w:themeColor="text1"/>
+          <w:sz w:val="22"/>
+          <w:szCs w:val="22"/>
+        </w:rPr>
+      </w:pPr>
+      <w:r>
+        <w:rPr>
+          <w:rFonts w:ascii="Verdana" w:hAnsi="Verdana"/>
+          <w:color w:val="000000" w:themeColor="text1"/>
+          <w:sz w:val="22"/>
+          <w:szCs w:val="22"/>
+        </w:rPr>
+        <w:lastRenderedPageBreak/>
+        <w:t>Organisation des Projekts, Rollenverteilung und grundlegende Planung. Ausarbeitung</w:t>
+      </w:r>
+      <w:r>
+        <w:rPr>
+          <w:rFonts w:ascii="Verdana" w:hAnsi="Verdana"/>
+          <w:color w:val="000000" w:themeColor="text1"/>
+          <w:sz w:val="22"/>
+          <w:szCs w:val="22"/>
+        </w:rPr>
+        <w:t xml:space="preserve"> </w:t>
+      </w:r>
+      <w:r>
+        <w:rPr>
+          <w:rFonts w:ascii="Verdana" w:hAnsi="Verdana"/>
+          <w:color w:val="000000" w:themeColor="text1"/>
+          <w:sz w:val="22"/>
+          <w:szCs w:val="22"/>
+        </w:rPr>
+        <w:t>eines gemeinsamen GDD als inhaltliche Basis für die Umsetzung.</w:t>
+      </w:r>
+    </w:p>
+    <w:p>
+      <w:pPr>
+        <w:pStyle w:val="p1"/>
+        <w:spacing w:line="360" w:lineRule="auto"/>
+        <w:jc w:val="both"/>
+        <w:rPr>
+          <w:rFonts w:ascii="Verdana" w:hAnsi="Verdana"/>
+          <w:color w:val="000000" w:themeColor="text1"/>
+          <w:sz w:val="22"/>
+          <w:szCs w:val="22"/>
+        </w:rPr>
+      </w:pPr>
+    </w:p>
+    <w:p>
+      <w:pPr>
+        <w:pStyle w:val="p1"/>
+        <w:spacing w:line="360" w:lineRule="auto"/>
+        <w:jc w:val="both"/>
+        <w:rPr>
+          <w:rFonts w:ascii="Verdana" w:hAnsi="Verdana"/>
+          <w:b/>
+          <w:bCs/>
+          <w:color w:val="000000" w:themeColor="text1"/>
+          <w:sz w:val="22"/>
+          <w:szCs w:val="22"/>
+        </w:rPr>
+      </w:pPr>
+      <w:r>
+        <w:rPr>
+          <w:rFonts w:ascii="Verdana" w:hAnsi="Verdana"/>
+          <w:b/>
+          <w:bCs/>
+          <w:color w:val="000000" w:themeColor="text1"/>
+          <w:sz w:val="22"/>
+          <w:szCs w:val="22"/>
+        </w:rPr>
+        <w:t>MS1 – GDD fertiggestellt (bis 12.12.2025)</w:t>
+      </w:r>
+    </w:p>
+    <w:p>
+      <w:pPr>
+        <w:pStyle w:val="p1"/>
+        <w:spacing w:line="360" w:lineRule="auto"/>
+        <w:jc w:val="both"/>
+        <w:rPr>
+          <w:rFonts w:ascii="Verdana" w:hAnsi="Verdana"/>
+          <w:color w:val="000000" w:themeColor="text1"/>
+          <w:sz w:val="22"/>
+          <w:szCs w:val="22"/>
+        </w:rPr>
+      </w:pPr>
+      <w:r>
+        <w:rPr>
+          <w:rFonts w:ascii="Verdana" w:hAnsi="Verdana"/>
+          <w:color w:val="000000" w:themeColor="text1"/>
+          <w:sz w:val="22"/>
+          <w:szCs w:val="22"/>
+        </w:rPr>
+        <w:t>GDD ist vollständig ausgearbeitet, im Team abgestimmt und von der Betreuung</w:t>
+      </w:r>
+    </w:p>
+    <w:p>
+      <w:pPr>
+        <w:pStyle w:val="p1"/>
+        <w:spacing w:line="360" w:lineRule="auto"/>
+        <w:jc w:val="both"/>
+        <w:rPr>
+          <w:rFonts w:ascii="Verdana" w:hAnsi="Verdana"/>
+          <w:color w:val="000000" w:themeColor="text1"/>
+          <w:sz w:val="22"/>
+          <w:szCs w:val="22"/>
+        </w:rPr>
+      </w:pPr>
+      <w:r>
+        <w:rPr>
+          <w:rFonts w:ascii="Verdana" w:hAnsi="Verdana"/>
+          <w:color w:val="000000" w:themeColor="text1"/>
+          <w:sz w:val="22"/>
+          <w:szCs w:val="22"/>
+        </w:rPr>
+        <w:t>freigegeben. Ab hier dient es als feste Referenz für die Entwicklung.</w:t>
+      </w:r>
+    </w:p>
+    <w:p>
+      <w:pPr>
+        <w:pStyle w:val="p1"/>
+        <w:spacing w:line="360" w:lineRule="auto"/>
+        <w:jc w:val="both"/>
+        <w:rPr>
+          <w:rFonts w:ascii="Verdana" w:hAnsi="Verdana"/>
+          <w:b/>
+          <w:bCs/>
+          <w:color w:val="000000" w:themeColor="text1"/>
+          <w:sz w:val="22"/>
+          <w:szCs w:val="22"/>
+        </w:rPr>
+      </w:pPr>
+    </w:p>
+    <w:p>
+      <w:pPr>
+        <w:pStyle w:val="p1"/>
+        <w:spacing w:line="360" w:lineRule="auto"/>
+        <w:jc w:val="both"/>
+        <w:rPr>
+          <w:rFonts w:ascii="Verdana" w:hAnsi="Verdana"/>
+          <w:b/>
+          <w:bCs/>
+          <w:color w:val="000000" w:themeColor="text1"/>
+          <w:sz w:val="22"/>
+          <w:szCs w:val="22"/>
+        </w:rPr>
+      </w:pPr>
+      <w:r>
+        <w:rPr>
+          <w:rFonts w:ascii="Verdana" w:hAnsi="Verdana"/>
+          <w:b/>
+          <w:bCs/>
+          <w:color w:val="000000" w:themeColor="text1"/>
+          <w:sz w:val="22"/>
+          <w:szCs w:val="22"/>
+        </w:rPr>
+        <w:t>AP2 – Projektsetup (GitHub &amp; Unity)</w:t>
+      </w:r>
+    </w:p>
+    <w:p>
+      <w:pPr>
+        <w:pStyle w:val="p1"/>
+        <w:spacing w:line="360" w:lineRule="auto"/>
+        <w:jc w:val="both"/>
+        <w:rPr>
+          <w:rFonts w:ascii="Verdana" w:hAnsi="Verdana"/>
+          <w:color w:val="000000" w:themeColor="text1"/>
+          <w:sz w:val="22"/>
+          <w:szCs w:val="22"/>
+        </w:rPr>
+      </w:pPr>
+      <w:r>
+        <w:rPr>
+          <w:rFonts w:ascii="Verdana" w:hAnsi="Verdana"/>
+          <w:color w:val="000000" w:themeColor="text1"/>
+          <w:sz w:val="22"/>
+          <w:szCs w:val="22"/>
+        </w:rPr>
+        <w:t>Einrichtung des GitHub-</w:t>
+      </w:r>
+      <w:proofErr w:type="spellStart"/>
+      <w:r>
+        <w:rPr>
+          <w:rFonts w:ascii="Verdana" w:hAnsi="Verdana"/>
+          <w:color w:val="000000" w:themeColor="text1"/>
+          <w:sz w:val="22"/>
+          <w:szCs w:val="22"/>
+        </w:rPr>
+        <w:t>Repositories</w:t>
+      </w:r>
+      <w:proofErr w:type="spellEnd"/>
+      <w:r>
+        <w:rPr>
+          <w:rFonts w:ascii="Verdana" w:hAnsi="Verdana"/>
+          <w:color w:val="000000" w:themeColor="text1"/>
+          <w:sz w:val="22"/>
+          <w:szCs w:val="22"/>
+        </w:rPr>
+        <w:t xml:space="preserve"> und der grundlegenden Projektstruktur. Aufsetzen</w:t>
+      </w:r>
+      <w:r>
+        <w:rPr>
+          <w:rFonts w:ascii="Verdana" w:hAnsi="Verdana"/>
+          <w:color w:val="000000" w:themeColor="text1"/>
+          <w:sz w:val="22"/>
+          <w:szCs w:val="22"/>
+        </w:rPr>
+        <w:t xml:space="preserve"> </w:t>
+      </w:r>
+      <w:r>
+        <w:rPr>
+          <w:rFonts w:ascii="Verdana" w:hAnsi="Verdana"/>
+          <w:color w:val="000000" w:themeColor="text1"/>
+          <w:sz w:val="22"/>
+          <w:szCs w:val="22"/>
+        </w:rPr>
+        <w:t xml:space="preserve">des Unity-Projekts mit allen nötigen Einstellungen für die </w:t>
+      </w:r>
+      <w:proofErr w:type="spellStart"/>
+      <w:r>
+        <w:rPr>
+          <w:rFonts w:ascii="Verdana" w:hAnsi="Verdana"/>
+          <w:color w:val="000000" w:themeColor="text1"/>
+          <w:sz w:val="22"/>
+          <w:szCs w:val="22"/>
+        </w:rPr>
+        <w:t>Meta</w:t>
+      </w:r>
+      <w:proofErr w:type="spellEnd"/>
+      <w:r>
+        <w:rPr>
+          <w:rFonts w:ascii="Verdana" w:hAnsi="Verdana"/>
+          <w:color w:val="000000" w:themeColor="text1"/>
+          <w:sz w:val="22"/>
+          <w:szCs w:val="22"/>
+        </w:rPr>
+        <w:t xml:space="preserve"> Quest 3S.</w:t>
+      </w:r>
+    </w:p>
+    <w:p>
+      <w:pPr>
+        <w:pStyle w:val="p1"/>
+        <w:spacing w:line="360" w:lineRule="auto"/>
+        <w:jc w:val="both"/>
+        <w:rPr>
+          <w:rFonts w:ascii="Verdana" w:hAnsi="Verdana"/>
+          <w:color w:val="000000" w:themeColor="text1"/>
+          <w:sz w:val="22"/>
+          <w:szCs w:val="22"/>
+        </w:rPr>
+      </w:pPr>
+    </w:p>
+    <w:p>
+      <w:pPr>
+        <w:pStyle w:val="p1"/>
+        <w:spacing w:line="360" w:lineRule="auto"/>
+        <w:jc w:val="both"/>
+        <w:rPr>
+          <w:rFonts w:ascii="Verdana" w:hAnsi="Verdana"/>
+          <w:b/>
+          <w:bCs/>
+          <w:color w:val="000000" w:themeColor="text1"/>
+          <w:sz w:val="22"/>
+          <w:szCs w:val="22"/>
+        </w:rPr>
+      </w:pPr>
+      <w:r>
+        <w:rPr>
+          <w:rFonts w:ascii="Verdana" w:hAnsi="Verdana"/>
+          <w:b/>
+          <w:bCs/>
+          <w:color w:val="000000" w:themeColor="text1"/>
+          <w:sz w:val="22"/>
+          <w:szCs w:val="22"/>
+        </w:rPr>
+        <w:t>AP3 – Aufteilung der Detail-Arbeit auf die drei Räume</w:t>
+      </w:r>
+    </w:p>
+    <w:p>
+      <w:pPr>
+        <w:pStyle w:val="p1"/>
+        <w:spacing w:line="360" w:lineRule="auto"/>
+        <w:jc w:val="both"/>
+        <w:rPr>
+          <w:rFonts w:ascii="Verdana" w:hAnsi="Verdana"/>
+          <w:color w:val="000000" w:themeColor="text1"/>
+          <w:sz w:val="22"/>
+          <w:szCs w:val="22"/>
+        </w:rPr>
+      </w:pPr>
+      <w:r>
+        <w:rPr>
+          <w:rFonts w:ascii="Verdana" w:hAnsi="Verdana"/>
+          <w:color w:val="000000" w:themeColor="text1"/>
+          <w:sz w:val="22"/>
+          <w:szCs w:val="22"/>
+        </w:rPr>
+        <w:t>Detaillierte Zerlegung der Aufgaben auf Mensa, PC-Pool und VR-/</w:t>
+      </w:r>
+      <w:proofErr w:type="spellStart"/>
+      <w:r>
+        <w:rPr>
+          <w:rFonts w:ascii="Verdana" w:hAnsi="Verdana"/>
+          <w:color w:val="000000" w:themeColor="text1"/>
+          <w:sz w:val="22"/>
+          <w:szCs w:val="22"/>
+        </w:rPr>
+        <w:t>MoCap</w:t>
+      </w:r>
+      <w:proofErr w:type="spellEnd"/>
+      <w:r>
+        <w:rPr>
+          <w:rFonts w:ascii="Verdana" w:hAnsi="Verdana"/>
+          <w:color w:val="000000" w:themeColor="text1"/>
+          <w:sz w:val="22"/>
+          <w:szCs w:val="22"/>
+        </w:rPr>
+        <w:t>-Labor. Konkrete</w:t>
+      </w:r>
+      <w:r>
+        <w:rPr>
+          <w:rFonts w:ascii="Verdana" w:hAnsi="Verdana"/>
+          <w:color w:val="000000" w:themeColor="text1"/>
+          <w:sz w:val="22"/>
+          <w:szCs w:val="22"/>
+        </w:rPr>
+        <w:t xml:space="preserve"> </w:t>
+      </w:r>
+      <w:r>
+        <w:rPr>
+          <w:rFonts w:ascii="Verdana" w:hAnsi="Verdana"/>
+          <w:color w:val="000000" w:themeColor="text1"/>
+          <w:sz w:val="22"/>
+          <w:szCs w:val="22"/>
+        </w:rPr>
+        <w:t>Zuweisung der Teilaufgaben an die Teammitglieder.</w:t>
+      </w:r>
+    </w:p>
+    <w:p>
+      <w:pPr>
+        <w:pStyle w:val="p1"/>
+        <w:spacing w:line="360" w:lineRule="auto"/>
+        <w:jc w:val="both"/>
+        <w:rPr>
+          <w:rFonts w:ascii="Verdana" w:hAnsi="Verdana"/>
+          <w:color w:val="000000" w:themeColor="text1"/>
+          <w:sz w:val="22"/>
+          <w:szCs w:val="22"/>
+        </w:rPr>
+      </w:pPr>
+    </w:p>
+    <w:p>
+      <w:pPr>
+        <w:pStyle w:val="p1"/>
+        <w:spacing w:line="360" w:lineRule="auto"/>
+        <w:jc w:val="both"/>
+        <w:rPr>
+          <w:rFonts w:ascii="Verdana" w:hAnsi="Verdana"/>
+          <w:b/>
+          <w:bCs/>
+          <w:color w:val="000000" w:themeColor="text1"/>
+          <w:sz w:val="22"/>
+          <w:szCs w:val="22"/>
+        </w:rPr>
+      </w:pPr>
+      <w:r>
+        <w:rPr>
+          <w:rFonts w:ascii="Verdana" w:hAnsi="Verdana"/>
+          <w:b/>
+          <w:bCs/>
+          <w:color w:val="000000" w:themeColor="text1"/>
+          <w:sz w:val="22"/>
+          <w:szCs w:val="22"/>
+        </w:rPr>
+        <w:t>AP4 – Prototyp-Entwicklung (Raum 1 / MVP)</w:t>
+      </w:r>
+    </w:p>
+    <w:p>
+      <w:pPr>
+        <w:pStyle w:val="p1"/>
+        <w:spacing w:line="360" w:lineRule="auto"/>
+        <w:jc w:val="both"/>
+        <w:rPr>
+          <w:rFonts w:ascii="Verdana" w:hAnsi="Verdana"/>
+          <w:color w:val="000000" w:themeColor="text1"/>
+          <w:sz w:val="22"/>
+          <w:szCs w:val="22"/>
+        </w:rPr>
+      </w:pPr>
+      <w:r>
+        <w:rPr>
+          <w:rFonts w:ascii="Verdana" w:hAnsi="Verdana"/>
+          <w:color w:val="000000" w:themeColor="text1"/>
+          <w:sz w:val="22"/>
+          <w:szCs w:val="22"/>
+        </w:rPr>
+        <w:t>Umsetzung eines spielbaren Prototyps für den ersten Raum mit grundlegender Spiellogik.</w:t>
+      </w:r>
+    </w:p>
+    <w:p>
+      <w:pPr>
+        <w:pStyle w:val="p1"/>
+        <w:spacing w:line="360" w:lineRule="auto"/>
+        <w:jc w:val="both"/>
+        <w:rPr>
+          <w:rFonts w:ascii="Verdana" w:hAnsi="Verdana"/>
+          <w:color w:val="000000" w:themeColor="text1"/>
+          <w:sz w:val="22"/>
+          <w:szCs w:val="22"/>
+        </w:rPr>
+      </w:pPr>
+      <w:r>
+        <w:rPr>
+          <w:rFonts w:ascii="Verdana" w:hAnsi="Verdana"/>
+          <w:color w:val="000000" w:themeColor="text1"/>
+          <w:sz w:val="22"/>
+          <w:szCs w:val="22"/>
+        </w:rPr>
+        <w:t>Gestaltung, Beleuchtung, 3D-GS-Integration und erste UI-/Feedback-Elemente.</w:t>
+      </w:r>
+    </w:p>
+    <w:p>
+      <w:pPr>
+        <w:pStyle w:val="p1"/>
+        <w:spacing w:line="360" w:lineRule="auto"/>
+        <w:jc w:val="both"/>
+        <w:rPr>
+          <w:rFonts w:ascii="Verdana" w:hAnsi="Verdana"/>
+          <w:color w:val="000000" w:themeColor="text1"/>
+          <w:sz w:val="22"/>
+          <w:szCs w:val="22"/>
+        </w:rPr>
+      </w:pPr>
+    </w:p>
+    <w:p>
+      <w:pPr>
+        <w:pStyle w:val="p1"/>
+        <w:spacing w:line="360" w:lineRule="auto"/>
+        <w:jc w:val="both"/>
+        <w:rPr>
+          <w:rFonts w:ascii="Verdana" w:hAnsi="Verdana"/>
+          <w:b/>
+          <w:bCs/>
+          <w:color w:val="000000" w:themeColor="text1"/>
+          <w:sz w:val="22"/>
+          <w:szCs w:val="22"/>
+        </w:rPr>
+      </w:pPr>
+      <w:r>
+        <w:rPr>
+          <w:rFonts w:ascii="Verdana" w:hAnsi="Verdana"/>
+          <w:b/>
+          <w:bCs/>
+          <w:color w:val="000000" w:themeColor="text1"/>
+          <w:sz w:val="22"/>
+          <w:szCs w:val="22"/>
+        </w:rPr>
+        <w:t xml:space="preserve">MS2 – </w:t>
+      </w:r>
+      <w:proofErr w:type="spellStart"/>
+      <w:r>
+        <w:rPr>
+          <w:rFonts w:ascii="Verdana" w:hAnsi="Verdana"/>
+          <w:b/>
+          <w:bCs/>
+          <w:color w:val="000000" w:themeColor="text1"/>
+          <w:sz w:val="22"/>
+          <w:szCs w:val="22"/>
+        </w:rPr>
+        <w:t>Demotag</w:t>
+      </w:r>
+      <w:proofErr w:type="spellEnd"/>
+      <w:r>
+        <w:rPr>
+          <w:rFonts w:ascii="Verdana" w:hAnsi="Verdana"/>
+          <w:b/>
+          <w:bCs/>
+          <w:color w:val="000000" w:themeColor="text1"/>
+          <w:sz w:val="22"/>
+          <w:szCs w:val="22"/>
+        </w:rPr>
+        <w:t>, MVP-Präsentation (bis 03.02.2026)</w:t>
+      </w:r>
+    </w:p>
+    <w:p>
+      <w:pPr>
+        <w:pStyle w:val="p1"/>
+        <w:spacing w:line="360" w:lineRule="auto"/>
+        <w:jc w:val="both"/>
+        <w:rPr>
+          <w:rFonts w:ascii="Verdana" w:hAnsi="Verdana"/>
+          <w:color w:val="000000" w:themeColor="text1"/>
+          <w:sz w:val="22"/>
+          <w:szCs w:val="22"/>
+        </w:rPr>
+      </w:pPr>
+      <w:r>
+        <w:rPr>
+          <w:rFonts w:ascii="Verdana" w:hAnsi="Verdana"/>
+          <w:color w:val="000000" w:themeColor="text1"/>
+          <w:sz w:val="22"/>
+          <w:szCs w:val="22"/>
+        </w:rPr>
+        <w:t xml:space="preserve">Erster Raum ist als MVP stabil spielbar und kann auf der </w:t>
+      </w:r>
+      <w:proofErr w:type="spellStart"/>
+      <w:r>
+        <w:rPr>
+          <w:rFonts w:ascii="Verdana" w:hAnsi="Verdana"/>
+          <w:color w:val="000000" w:themeColor="text1"/>
+          <w:sz w:val="22"/>
+          <w:szCs w:val="22"/>
+        </w:rPr>
+        <w:t>Meta</w:t>
+      </w:r>
+      <w:proofErr w:type="spellEnd"/>
+      <w:r>
+        <w:rPr>
+          <w:rFonts w:ascii="Verdana" w:hAnsi="Verdana"/>
+          <w:color w:val="000000" w:themeColor="text1"/>
+          <w:sz w:val="22"/>
+          <w:szCs w:val="22"/>
+        </w:rPr>
+        <w:t xml:space="preserve"> Quest 3S präsentiert</w:t>
+      </w:r>
+    </w:p>
+    <w:p>
+      <w:pPr>
+        <w:pStyle w:val="p1"/>
+        <w:spacing w:line="360" w:lineRule="auto"/>
+        <w:jc w:val="both"/>
+        <w:rPr>
+          <w:rFonts w:ascii="Verdana" w:hAnsi="Verdana"/>
+          <w:color w:val="000000" w:themeColor="text1"/>
+          <w:sz w:val="22"/>
+          <w:szCs w:val="22"/>
+        </w:rPr>
+      </w:pPr>
+      <w:r>
+        <w:rPr>
+          <w:rFonts w:ascii="Verdana" w:hAnsi="Verdana"/>
+          <w:color w:val="000000" w:themeColor="text1"/>
+          <w:sz w:val="22"/>
+          <w:szCs w:val="22"/>
+        </w:rPr>
+        <w:t>werden. Zentrale Steuerung und mindestens eine Quest funktionieren ohne kritische</w:t>
+      </w:r>
+      <w:r>
+        <w:rPr>
+          <w:rFonts w:ascii="Verdana" w:hAnsi="Verdana"/>
+          <w:color w:val="000000" w:themeColor="text1"/>
+          <w:sz w:val="22"/>
+          <w:szCs w:val="22"/>
+        </w:rPr>
+        <w:t xml:space="preserve"> </w:t>
+      </w:r>
+      <w:r>
+        <w:rPr>
+          <w:rFonts w:ascii="Verdana" w:hAnsi="Verdana"/>
+          <w:color w:val="000000" w:themeColor="text1"/>
+          <w:sz w:val="22"/>
+          <w:szCs w:val="22"/>
+        </w:rPr>
+        <w:t>Fehler.</w:t>
+      </w:r>
+    </w:p>
+    <w:p>
+      <w:pPr>
+        <w:pStyle w:val="p1"/>
+        <w:spacing w:line="360" w:lineRule="auto"/>
+        <w:jc w:val="both"/>
+        <w:rPr>
+          <w:rFonts w:ascii="Verdana" w:hAnsi="Verdana"/>
+          <w:color w:val="000000" w:themeColor="text1"/>
+          <w:sz w:val="22"/>
+          <w:szCs w:val="22"/>
+        </w:rPr>
+      </w:pPr>
+    </w:p>
+    <w:p>
+      <w:pPr>
+        <w:pStyle w:val="p1"/>
+        <w:spacing w:line="360" w:lineRule="auto"/>
+        <w:jc w:val="both"/>
+        <w:rPr>
+          <w:rFonts w:ascii="Verdana" w:hAnsi="Verdana"/>
+          <w:b/>
+          <w:bCs/>
+          <w:color w:val="000000" w:themeColor="text1"/>
+          <w:sz w:val="22"/>
+          <w:szCs w:val="22"/>
+        </w:rPr>
+      </w:pPr>
+      <w:r>
+        <w:rPr>
+          <w:rFonts w:ascii="Verdana" w:hAnsi="Verdana"/>
+          <w:b/>
+          <w:bCs/>
+          <w:color w:val="000000" w:themeColor="text1"/>
+          <w:sz w:val="22"/>
+          <w:szCs w:val="22"/>
+        </w:rPr>
+        <w:t>AP5 – Entwicklung der weiteren zwei Räume</w:t>
+      </w:r>
+    </w:p>
+    <w:p>
+      <w:pPr>
+        <w:pStyle w:val="p1"/>
+        <w:spacing w:line="360" w:lineRule="auto"/>
+        <w:jc w:val="both"/>
+        <w:rPr>
+          <w:rStyle w:val="s2"/>
+          <w:rFonts w:ascii="Verdana" w:hAnsi="Verdana"/>
+          <w:b/>
+          <w:bCs/>
+          <w:color w:val="000000" w:themeColor="text1"/>
+          <w:sz w:val="22"/>
+          <w:szCs w:val="22"/>
+        </w:rPr>
+      </w:pPr>
+      <w:r>
+        <w:rPr>
+          <w:rFonts w:ascii="Verdana" w:hAnsi="Verdana"/>
+          <w:color w:val="000000" w:themeColor="text1"/>
+          <w:sz w:val="22"/>
+          <w:szCs w:val="22"/>
+        </w:rPr>
+        <w:t>Übertragung des Konzepts auf die beiden restlichen Räume. Integration der Assets,</w:t>
+      </w:r>
+      <w:r>
+        <w:rPr>
+          <w:rFonts w:ascii="Verdana" w:hAnsi="Verdana"/>
+          <w:color w:val="000000" w:themeColor="text1"/>
+          <w:sz w:val="22"/>
+          <w:szCs w:val="22"/>
+        </w:rPr>
+        <w:t xml:space="preserve"> </w:t>
+      </w:r>
+      <w:r>
+        <w:rPr>
+          <w:rFonts w:ascii="Verdana" w:hAnsi="Verdana"/>
+          <w:color w:val="000000" w:themeColor="text1"/>
+          <w:sz w:val="22"/>
+          <w:szCs w:val="22"/>
+        </w:rPr>
+        <w:t>Beleuchtung, Collider, Trigger und raumspezifischer Quests.</w:t>
+      </w:r>
+    </w:p>
+    <w:p>
+      <w:pPr>
+        <w:pStyle w:val="p1"/>
+        <w:spacing w:line="360" w:lineRule="auto"/>
+        <w:jc w:val="both"/>
+        <w:rPr>
+          <w:rFonts w:ascii="Verdana" w:hAnsi="Verdana"/>
+          <w:color w:val="000000" w:themeColor="text1"/>
+          <w:sz w:val="22"/>
+          <w:szCs w:val="22"/>
+        </w:rPr>
+      </w:pPr>
+    </w:p>
+    <w:p>
+      <w:pPr>
+        <w:pStyle w:val="p1"/>
+        <w:spacing w:line="360" w:lineRule="auto"/>
+        <w:jc w:val="both"/>
+        <w:rPr>
+          <w:rFonts w:ascii="Verdana" w:hAnsi="Verdana"/>
+          <w:b/>
+          <w:bCs/>
+          <w:color w:val="000000" w:themeColor="text1"/>
+          <w:sz w:val="22"/>
+          <w:szCs w:val="22"/>
+        </w:rPr>
+      </w:pPr>
+      <w:r>
+        <w:rPr>
+          <w:rFonts w:ascii="Verdana" w:hAnsi="Verdana"/>
+          <w:b/>
+          <w:bCs/>
+          <w:color w:val="000000" w:themeColor="text1"/>
+          <w:sz w:val="22"/>
+          <w:szCs w:val="22"/>
+        </w:rPr>
+        <w:t xml:space="preserve">AP6 – Audio und Musik (3D </w:t>
+      </w:r>
+      <w:proofErr w:type="spellStart"/>
+      <w:r>
+        <w:rPr>
+          <w:rFonts w:ascii="Verdana" w:hAnsi="Verdana"/>
+          <w:b/>
+          <w:bCs/>
+          <w:color w:val="000000" w:themeColor="text1"/>
+          <w:sz w:val="22"/>
+          <w:szCs w:val="22"/>
+        </w:rPr>
+        <w:t>Spatial</w:t>
+      </w:r>
+      <w:proofErr w:type="spellEnd"/>
+      <w:r>
+        <w:rPr>
+          <w:rFonts w:ascii="Verdana" w:hAnsi="Verdana"/>
+          <w:b/>
+          <w:bCs/>
+          <w:color w:val="000000" w:themeColor="text1"/>
+          <w:sz w:val="22"/>
+          <w:szCs w:val="22"/>
+        </w:rPr>
+        <w:t xml:space="preserve"> Audio)</w:t>
+      </w:r>
+    </w:p>
+    <w:p>
+      <w:pPr>
+        <w:pStyle w:val="p1"/>
+        <w:spacing w:line="360" w:lineRule="auto"/>
+        <w:jc w:val="both"/>
+        <w:rPr>
+          <w:rFonts w:ascii="Verdana" w:hAnsi="Verdana"/>
+          <w:color w:val="000000" w:themeColor="text1"/>
+          <w:sz w:val="22"/>
+          <w:szCs w:val="22"/>
+        </w:rPr>
+      </w:pPr>
+      <w:r>
+        <w:rPr>
+          <w:rFonts w:ascii="Verdana" w:hAnsi="Verdana"/>
+          <w:color w:val="000000" w:themeColor="text1"/>
+          <w:sz w:val="22"/>
+          <w:szCs w:val="22"/>
+        </w:rPr>
+        <w:t>Erstellung und Integration von Hintergrundmusik, Umgebungsgeräuschen und</w:t>
+      </w:r>
+    </w:p>
+    <w:p>
+      <w:pPr>
+        <w:pStyle w:val="p1"/>
+        <w:spacing w:line="360" w:lineRule="auto"/>
+        <w:jc w:val="both"/>
+        <w:rPr>
+          <w:rFonts w:ascii="Verdana" w:hAnsi="Verdana"/>
+          <w:color w:val="000000" w:themeColor="text1"/>
+          <w:sz w:val="22"/>
+          <w:szCs w:val="22"/>
+        </w:rPr>
+      </w:pPr>
+      <w:r>
+        <w:rPr>
+          <w:rFonts w:ascii="Verdana" w:hAnsi="Verdana"/>
+          <w:color w:val="000000" w:themeColor="text1"/>
+          <w:sz w:val="22"/>
+          <w:szCs w:val="22"/>
+        </w:rPr>
+        <w:t xml:space="preserve">Interaktionssounds. Einsatz von 3D </w:t>
+      </w:r>
+      <w:proofErr w:type="spellStart"/>
+      <w:r>
+        <w:rPr>
+          <w:rFonts w:ascii="Verdana" w:hAnsi="Verdana"/>
+          <w:color w:val="000000" w:themeColor="text1"/>
+          <w:sz w:val="22"/>
+          <w:szCs w:val="22"/>
+        </w:rPr>
+        <w:t>Spatial</w:t>
+      </w:r>
+      <w:proofErr w:type="spellEnd"/>
+      <w:r>
+        <w:rPr>
+          <w:rFonts w:ascii="Verdana" w:hAnsi="Verdana"/>
+          <w:color w:val="000000" w:themeColor="text1"/>
+          <w:sz w:val="22"/>
+          <w:szCs w:val="22"/>
+        </w:rPr>
+        <w:t xml:space="preserve"> Audio zur Unterstützung der Immersion.</w:t>
+      </w:r>
+    </w:p>
+    <w:p>
+      <w:pPr>
+        <w:pStyle w:val="p1"/>
+        <w:spacing w:line="360" w:lineRule="auto"/>
+        <w:jc w:val="both"/>
+        <w:rPr>
+          <w:rFonts w:ascii="Verdana" w:hAnsi="Verdana"/>
+          <w:color w:val="000000" w:themeColor="text1"/>
+          <w:sz w:val="22"/>
+          <w:szCs w:val="22"/>
+        </w:rPr>
+      </w:pPr>
+    </w:p>
+    <w:p>
+      <w:pPr>
+        <w:pStyle w:val="p1"/>
+        <w:spacing w:line="360" w:lineRule="auto"/>
+        <w:jc w:val="both"/>
+        <w:rPr>
+          <w:rFonts w:ascii="Verdana" w:hAnsi="Verdana"/>
+          <w:b/>
+          <w:bCs/>
+          <w:color w:val="000000" w:themeColor="text1"/>
+          <w:sz w:val="22"/>
+          <w:szCs w:val="22"/>
+        </w:rPr>
+      </w:pPr>
+      <w:r>
+        <w:rPr>
+          <w:rFonts w:ascii="Verdana" w:hAnsi="Verdana"/>
+          <w:b/>
+          <w:bCs/>
+          <w:color w:val="000000" w:themeColor="text1"/>
+          <w:sz w:val="22"/>
+          <w:szCs w:val="22"/>
+        </w:rPr>
+        <w:lastRenderedPageBreak/>
+        <w:t xml:space="preserve">AP7 – </w:t>
+      </w:r>
+      <w:proofErr w:type="spellStart"/>
+      <w:r>
+        <w:rPr>
+          <w:rFonts w:ascii="Verdana" w:hAnsi="Verdana"/>
+          <w:b/>
+          <w:bCs/>
+          <w:color w:val="000000" w:themeColor="text1"/>
+          <w:sz w:val="22"/>
+          <w:szCs w:val="22"/>
+        </w:rPr>
+        <w:t>Testing</w:t>
+      </w:r>
+      <w:proofErr w:type="spellEnd"/>
+      <w:r>
+        <w:rPr>
+          <w:rFonts w:ascii="Verdana" w:hAnsi="Verdana"/>
+          <w:b/>
+          <w:bCs/>
+          <w:color w:val="000000" w:themeColor="text1"/>
+          <w:sz w:val="22"/>
+          <w:szCs w:val="22"/>
+        </w:rPr>
+        <w:t xml:space="preserve">, </w:t>
+      </w:r>
+      <w:proofErr w:type="spellStart"/>
+      <w:r>
+        <w:rPr>
+          <w:rFonts w:ascii="Verdana" w:hAnsi="Verdana"/>
+          <w:b/>
+          <w:bCs/>
+          <w:color w:val="000000" w:themeColor="text1"/>
+          <w:sz w:val="22"/>
+          <w:szCs w:val="22"/>
+        </w:rPr>
+        <w:t>Refactoring</w:t>
+      </w:r>
+      <w:proofErr w:type="spellEnd"/>
+      <w:r>
+        <w:rPr>
+          <w:rFonts w:ascii="Verdana" w:hAnsi="Verdana"/>
+          <w:b/>
+          <w:bCs/>
+          <w:color w:val="000000" w:themeColor="text1"/>
+          <w:sz w:val="22"/>
+          <w:szCs w:val="22"/>
+        </w:rPr>
+        <w:t xml:space="preserve"> und Optimierung</w:t>
+      </w:r>
+    </w:p>
+    <w:p>
+      <w:pPr>
+        <w:pStyle w:val="p1"/>
+        <w:spacing w:line="360" w:lineRule="auto"/>
+        <w:jc w:val="both"/>
+        <w:rPr>
+          <w:rFonts w:ascii="Verdana" w:hAnsi="Verdana"/>
+          <w:color w:val="000000" w:themeColor="text1"/>
+          <w:sz w:val="22"/>
+          <w:szCs w:val="22"/>
+        </w:rPr>
+      </w:pPr>
+      <w:r>
+        <w:rPr>
+          <w:rFonts w:ascii="Verdana" w:hAnsi="Verdana"/>
+          <w:color w:val="000000" w:themeColor="text1"/>
+          <w:sz w:val="22"/>
+          <w:szCs w:val="22"/>
+        </w:rPr>
+        <w:t>Systematisches Testen aller Räume und Beheben von Fehlern. Performance-Optimierung</w:t>
+      </w:r>
+      <w:r>
+        <w:rPr>
+          <w:rFonts w:ascii="Verdana" w:hAnsi="Verdana"/>
+          <w:color w:val="000000" w:themeColor="text1"/>
+          <w:sz w:val="22"/>
+          <w:szCs w:val="22"/>
+        </w:rPr>
+        <w:t xml:space="preserve"> </w:t>
+      </w:r>
+      <w:r>
+        <w:rPr>
+          <w:rFonts w:ascii="Verdana" w:hAnsi="Verdana"/>
+          <w:color w:val="000000" w:themeColor="text1"/>
+          <w:sz w:val="22"/>
+          <w:szCs w:val="22"/>
+        </w:rPr>
+        <w:t>und Feinschliff von Code, UI und Benutzererlebnis</w:t>
+      </w:r>
+      <w:r>
+        <w:rPr>
+          <w:rFonts w:ascii="Verdana" w:hAnsi="Verdana"/>
+          <w:color w:val="000000" w:themeColor="text1"/>
+          <w:sz w:val="22"/>
+          <w:szCs w:val="22"/>
+        </w:rPr>
+        <w:t>.</w:t>
+      </w:r>
+    </w:p>
+    <w:p>
+      <w:pPr>
+        <w:pStyle w:val="p1"/>
+        <w:spacing w:line="360" w:lineRule="auto"/>
+        <w:jc w:val="both"/>
+        <w:rPr>
+          <w:rFonts w:ascii="Verdana" w:hAnsi="Verdana"/>
+          <w:color w:val="000000" w:themeColor="text1"/>
+          <w:sz w:val="22"/>
+          <w:szCs w:val="22"/>
+        </w:rPr>
+      </w:pPr>
+    </w:p>
+    <w:p>
+      <w:pPr>
+        <w:pStyle w:val="p1"/>
+        <w:spacing w:line="360" w:lineRule="auto"/>
+        <w:jc w:val="both"/>
+        <w:rPr>
+          <w:rFonts w:ascii="Verdana" w:hAnsi="Verdana"/>
+          <w:b/>
+          <w:bCs/>
+          <w:color w:val="000000" w:themeColor="text1"/>
+          <w:sz w:val="22"/>
+          <w:szCs w:val="22"/>
+        </w:rPr>
+      </w:pPr>
+      <w:r>
+        <w:rPr>
+          <w:rFonts w:ascii="Verdana" w:hAnsi="Verdana"/>
+          <w:b/>
+          <w:bCs/>
+          <w:color w:val="000000" w:themeColor="text1"/>
+          <w:sz w:val="22"/>
+          <w:szCs w:val="22"/>
+        </w:rPr>
+        <w:t>MS3 – Projekteinreichung &amp; Projektende (bis 15.03.2026)</w:t>
+      </w:r>
+    </w:p>
+    <w:p>
+      <w:pPr>
+        <w:pStyle w:val="p1"/>
+        <w:spacing w:line="360" w:lineRule="auto"/>
+        <w:jc w:val="both"/>
+        <w:rPr>
+          <w:rFonts w:ascii="Verdana" w:hAnsi="Verdana"/>
+          <w:color w:val="000000" w:themeColor="text1"/>
+          <w:sz w:val="22"/>
+          <w:szCs w:val="22"/>
+        </w:rPr>
+      </w:pPr>
+      <w:r>
+        <w:rPr>
+          <w:rFonts w:ascii="Verdana" w:hAnsi="Verdana"/>
+          <w:color w:val="000000" w:themeColor="text1"/>
+          <w:sz w:val="22"/>
+          <w:szCs w:val="22"/>
+        </w:rPr>
+        <w:t xml:space="preserve">Abgabe des finalen </w:t>
+      </w:r>
+      <w:proofErr w:type="spellStart"/>
+      <w:r>
+        <w:rPr>
+          <w:rFonts w:ascii="Verdana" w:hAnsi="Verdana"/>
+          <w:color w:val="000000" w:themeColor="text1"/>
+          <w:sz w:val="22"/>
+          <w:szCs w:val="22"/>
+        </w:rPr>
+        <w:t>Builds</w:t>
+      </w:r>
+      <w:proofErr w:type="spellEnd"/>
+      <w:r>
+        <w:rPr>
+          <w:rFonts w:ascii="Verdana" w:hAnsi="Verdana"/>
+          <w:color w:val="000000" w:themeColor="text1"/>
+          <w:sz w:val="22"/>
+          <w:szCs w:val="22"/>
+        </w:rPr>
+        <w:t xml:space="preserve"> und der Projektdokumentation. Mit der fristgerechten</w:t>
+      </w:r>
+    </w:p>
+    <w:p>
+      <w:pPr>
+        <w:pStyle w:val="p1"/>
+        <w:spacing w:line="360" w:lineRule="auto"/>
+        <w:jc w:val="both"/>
+        <w:rPr>
+          <w:rFonts w:ascii="Verdana" w:hAnsi="Verdana"/>
+          <w:color w:val="000000" w:themeColor="text1"/>
+          <w:sz w:val="22"/>
+          <w:szCs w:val="22"/>
+        </w:rPr>
+      </w:pPr>
+      <w:r>
+        <w:rPr>
+          <w:rFonts w:ascii="Verdana" w:hAnsi="Verdana"/>
+          <w:color w:val="000000" w:themeColor="text1"/>
+          <w:sz w:val="22"/>
+          <w:szCs w:val="22"/>
+        </w:rPr>
+        <w:t>Einreichung gilt das Projekt als abgeschlossen.</w:t>
+      </w:r>
+    </w:p>
+    <w:p>
+      <w:pPr>
+        <w:pStyle w:val="p1"/>
+        <w:spacing w:line="360" w:lineRule="auto"/>
+        <w:jc w:val="both"/>
+        <w:rPr>
+          <w:rFonts w:ascii="Verdana" w:hAnsi="Verdana"/>
+          <w:color w:val="000000" w:themeColor="text1"/>
+          <w:sz w:val="22"/>
+          <w:szCs w:val="22"/>
+        </w:rPr>
+      </w:pPr>
+    </w:p>
+    <w:p>
+      <w:pPr>
+        <w:pStyle w:val="p1"/>
+        <w:spacing w:line="360" w:lineRule="auto"/>
+        <w:jc w:val="both"/>
+        <w:rPr>
+          <w:rFonts w:ascii="Verdana" w:hAnsi="Verdana"/>
+          <w:color w:val="153D63" w:themeColor="text2" w:themeTint="E6"/>
+          <w:sz w:val="22"/>
+          <w:szCs w:val="22"/>
+          <w:u w:val="single"/>
+        </w:rPr>
+      </w:pPr>
+      <w:r>
+        <w:rPr>
+          <w:rFonts w:ascii="Verdana" w:hAnsi="Verdana"/>
+          <w:color w:val="153D63" w:themeColor="text2" w:themeTint="E6"/>
+          <w:sz w:val="22"/>
+          <w:szCs w:val="22"/>
+          <w:u w:val="single"/>
+        </w:rPr>
+        <w:t>Auswertung:</w:t>
+      </w:r>
+    </w:p>
+    <w:p>
+      <w:pPr>
+        <w:pStyle w:val="p1"/>
+        <w:spacing w:line="360" w:lineRule="auto"/>
+        <w:jc w:val="both"/>
+        <w:rPr>
+          <w:rFonts w:ascii="Verdana" w:hAnsi="Verdana"/>
+          <w:color w:val="000000" w:themeColor="text1"/>
+          <w:sz w:val="22"/>
+          <w:szCs w:val="22"/>
+        </w:rPr>
+      </w:pPr>
     </w:p>
     <w:p>
       <w:pPr>
         <w:pStyle w:val="Listenabsatz"/>
         <w:numPr>
           <w:ilvl w:val="0"/>
-          <w:numId w:val="1"/>
+          <w:numId w:val="2"/>
         </w:numPr>
         <w:spacing w:line="360" w:lineRule="auto"/>
         <w:jc w:val="both"/>
         <w:rPr>
           <w:rFonts w:ascii="Verdana" w:hAnsi="Verdana"/>
-          <w:color w:val="000000" w:themeColor="text1"/>
-          <w:sz w:val="22"/>
-          <w:szCs w:val="22"/>
-        </w:rPr>
-      </w:pPr>
-      <w:r>
-        <w:rPr>
-          <w:rFonts w:ascii="Verdana" w:hAnsi="Verdana"/>
-          <w:color w:val="000000" w:themeColor="text1"/>
-          <w:sz w:val="22"/>
-          <w:szCs w:val="22"/>
-        </w:rPr>
-        <w:t>Lernerfahrungen</w:t>
+          <w:b/>
+          <w:bCs/>
+          <w:color w:val="153D63" w:themeColor="text2" w:themeTint="E6"/>
+          <w:sz w:val="32"/>
+          <w:szCs w:val="32"/>
+        </w:rPr>
+      </w:pPr>
+      <w:r>
+        <w:rPr>
+          <w:rFonts w:ascii="Verdana" w:hAnsi="Verdana"/>
+          <w:b/>
+          <w:bCs/>
+          <w:color w:val="153D63" w:themeColor="text2" w:themeTint="E6"/>
+          <w:sz w:val="32"/>
+          <w:szCs w:val="32"/>
+        </w:rPr>
+        <w:t>Zukunftsaussichten</w:t>
       </w:r>
     </w:p>
     <w:p>
@@ -938,23 +4873,57 @@
         <w:pStyle w:val="Listenabsatz"/>
         <w:numPr>
           <w:ilvl w:val="0"/>
-          <w:numId w:val="1"/>
+          <w:numId w:val="2"/>
         </w:numPr>
         <w:spacing w:line="360" w:lineRule="auto"/>
         <w:jc w:val="both"/>
         <w:rPr>
           <w:rFonts w:ascii="Verdana" w:hAnsi="Verdana"/>
-          <w:color w:val="000000" w:themeColor="text1"/>
-          <w:sz w:val="22"/>
-          <w:szCs w:val="22"/>
-        </w:rPr>
-      </w:pPr>
-      <w:r>
-        <w:rPr>
-          <w:rFonts w:ascii="Verdana" w:hAnsi="Verdana"/>
-          <w:color w:val="000000" w:themeColor="text1"/>
-          <w:sz w:val="22"/>
-          <w:szCs w:val="22"/>
+          <w:b/>
+          <w:bCs/>
+          <w:color w:val="153D63" w:themeColor="text2" w:themeTint="E6"/>
+          <w:sz w:val="32"/>
+          <w:szCs w:val="32"/>
+        </w:rPr>
+      </w:pPr>
+      <w:r>
+        <w:rPr>
+          <w:rFonts w:ascii="Verdana" w:hAnsi="Verdana"/>
+          <w:b/>
+          <w:bCs/>
+          <w:color w:val="153D63" w:themeColor="text2" w:themeTint="E6"/>
+          <w:sz w:val="32"/>
+          <w:szCs w:val="32"/>
+        </w:rPr>
+        <w:t>Lernerfahrungen</w:t>
+      </w:r>
+    </w:p>
+    <w:p>
+      <w:pPr>
+        <w:pStyle w:val="Listenabsatz"/>
+        <w:numPr>
+          <w:ilvl w:val="0"/>
+          <w:numId w:val="2"/>
+        </w:numPr>
+        <w:spacing w:line="360" w:lineRule="auto"/>
+        <w:jc w:val="both"/>
+        <w:rPr>
+          <w:rFonts w:ascii="Verdana" w:hAnsi="Verdana"/>
+          <w:b/>
+          <w:bCs/>
+          <w:color w:val="153D63" w:themeColor="text2" w:themeTint="E6"/>
+          <w:sz w:val="32"/>
+          <w:szCs w:val="32"/>
+        </w:rPr>
+      </w:pPr>
+      <w:r>
+        <w:rPr>
+          <w:rFonts w:ascii="Verdana" w:hAnsi="Verdana"/>
+          <w:b/>
+          <w:bCs/>
+          <w:color w:val="153D63" w:themeColor="text2" w:themeTint="E6"/>
+          <w:sz w:val="32"/>
+          <w:szCs w:val="32"/>
         </w:rPr>
         <w:t>Quellen</w:t>
       </w:r>
@@ -969,12 +4938,663 @@
 </w:document>
 </file>
 
+<file path=word/endnotes.xml><?xml version="1.0" encoding="utf-8"?>
+<w:endnotes xmlns:wpc="http://schemas.microsoft.com/office/word/2010/wordprocessingCanvas" xmlns:cx="http://schemas.microsoft.com/office/drawing/2014/chartex" xmlns:cx1="http://schemas.microsoft.com/office/drawing/2015/9/8/chartex" xmlns:cx2="http://schemas.microsoft.com/office/drawing/2015/10/21/chartex" xmlns:cx3="http://schemas.microsoft.com/office/drawing/2016/5/9/chartex" xmlns:cx4="http://schemas.microsoft.com/office/drawing/2016/5/10/chartex" xmlns:cx5="http://schemas.microsoft.com/office/drawing/2016/5/11/chartex" xmlns:cx6="http://schemas.microsoft.com/office/drawing/2016/5/12/chartex" xmlns:cx7="http://schemas.microsoft.com/office/drawing/2016/5/13/chartex" xmlns:cx8="http://schemas.microsoft.com/office/drawing/2016/5/14/chartex" xmlns:mc="http://schemas.openxmlformats.org/markup-compatibility/2006" xmlns:aink="http://schemas.microsoft.com/office/drawing/2016/ink" xmlns:am3d="http://schemas.microsoft.com/office/drawing/2017/model3d" xmlns:o="urn:schemas-microsoft-com:office:office" xmlns:oel="http://schemas.microsoft.com/office/2019/extlst" xmlns:r="http://schemas.openxmlformats.org/officeDocument/2006/relationships" xmlns:m="http://schemas.openxmlformats.org/officeDocument/2006/math" xmlns:v="urn:schemas-microsoft-com:vml" xmlns:wp14="http://schemas.microsoft.com/office/word/2010/wordprocessingDrawing" xmlns:wp="http://schemas.openxmlformats.org/drawingml/2006/wordprocessingDrawing" xmlns:w10="urn:schemas-microsoft-com:office:word" xmlns:w="http://schemas.openxmlformats.org/wordprocessingml/2006/main" xmlns:w14="http://schemas.microsoft.com/office/word/2010/wordml" xmlns:w15="http://schemas.microsoft.com/office/word/2012/wordml" xmlns:w16cex="http://schemas.microsoft.com/office/word/2018/wordml/cex" xmlns:w16cid="http://schemas.microsoft.com/office/word/2016/wordml/cid" xmlns:w16="http://schemas.microsoft.com/office/word/2018/wordml" xmlns:w16du="http://schemas.microsoft.com/office/word/2023/wordml/word16du" xmlns:w16sdtdh="http://schemas.microsoft.com/office/word/2020/wordml/sdtdatahash" xmlns:w16sdtfl="http://schemas.microsoft.com/office/word/2024/wordml/sdtformatlock" xmlns:w16se="http://schemas.microsoft.com/office/word/2015/wordml/symex" xmlns:wpg="http://schemas.microsoft.com/office/word/2010/wordprocessingGroup" xmlns:wpi="http://schemas.microsoft.com/office/word/2010/wordprocessingInk" xmlns:wne="http://schemas.microsoft.com/office/word/2006/wordml" xmlns:wps="http://schemas.microsoft.com/office/word/2010/wordprocessingShape" mc:Ignorable="w14 w15 w16se w16cid w16 w16cex w16sdtdh w16sdtfl w16du wp14">
+  <w:endnote w:type="separator" w:id="-1">
+    <w:p>
+      <w:r>
+        <w:separator/>
+      </w:r>
+    </w:p>
+  </w:endnote>
+  <w:endnote w:type="continuationSeparator" w:id="0">
+    <w:p>
+      <w:r>
+        <w:continuationSeparator/>
+      </w:r>
+    </w:p>
+  </w:endnote>
+</w:endnotes>
+</file>
+
+<file path=word/footnotes.xml><?xml version="1.0" encoding="utf-8"?>
+<w:footnotes xmlns:wpc="http://schemas.microsoft.com/office/word/2010/wordprocessingCanvas" xmlns:cx="http://schemas.microsoft.com/office/drawing/2014/chartex" xmlns:cx1="http://schemas.microsoft.com/office/drawing/2015/9/8/chartex" xmlns:cx2="http://schemas.microsoft.com/office/drawing/2015/10/21/chartex" xmlns:cx3="http://schemas.microsoft.com/office/drawing/2016/5/9/chartex" xmlns:cx4="http://schemas.microsoft.com/office/drawing/2016/5/10/chartex" xmlns:cx5="http://schemas.microsoft.com/office/drawing/2016/5/11/chartex" xmlns:cx6="http://schemas.microsoft.com/office/drawing/2016/5/12/chartex" xmlns:cx7="http://schemas.microsoft.com/office/drawing/2016/5/13/chartex" xmlns:cx8="http://schemas.microsoft.com/office/drawing/2016/5/14/chartex" xmlns:mc="http://schemas.openxmlformats.org/markup-compatibility/2006" xmlns:aink="http://schemas.microsoft.com/office/drawing/2016/ink" xmlns:am3d="http://schemas.microsoft.com/office/drawing/2017/model3d" xmlns:o="urn:schemas-microsoft-com:office:office" xmlns:oel="http://schemas.microsoft.com/office/2019/extlst" xmlns:r="http://schemas.openxmlformats.org/officeDocument/2006/relationships" xmlns:m="http://schemas.openxmlformats.org/officeDocument/2006/math" xmlns:v="urn:schemas-microsoft-com:vml" xmlns:wp14="http://schemas.microsoft.com/office/word/2010/wordprocessingDrawing" xmlns:wp="http://schemas.openxmlformats.org/drawingml/2006/wordprocessingDrawing" xmlns:w10="urn:schemas-microsoft-com:office:word" xmlns:w="http://schemas.openxmlformats.org/wordprocessingml/2006/main" xmlns:w14="http://schemas.microsoft.com/office/word/2010/wordml" xmlns:w15="http://schemas.microsoft.com/office/word/2012/wordml" xmlns:w16cex="http://schemas.microsoft.com/office/word/2018/wordml/cex" xmlns:w16cid="http://schemas.microsoft.com/office/word/2016/wordml/cid" xmlns:w16="http://schemas.microsoft.com/office/word/2018/wordml" xmlns:w16du="http://schemas.microsoft.com/office/word/2023/wordml/word16du" xmlns:w16sdtdh="http://schemas.microsoft.com/office/word/2020/wordml/sdtdatahash" xmlns:w16sdtfl="http://schemas.microsoft.com/office/word/2024/wordml/sdtformatlock" xmlns:w16se="http://schemas.microsoft.com/office/word/2015/wordml/symex" xmlns:wpg="http://schemas.microsoft.com/office/word/2010/wordprocessingGroup" xmlns:wpi="http://schemas.microsoft.com/office/word/2010/wordprocessingInk" xmlns:wne="http://schemas.microsoft.com/office/word/2006/wordml" xmlns:wps="http://schemas.microsoft.com/office/word/2010/wordprocessingShape" mc:Ignorable="w14 w15 w16se w16cid w16 w16cex w16sdtdh w16sdtfl w16du wp14">
+  <w:footnote w:type="separator" w:id="-1">
+    <w:p>
+      <w:r>
+        <w:separator/>
+      </w:r>
+    </w:p>
+  </w:footnote>
+  <w:footnote w:type="continuationSeparator" w:id="0">
+    <w:p>
+      <w:r>
+        <w:continuationSeparator/>
+      </w:r>
+    </w:p>
+  </w:footnote>
+</w:footnotes>
+</file>
+
 <file path=word/numbering.xml><?xml version="1.0" encoding="utf-8"?>
 <w:numbering xmlns:wpc="http://schemas.microsoft.com/office/word/2010/wordprocessingCanvas" xmlns:cx="http://schemas.microsoft.com/office/drawing/2014/chartex" xmlns:cx1="http://schemas.microsoft.com/office/drawing/2015/9/8/chartex" xmlns:cx2="http://schemas.microsoft.com/office/drawing/2015/10/21/chartex" xmlns:cx3="http://schemas.microsoft.com/office/drawing/2016/5/9/chartex" xmlns:cx4="http://schemas.microsoft.com/office/drawing/2016/5/10/chartex" xmlns:cx5="http://schemas.microsoft.com/office/drawing/2016/5/11/chartex" xmlns:cx6="http://schemas.microsoft.com/office/drawing/2016/5/12/chartex" xmlns:cx7="http://schemas.microsoft.com/office/drawing/2016/5/13/chartex" xmlns:cx8="http://schemas.microsoft.com/office/drawing/2016/5/14/chartex" xmlns:mc="http://schemas.openxmlformats.org/markup-compatibility/2006" xmlns:aink="http://schemas.microsoft.com/office/drawing/2016/ink" xmlns:am3d="http://schemas.microsoft.com/office/drawing/2017/model3d" xmlns:o="urn:schemas-microsoft-com:office:office" xmlns:oel="http://schemas.microsoft.com/office/2019/extlst" xmlns:r="http://schemas.openxmlformats.org/officeDocument/2006/relationships" xmlns:m="http://schemas.openxmlformats.org/officeDocument/2006/math" xmlns:v="urn:schemas-microsoft-com:vml" xmlns:wp14="http://schemas.microsoft.com/office/word/2010/wordprocessingDrawing" xmlns:wp="http://schemas.openxmlformats.org/drawingml/2006/wordprocessingDrawing" xmlns:w10="urn:schemas-microsoft-com:office:word" xmlns:w="http://schemas.openxmlformats.org/wordprocessingml/2006/main" xmlns:w14="http://schemas.microsoft.com/office/word/2010/wordml" xmlns:w15="http://schemas.microsoft.com/office/word/2012/wordml" xmlns:w16cex="http://schemas.microsoft.com/office/word/2018/wordml/cex" xmlns:w16cid="http://schemas.microsoft.com/office/word/2016/wordml/cid" xmlns:w16="http://schemas.microsoft.com/office/word/2018/wordml" xmlns:w16du="http://schemas.microsoft.com/office/word/2023/wordml/word16du" xmlns:w16sdtdh="http://schemas.microsoft.com/office/word/2020/wordml/sdtdatahash" xmlns:w16sdtfl="http://schemas.microsoft.com/office/word/2024/wordml/sdtformatlock" xmlns:w16se="http://schemas.microsoft.com/office/word/2015/wordml/symex" xmlns:wpg="http://schemas.microsoft.com/office/word/2010/wordprocessingGroup" xmlns:wpi="http://schemas.microsoft.com/office/word/2010/wordprocessingInk" xmlns:wne="http://schemas.microsoft.com/office/word/2006/wordml" xmlns:wps="http://schemas.microsoft.com/office/word/2010/wordprocessingShape" mc:Ignorable="w14 w15 w16se w16cid w16 w16cex w16sdtdh w16sdtfl w16du wp14">
   <w:abstractNum w:abstractNumId="0" w15:restartNumberingAfterBreak="0">
+    <w:nsid w:val="01956DA2"/>
+    <w:multiLevelType w:val="hybridMultilevel"/>
+    <w:tmpl w:val="F17E20FC"/>
+    <w:lvl w:ilvl="0" w:tplc="0407000F">
+      <w:start w:val="1"/>
+      <w:numFmt w:val="decimal"/>
+      <w:lvlText w:val="%1."/>
+      <w:lvlJc w:val="left"/>
+      <w:pPr>
+        <w:ind w:left="360" w:hanging="360"/>
+      </w:pPr>
+      <w:rPr>
+        <w:rFonts w:hint="default"/>
+      </w:rPr>
+    </w:lvl>
+    <w:lvl w:ilvl="1" w:tplc="04070019" w:tentative="1">
+      <w:start w:val="1"/>
+      <w:numFmt w:val="lowerLetter"/>
+      <w:lvlText w:val="%2."/>
+      <w:lvlJc w:val="left"/>
+      <w:pPr>
+        <w:ind w:left="1080" w:hanging="360"/>
+      </w:pPr>
+    </w:lvl>
+    <w:lvl w:ilvl="2" w:tplc="0407001B" w:tentative="1">
+      <w:start w:val="1"/>
+      <w:numFmt w:val="lowerRoman"/>
+      <w:lvlText w:val="%3."/>
+      <w:lvlJc w:val="right"/>
+      <w:pPr>
+        <w:ind w:left="1800" w:hanging="180"/>
+      </w:pPr>
+    </w:lvl>
+    <w:lvl w:ilvl="3" w:tplc="0407000F" w:tentative="1">
+      <w:start w:val="1"/>
+      <w:numFmt w:val="decimal"/>
+      <w:lvlText w:val="%4."/>
+      <w:lvlJc w:val="left"/>
+      <w:pPr>
+        <w:ind w:left="2520" w:hanging="360"/>
+      </w:pPr>
+    </w:lvl>
+    <w:lvl w:ilvl="4" w:tplc="04070019" w:tentative="1">
+      <w:start w:val="1"/>
+      <w:numFmt w:val="lowerLetter"/>
+      <w:lvlText w:val="%5."/>
+      <w:lvlJc w:val="left"/>
+      <w:pPr>
+        <w:ind w:left="3240" w:hanging="360"/>
+      </w:pPr>
+    </w:lvl>
+    <w:lvl w:ilvl="5" w:tplc="0407001B" w:tentative="1">
+      <w:start w:val="1"/>
+      <w:numFmt w:val="lowerRoman"/>
+      <w:lvlText w:val="%6."/>
+      <w:lvlJc w:val="right"/>
+      <w:pPr>
+        <w:ind w:left="3960" w:hanging="180"/>
+      </w:pPr>
+    </w:lvl>
+    <w:lvl w:ilvl="6" w:tplc="0407000F" w:tentative="1">
+      <w:start w:val="1"/>
+      <w:numFmt w:val="decimal"/>
+      <w:lvlText w:val="%7."/>
+      <w:lvlJc w:val="left"/>
+      <w:pPr>
+        <w:ind w:left="4680" w:hanging="360"/>
+      </w:pPr>
+    </w:lvl>
+    <w:lvl w:ilvl="7" w:tplc="04070019" w:tentative="1">
+      <w:start w:val="1"/>
+      <w:numFmt w:val="lowerLetter"/>
+      <w:lvlText w:val="%8."/>
+      <w:lvlJc w:val="left"/>
+      <w:pPr>
+        <w:ind w:left="5400" w:hanging="360"/>
+      </w:pPr>
+    </w:lvl>
+    <w:lvl w:ilvl="8" w:tplc="0407001B" w:tentative="1">
+      <w:start w:val="1"/>
+      <w:numFmt w:val="lowerRoman"/>
+      <w:lvlText w:val="%9."/>
+      <w:lvlJc w:val="right"/>
+      <w:pPr>
+        <w:ind w:left="6120" w:hanging="180"/>
+      </w:pPr>
+    </w:lvl>
+  </w:abstractNum>
+  <w:abstractNum w:abstractNumId="1" w15:restartNumberingAfterBreak="0">
+    <w:nsid w:val="0B404B03"/>
+    <w:multiLevelType w:val="multilevel"/>
+    <w:tmpl w:val="CC045E14"/>
+    <w:lvl w:ilvl="0">
+      <w:start w:val="1"/>
+      <w:numFmt w:val="bullet"/>
+      <w:lvlText w:val=""/>
+      <w:lvlJc w:val="left"/>
+      <w:pPr>
+        <w:tabs>
+          <w:tab w:val="num" w:pos="720"/>
+        </w:tabs>
+        <w:ind w:left="720" w:hanging="360"/>
+      </w:pPr>
+      <w:rPr>
+        <w:rFonts w:ascii="Symbol" w:hAnsi="Symbol" w:hint="default"/>
+        <w:sz w:val="20"/>
+      </w:rPr>
+    </w:lvl>
+    <w:lvl w:ilvl="1">
+      <w:start w:val="1"/>
+      <w:numFmt w:val="bullet"/>
+      <w:lvlText w:val="o"/>
+      <w:lvlJc w:val="left"/>
+      <w:pPr>
+        <w:tabs>
+          <w:tab w:val="num" w:pos="1440"/>
+        </w:tabs>
+        <w:ind w:left="1440" w:hanging="360"/>
+      </w:pPr>
+      <w:rPr>
+        <w:rFonts w:ascii="Courier New" w:hAnsi="Courier New" w:hint="default"/>
+        <w:sz w:val="20"/>
+      </w:rPr>
+    </w:lvl>
+    <w:lvl w:ilvl="2" w:tentative="1">
+      <w:start w:val="1"/>
+      <w:numFmt w:val="bullet"/>
+      <w:lvlText w:val=""/>
+      <w:lvlJc w:val="left"/>
+      <w:pPr>
+        <w:tabs>
+          <w:tab w:val="num" w:pos="2160"/>
+        </w:tabs>
+        <w:ind w:left="2160" w:hanging="360"/>
+      </w:pPr>
+      <w:rPr>
+        <w:rFonts w:ascii="Wingdings" w:hAnsi="Wingdings" w:hint="default"/>
+        <w:sz w:val="20"/>
+      </w:rPr>
+    </w:lvl>
+    <w:lvl w:ilvl="3" w:tentative="1">
+      <w:start w:val="1"/>
+      <w:numFmt w:val="bullet"/>
+      <w:lvlText w:val=""/>
+      <w:lvlJc w:val="left"/>
+      <w:pPr>
+        <w:tabs>
+          <w:tab w:val="num" w:pos="2880"/>
+        </w:tabs>
+        <w:ind w:left="2880" w:hanging="360"/>
+      </w:pPr>
+      <w:rPr>
+        <w:rFonts w:ascii="Wingdings" w:hAnsi="Wingdings" w:hint="default"/>
+        <w:sz w:val="20"/>
+      </w:rPr>
+    </w:lvl>
+    <w:lvl w:ilvl="4" w:tentative="1">
+      <w:start w:val="1"/>
+      <w:numFmt w:val="bullet"/>
+      <w:lvlText w:val=""/>
+      <w:lvlJc w:val="left"/>
+      <w:pPr>
+        <w:tabs>
+          <w:tab w:val="num" w:pos="3600"/>
+        </w:tabs>
+        <w:ind w:left="3600" w:hanging="360"/>
+      </w:pPr>
+      <w:rPr>
+        <w:rFonts w:ascii="Wingdings" w:hAnsi="Wingdings" w:hint="default"/>
+        <w:sz w:val="20"/>
+      </w:rPr>
+    </w:lvl>
+    <w:lvl w:ilvl="5" w:tentative="1">
+      <w:start w:val="1"/>
+      <w:numFmt w:val="bullet"/>
+      <w:lvlText w:val=""/>
+      <w:lvlJc w:val="left"/>
+      <w:pPr>
+        <w:tabs>
+          <w:tab w:val="num" w:pos="4320"/>
+        </w:tabs>
+        <w:ind w:left="4320" w:hanging="360"/>
+      </w:pPr>
+      <w:rPr>
+        <w:rFonts w:ascii="Wingdings" w:hAnsi="Wingdings" w:hint="default"/>
+        <w:sz w:val="20"/>
+      </w:rPr>
+    </w:lvl>
+    <w:lvl w:ilvl="6" w:tentative="1">
+      <w:start w:val="1"/>
+      <w:numFmt w:val="bullet"/>
+      <w:lvlText w:val=""/>
+      <w:lvlJc w:val="left"/>
+      <w:pPr>
+        <w:tabs>
+          <w:tab w:val="num" w:pos="5040"/>
+        </w:tabs>
+        <w:ind w:left="5040" w:hanging="360"/>
+      </w:pPr>
+      <w:rPr>
+        <w:rFonts w:ascii="Wingdings" w:hAnsi="Wingdings" w:hint="default"/>
+        <w:sz w:val="20"/>
+      </w:rPr>
+    </w:lvl>
+    <w:lvl w:ilvl="7" w:tentative="1">
+      <w:start w:val="1"/>
+      <w:numFmt w:val="bullet"/>
+      <w:lvlText w:val=""/>
+      <w:lvlJc w:val="left"/>
+      <w:pPr>
+        <w:tabs>
+          <w:tab w:val="num" w:pos="5760"/>
+        </w:tabs>
+        <w:ind w:left="5760" w:hanging="360"/>
+      </w:pPr>
+      <w:rPr>
+        <w:rFonts w:ascii="Wingdings" w:hAnsi="Wingdings" w:hint="default"/>
+        <w:sz w:val="20"/>
+      </w:rPr>
+    </w:lvl>
+    <w:lvl w:ilvl="8" w:tentative="1">
+      <w:start w:val="1"/>
+      <w:numFmt w:val="bullet"/>
+      <w:lvlText w:val=""/>
+      <w:lvlJc w:val="left"/>
+      <w:pPr>
+        <w:tabs>
+          <w:tab w:val="num" w:pos="6480"/>
+        </w:tabs>
+        <w:ind w:left="6480" w:hanging="360"/>
+      </w:pPr>
+      <w:rPr>
+        <w:rFonts w:ascii="Wingdings" w:hAnsi="Wingdings" w:hint="default"/>
+        <w:sz w:val="20"/>
+      </w:rPr>
+    </w:lvl>
+  </w:abstractNum>
+  <w:abstractNum w:abstractNumId="2" w15:restartNumberingAfterBreak="0">
+    <w:nsid w:val="1135645C"/>
+    <w:multiLevelType w:val="multilevel"/>
+    <w:tmpl w:val="DFEE5C10"/>
+    <w:lvl w:ilvl="0">
+      <w:start w:val="1"/>
+      <w:numFmt w:val="bullet"/>
+      <w:lvlText w:val=""/>
+      <w:lvlJc w:val="left"/>
+      <w:pPr>
+        <w:tabs>
+          <w:tab w:val="num" w:pos="720"/>
+        </w:tabs>
+        <w:ind w:left="720" w:hanging="360"/>
+      </w:pPr>
+      <w:rPr>
+        <w:rFonts w:ascii="Symbol" w:hAnsi="Symbol" w:hint="default"/>
+        <w:sz w:val="20"/>
+      </w:rPr>
+    </w:lvl>
+    <w:lvl w:ilvl="1">
+      <w:start w:val="1"/>
+      <w:numFmt w:val="bullet"/>
+      <w:lvlText w:val="o"/>
+      <w:lvlJc w:val="left"/>
+      <w:pPr>
+        <w:tabs>
+          <w:tab w:val="num" w:pos="1440"/>
+        </w:tabs>
+        <w:ind w:left="1440" w:hanging="360"/>
+      </w:pPr>
+      <w:rPr>
+        <w:rFonts w:ascii="Courier New" w:hAnsi="Courier New" w:hint="default"/>
+        <w:sz w:val="20"/>
+      </w:rPr>
+    </w:lvl>
+    <w:lvl w:ilvl="2" w:tentative="1">
+      <w:start w:val="1"/>
+      <w:numFmt w:val="bullet"/>
+      <w:lvlText w:val=""/>
+      <w:lvlJc w:val="left"/>
+      <w:pPr>
+        <w:tabs>
+          <w:tab w:val="num" w:pos="2160"/>
+        </w:tabs>
+        <w:ind w:left="2160" w:hanging="360"/>
+      </w:pPr>
+      <w:rPr>
+        <w:rFonts w:ascii="Wingdings" w:hAnsi="Wingdings" w:hint="default"/>
+        <w:sz w:val="20"/>
+      </w:rPr>
+    </w:lvl>
+    <w:lvl w:ilvl="3" w:tentative="1">
+      <w:start w:val="1"/>
+      <w:numFmt w:val="bullet"/>
+      <w:lvlText w:val=""/>
+      <w:lvlJc w:val="left"/>
+      <w:pPr>
+        <w:tabs>
+          <w:tab w:val="num" w:pos="2880"/>
+        </w:tabs>
+        <w:ind w:left="2880" w:hanging="360"/>
+      </w:pPr>
+      <w:rPr>
+        <w:rFonts w:ascii="Wingdings" w:hAnsi="Wingdings" w:hint="default"/>
+        <w:sz w:val="20"/>
+      </w:rPr>
+    </w:lvl>
+    <w:lvl w:ilvl="4" w:tentative="1">
+      <w:start w:val="1"/>
+      <w:numFmt w:val="bullet"/>
+      <w:lvlText w:val=""/>
+      <w:lvlJc w:val="left"/>
+      <w:pPr>
+        <w:tabs>
+          <w:tab w:val="num" w:pos="3600"/>
+        </w:tabs>
+        <w:ind w:left="3600" w:hanging="360"/>
+      </w:pPr>
+      <w:rPr>
+        <w:rFonts w:ascii="Wingdings" w:hAnsi="Wingdings" w:hint="default"/>
+        <w:sz w:val="20"/>
+      </w:rPr>
+    </w:lvl>
+    <w:lvl w:ilvl="5" w:tentative="1">
+      <w:start w:val="1"/>
+      <w:numFmt w:val="bullet"/>
+      <w:lvlText w:val=""/>
+      <w:lvlJc w:val="left"/>
+      <w:pPr>
+        <w:tabs>
+          <w:tab w:val="num" w:pos="4320"/>
+        </w:tabs>
+        <w:ind w:left="4320" w:hanging="360"/>
+      </w:pPr>
+      <w:rPr>
+        <w:rFonts w:ascii="Wingdings" w:hAnsi="Wingdings" w:hint="default"/>
+        <w:sz w:val="20"/>
+      </w:rPr>
+    </w:lvl>
+    <w:lvl w:ilvl="6" w:tentative="1">
+      <w:start w:val="1"/>
+      <w:numFmt w:val="bullet"/>
+      <w:lvlText w:val=""/>
+      <w:lvlJc w:val="left"/>
+      <w:pPr>
+        <w:tabs>
+          <w:tab w:val="num" w:pos="5040"/>
+        </w:tabs>
+        <w:ind w:left="5040" w:hanging="360"/>
+      </w:pPr>
+      <w:rPr>
+        <w:rFonts w:ascii="Wingdings" w:hAnsi="Wingdings" w:hint="default"/>
+        <w:sz w:val="20"/>
+      </w:rPr>
+    </w:lvl>
+    <w:lvl w:ilvl="7" w:tentative="1">
+      <w:start w:val="1"/>
+      <w:numFmt w:val="bullet"/>
+      <w:lvlText w:val=""/>
+      <w:lvlJc w:val="left"/>
+      <w:pPr>
+        <w:tabs>
+          <w:tab w:val="num" w:pos="5760"/>
+        </w:tabs>
+        <w:ind w:left="5760" w:hanging="360"/>
+      </w:pPr>
+      <w:rPr>
+        <w:rFonts w:ascii="Wingdings" w:hAnsi="Wingdings" w:hint="default"/>
+        <w:sz w:val="20"/>
+      </w:rPr>
+    </w:lvl>
+    <w:lvl w:ilvl="8" w:tentative="1">
+      <w:start w:val="1"/>
+      <w:numFmt w:val="bullet"/>
+      <w:lvlText w:val=""/>
+      <w:lvlJc w:val="left"/>
+      <w:pPr>
+        <w:tabs>
+          <w:tab w:val="num" w:pos="6480"/>
+        </w:tabs>
+        <w:ind w:left="6480" w:hanging="360"/>
+      </w:pPr>
+      <w:rPr>
+        <w:rFonts w:ascii="Wingdings" w:hAnsi="Wingdings" w:hint="default"/>
+        <w:sz w:val="20"/>
+      </w:rPr>
+    </w:lvl>
+  </w:abstractNum>
+  <w:abstractNum w:abstractNumId="3" w15:restartNumberingAfterBreak="0">
+    <w:nsid w:val="19F34304"/>
+    <w:multiLevelType w:val="hybridMultilevel"/>
+    <w:tmpl w:val="87A2CA14"/>
+    <w:lvl w:ilvl="0" w:tplc="04070001">
+      <w:start w:val="1"/>
+      <w:numFmt w:val="bullet"/>
+      <w:lvlText w:val=""/>
+      <w:lvlJc w:val="left"/>
+      <w:pPr>
+        <w:ind w:left="360" w:hanging="360"/>
+      </w:pPr>
+      <w:rPr>
+        <w:rFonts w:ascii="Symbol" w:hAnsi="Symbol" w:hint="default"/>
+      </w:rPr>
+    </w:lvl>
+    <w:lvl w:ilvl="1" w:tplc="04070003">
+      <w:start w:val="1"/>
+      <w:numFmt w:val="bullet"/>
+      <w:lvlText w:val="o"/>
+      <w:lvlJc w:val="left"/>
+      <w:pPr>
+        <w:ind w:left="1080" w:hanging="360"/>
+      </w:pPr>
+      <w:rPr>
+        <w:rFonts w:ascii="Courier New" w:hAnsi="Courier New" w:hint="default"/>
+      </w:rPr>
+    </w:lvl>
+    <w:lvl w:ilvl="2" w:tplc="04070005" w:tentative="1">
+      <w:start w:val="1"/>
+      <w:numFmt w:val="bullet"/>
+      <w:lvlText w:val=""/>
+      <w:lvlJc w:val="left"/>
+      <w:pPr>
+        <w:ind w:left="1800" w:hanging="360"/>
+      </w:pPr>
+      <w:rPr>
+        <w:rFonts w:ascii="Wingdings" w:hAnsi="Wingdings" w:hint="default"/>
+      </w:rPr>
+    </w:lvl>
+    <w:lvl w:ilvl="3" w:tplc="04070001" w:tentative="1">
+      <w:start w:val="1"/>
+      <w:numFmt w:val="bullet"/>
+      <w:lvlText w:val=""/>
+      <w:lvlJc w:val="left"/>
+      <w:pPr>
+        <w:ind w:left="2520" w:hanging="360"/>
+      </w:pPr>
+      <w:rPr>
+        <w:rFonts w:ascii="Symbol" w:hAnsi="Symbol" w:hint="default"/>
+      </w:rPr>
+    </w:lvl>
+    <w:lvl w:ilvl="4" w:tplc="04070003" w:tentative="1">
+      <w:start w:val="1"/>
+      <w:numFmt w:val="bullet"/>
+      <w:lvlText w:val="o"/>
+      <w:lvlJc w:val="left"/>
+      <w:pPr>
+        <w:ind w:left="3240" w:hanging="360"/>
+      </w:pPr>
+      <w:rPr>
+        <w:rFonts w:ascii="Courier New" w:hAnsi="Courier New" w:hint="default"/>
+      </w:rPr>
+    </w:lvl>
+    <w:lvl w:ilvl="5" w:tplc="04070005" w:tentative="1">
+      <w:start w:val="1"/>
+      <w:numFmt w:val="bullet"/>
+      <w:lvlText w:val=""/>
+      <w:lvlJc w:val="left"/>
+      <w:pPr>
+        <w:ind w:left="3960" w:hanging="360"/>
+      </w:pPr>
+      <w:rPr>
+        <w:rFonts w:ascii="Wingdings" w:hAnsi="Wingdings" w:hint="default"/>
+      </w:rPr>
+    </w:lvl>
+    <w:lvl w:ilvl="6" w:tplc="04070001" w:tentative="1">
+      <w:start w:val="1"/>
+      <w:numFmt w:val="bullet"/>
+      <w:lvlText w:val=""/>
+      <w:lvlJc w:val="left"/>
+      <w:pPr>
+        <w:ind w:left="4680" w:hanging="360"/>
+      </w:pPr>
+      <w:rPr>
+        <w:rFonts w:ascii="Symbol" w:hAnsi="Symbol" w:hint="default"/>
+      </w:rPr>
+    </w:lvl>
+    <w:lvl w:ilvl="7" w:tplc="04070003" w:tentative="1">
+      <w:start w:val="1"/>
+      <w:numFmt w:val="bullet"/>
+      <w:lvlText w:val="o"/>
+      <w:lvlJc w:val="left"/>
+      <w:pPr>
+        <w:ind w:left="5400" w:hanging="360"/>
+      </w:pPr>
+      <w:rPr>
+        <w:rFonts w:ascii="Courier New" w:hAnsi="Courier New" w:hint="default"/>
+      </w:rPr>
+    </w:lvl>
+    <w:lvl w:ilvl="8" w:tplc="04070005" w:tentative="1">
+      <w:start w:val="1"/>
+      <w:numFmt w:val="bullet"/>
+      <w:lvlText w:val=""/>
+      <w:lvlJc w:val="left"/>
+      <w:pPr>
+        <w:ind w:left="6120" w:hanging="360"/>
+      </w:pPr>
+      <w:rPr>
+        <w:rFonts w:ascii="Wingdings" w:hAnsi="Wingdings" w:hint="default"/>
+      </w:rPr>
+    </w:lvl>
+  </w:abstractNum>
+  <w:abstractNum w:abstractNumId="4" w15:restartNumberingAfterBreak="0">
+    <w:nsid w:val="35552B77"/>
+    <w:multiLevelType w:val="hybridMultilevel"/>
+    <w:tmpl w:val="3F70F6EC"/>
+    <w:lvl w:ilvl="0" w:tplc="04070001">
+      <w:start w:val="1"/>
+      <w:numFmt w:val="bullet"/>
+      <w:lvlText w:val=""/>
+      <w:lvlJc w:val="left"/>
+      <w:pPr>
+        <w:ind w:left="360" w:hanging="360"/>
+      </w:pPr>
+      <w:rPr>
+        <w:rFonts w:ascii="Symbol" w:hAnsi="Symbol" w:hint="default"/>
+      </w:rPr>
+    </w:lvl>
+    <w:lvl w:ilvl="1" w:tplc="04070003">
+      <w:start w:val="1"/>
+      <w:numFmt w:val="bullet"/>
+      <w:lvlText w:val="o"/>
+      <w:lvlJc w:val="left"/>
+      <w:pPr>
+        <w:ind w:left="1080" w:hanging="360"/>
+      </w:pPr>
+      <w:rPr>
+        <w:rFonts w:ascii="Courier New" w:hAnsi="Courier New" w:hint="default"/>
+      </w:rPr>
+    </w:lvl>
+    <w:lvl w:ilvl="2" w:tplc="04070005" w:tentative="1">
+      <w:start w:val="1"/>
+      <w:numFmt w:val="bullet"/>
+      <w:lvlText w:val=""/>
+      <w:lvlJc w:val="left"/>
+      <w:pPr>
+        <w:ind w:left="1800" w:hanging="360"/>
+      </w:pPr>
+      <w:rPr>
+        <w:rFonts w:ascii="Wingdings" w:hAnsi="Wingdings" w:hint="default"/>
+      </w:rPr>
+    </w:lvl>
+    <w:lvl w:ilvl="3" w:tplc="04070001" w:tentative="1">
+      <w:start w:val="1"/>
+      <w:numFmt w:val="bullet"/>
+      <w:lvlText w:val=""/>
+      <w:lvlJc w:val="left"/>
+      <w:pPr>
+        <w:ind w:left="2520" w:hanging="360"/>
+      </w:pPr>
+      <w:rPr>
+        <w:rFonts w:ascii="Symbol" w:hAnsi="Symbol" w:hint="default"/>
+      </w:rPr>
+    </w:lvl>
+    <w:lvl w:ilvl="4" w:tplc="04070003" w:tentative="1">
+      <w:start w:val="1"/>
+      <w:numFmt w:val="bullet"/>
+      <w:lvlText w:val="o"/>
+      <w:lvlJc w:val="left"/>
+      <w:pPr>
+        <w:ind w:left="3240" w:hanging="360"/>
+      </w:pPr>
+      <w:rPr>
+        <w:rFonts w:ascii="Courier New" w:hAnsi="Courier New" w:hint="default"/>
+      </w:rPr>
+    </w:lvl>
+    <w:lvl w:ilvl="5" w:tplc="04070005" w:tentative="1">
+      <w:start w:val="1"/>
+      <w:numFmt w:val="bullet"/>
+      <w:lvlText w:val=""/>
+      <w:lvlJc w:val="left"/>
+      <w:pPr>
+        <w:ind w:left="3960" w:hanging="360"/>
+      </w:pPr>
+      <w:rPr>
+        <w:rFonts w:ascii="Wingdings" w:hAnsi="Wingdings" w:hint="default"/>
+      </w:rPr>
+    </w:lvl>
+    <w:lvl w:ilvl="6" w:tplc="04070001" w:tentative="1">
+      <w:start w:val="1"/>
+      <w:numFmt w:val="bullet"/>
+      <w:lvlText w:val=""/>
+      <w:lvlJc w:val="left"/>
+      <w:pPr>
+        <w:ind w:left="4680" w:hanging="360"/>
+      </w:pPr>
+      <w:rPr>
+        <w:rFonts w:ascii="Symbol" w:hAnsi="Symbol" w:hint="default"/>
+      </w:rPr>
+    </w:lvl>
+    <w:lvl w:ilvl="7" w:tplc="04070003" w:tentative="1">
+      <w:start w:val="1"/>
+      <w:numFmt w:val="bullet"/>
+      <w:lvlText w:val="o"/>
+      <w:lvlJc w:val="left"/>
+      <w:pPr>
+        <w:ind w:left="5400" w:hanging="360"/>
+      </w:pPr>
+      <w:rPr>
+        <w:rFonts w:ascii="Courier New" w:hAnsi="Courier New" w:hint="default"/>
+      </w:rPr>
+    </w:lvl>
+    <w:lvl w:ilvl="8" w:tplc="04070005" w:tentative="1">
+      <w:start w:val="1"/>
+      <w:numFmt w:val="bullet"/>
+      <w:lvlText w:val=""/>
+      <w:lvlJc w:val="left"/>
+      <w:pPr>
+        <w:ind w:left="6120" w:hanging="360"/>
+      </w:pPr>
+      <w:rPr>
+        <w:rFonts w:ascii="Wingdings" w:hAnsi="Wingdings" w:hint="default"/>
+      </w:rPr>
+    </w:lvl>
+  </w:abstractNum>
+  <w:abstractNum w:abstractNumId="5" w15:restartNumberingAfterBreak="0">
     <w:nsid w:val="57A76685"/>
     <w:multiLevelType w:val="hybridMultilevel"/>
-    <w:tmpl w:val="A0FED9F0"/>
+    <w:tmpl w:val="0D246750"/>
     <w:lvl w:ilvl="0" w:tplc="0407000F">
       <w:start w:val="1"/>
       <w:numFmt w:val="decimal"/>
@@ -1058,7 +5678,22 @@
     </w:lvl>
   </w:abstractNum>
   <w:num w:numId="1" w16cid:durableId="588775902">
+    <w:abstractNumId w:val="5"/>
+  </w:num>
+  <w:num w:numId="2" w16cid:durableId="1792085946">
     <w:abstractNumId w:val="0"/>
+  </w:num>
+  <w:num w:numId="3" w16cid:durableId="653753483">
+    <w:abstractNumId w:val="2"/>
+  </w:num>
+  <w:num w:numId="4" w16cid:durableId="1798599831">
+    <w:abstractNumId w:val="3"/>
+  </w:num>
+  <w:num w:numId="5" w16cid:durableId="1072385892">
+    <w:abstractNumId w:val="1"/>
+  </w:num>
+  <w:num w:numId="6" w16cid:durableId="2077194312">
+    <w:abstractNumId w:val="4"/>
   </w:num>
 </w:numbering>
 </file>
@@ -1975,6 +6610,99 @@
       <w:spacing w:val="5"/>
     </w:rPr>
   </w:style>
+  <w:style w:type="paragraph" w:customStyle="1" w:styleId="p1">
+    <w:name w:val="p1"/>
+    <w:basedOn w:val="Standard"/>
+    <w:rsid w:val="005510CD"/>
+    <w:rPr>
+      <w:rFonts w:ascii="Microsoft Sans Serif" w:eastAsia="Times New Roman" w:hAnsi="Microsoft Sans Serif" w:cs="Microsoft Sans Serif"/>
+      <w:color w:val="1C1831"/>
+      <w:kern w:val="0"/>
+      <w:sz w:val="18"/>
+      <w:szCs w:val="18"/>
+      <w:lang w:eastAsia="de-DE"/>
+      <w14:ligatures w14:val="none"/>
+    </w:rPr>
+  </w:style>
+  <w:style w:type="character" w:customStyle="1" w:styleId="s2">
+    <w:name w:val="s2"/>
+    <w:basedOn w:val="Absatz-Standardschriftart"/>
+    <w:rsid w:val="005510CD"/>
+    <w:rPr>
+      <w:rFonts w:ascii="Century Gothic" w:hAnsi="Century Gothic" w:hint="default"/>
+      <w:color w:val="FFFFFF"/>
+      <w:sz w:val="27"/>
+      <w:szCs w:val="27"/>
+    </w:rPr>
+  </w:style>
+  <w:style w:type="paragraph" w:styleId="Kopfzeile">
+    <w:name w:val="header"/>
+    <w:basedOn w:val="Standard"/>
+    <w:link w:val="KopfzeileZchn"/>
+    <w:uiPriority w:val="99"/>
+    <w:unhideWhenUsed/>
+    <w:rsid w:val="001D6E76"/>
+    <w:pPr>
+      <w:tabs>
+        <w:tab w:val="center" w:pos="4536"/>
+        <w:tab w:val="right" w:pos="9072"/>
+      </w:tabs>
+    </w:pPr>
+  </w:style>
+  <w:style w:type="character" w:customStyle="1" w:styleId="KopfzeileZchn">
+    <w:name w:val="Kopfzeile Zchn"/>
+    <w:basedOn w:val="Absatz-Standardschriftart"/>
+    <w:link w:val="Kopfzeile"/>
+    <w:uiPriority w:val="99"/>
+    <w:rsid w:val="001D6E76"/>
+  </w:style>
+  <w:style w:type="paragraph" w:styleId="Fuzeile">
+    <w:name w:val="footer"/>
+    <w:basedOn w:val="Standard"/>
+    <w:link w:val="FuzeileZchn"/>
+    <w:uiPriority w:val="99"/>
+    <w:unhideWhenUsed/>
+    <w:rsid w:val="001D6E76"/>
+    <w:pPr>
+      <w:tabs>
+        <w:tab w:val="center" w:pos="4536"/>
+        <w:tab w:val="right" w:pos="9072"/>
+      </w:tabs>
+    </w:pPr>
+  </w:style>
+  <w:style w:type="character" w:customStyle="1" w:styleId="FuzeileZchn">
+    <w:name w:val="Fußzeile Zchn"/>
+    <w:basedOn w:val="Absatz-Standardschriftart"/>
+    <w:link w:val="Fuzeile"/>
+    <w:uiPriority w:val="99"/>
+    <w:rsid w:val="001D6E76"/>
+  </w:style>
+  <w:style w:type="character" w:customStyle="1" w:styleId="s1">
+    <w:name w:val="s1"/>
+    <w:basedOn w:val="Absatz-Standardschriftart"/>
+    <w:rsid w:val="004A4185"/>
+  </w:style>
+  <w:style w:type="character" w:customStyle="1" w:styleId="apple-converted-space">
+    <w:name w:val="apple-converted-space"/>
+    <w:basedOn w:val="Absatz-Standardschriftart"/>
+    <w:rsid w:val="004A4185"/>
+  </w:style>
+  <w:style w:type="table" w:styleId="Tabellenraster">
+    <w:name w:val="Table Grid"/>
+    <w:basedOn w:val="NormaleTabelle"/>
+    <w:uiPriority w:val="39"/>
+    <w:rsid w:val="00983B22"/>
+    <w:tblPr>
+      <w:tblBorders>
+        <w:top w:val="single" w:sz="4" w:space="0" w:color="auto"/>
+        <w:left w:val="single" w:sz="4" w:space="0" w:color="auto"/>
+        <w:bottom w:val="single" w:sz="4" w:space="0" w:color="auto"/>
+        <w:right w:val="single" w:sz="4" w:space="0" w:color="auto"/>
+        <w:insideH w:val="single" w:sz="4" w:space="0" w:color="auto"/>
+        <w:insideV w:val="single" w:sz="4" w:space="0" w:color="auto"/>
+      </w:tblBorders>
+    </w:tblPr>
+  </w:style>
 </w:styles>
 </file>
 
